--- a/plantillas/manifestacion_efectivopolicial.docx
+++ b/plantillas/manifestacion_efectivopolicial.docx
@@ -42,7 +42,7 @@
                 <w:rFonts w:ascii="Arial" w:hAnsi="Arial" w:cs="Arial"/>
                 <w:b/>
                 <w:bCs/>
-                <w:color w:val="000000" w:themeColor="text1"/>
+                <w:color w:val="EE0000"/>
                 <w:u w:val="single"/>
                 <w:lang w:val="es-ES_tradnl"/>
               </w:rPr>
@@ -52,7 +52,7 @@
                 <w:rFonts w:ascii="Arial" w:hAnsi="Arial" w:cs="Arial"/>
                 <w:b/>
                 <w:bCs/>
-                <w:color w:val="000000" w:themeColor="text1"/>
+                <w:color w:val="EE0000"/>
                 <w:u w:val="single"/>
                 <w:lang w:val="es-ES_tradnl"/>
               </w:rPr>
@@ -63,7 +63,7 @@
                 <w:rFonts w:ascii="Arial" w:hAnsi="Arial" w:cs="Arial"/>
                 <w:b/>
                 <w:bCs/>
-                <w:color w:val="000000" w:themeColor="text1"/>
+                <w:color w:val="EE0000"/>
                 <w:u w:val="single"/>
                 <w:lang w:val="es-ES_tradnl"/>
               </w:rPr>
@@ -74,7 +74,7 @@
                 <w:rFonts w:ascii="Arial" w:hAnsi="Arial" w:cs="Arial"/>
                 <w:b/>
                 <w:bCs/>
-                <w:color w:val="000000" w:themeColor="text1"/>
+                <w:color w:val="EE0000"/>
                 <w:u w:val="single"/>
                 <w:lang w:val="es-ES_tradnl"/>
               </w:rPr>
@@ -85,7 +85,7 @@
                 <w:rFonts w:ascii="Arial" w:hAnsi="Arial" w:cs="Arial"/>
                 <w:b/>
                 <w:bCs/>
-                <w:color w:val="000000" w:themeColor="text1"/>
+                <w:color w:val="EE0000"/>
                 <w:u w:val="single"/>
                 <w:lang w:val="es-ES_tradnl"/>
               </w:rPr>
@@ -96,87 +96,43 @@
                 <w:rFonts w:ascii="Arial" w:hAnsi="Arial" w:cs="Arial"/>
                 <w:b/>
                 <w:bCs/>
-                <w:color w:val="000000" w:themeColor="text1"/>
+                <w:color w:val="EE0000"/>
                 <w:u w:val="single"/>
                 <w:lang w:val="es-ES_tradnl"/>
               </w:rPr>
-              <w:t>${policia_nombres}</w:t>
-            </w:r>
-            <w:r>
-              <w:rPr>
-                <w:rFonts w:ascii="Arial" w:hAnsi="Arial" w:cs="Arial"/>
-                <w:b/>
-                <w:bCs/>
-                <w:color w:val="000000" w:themeColor="text1"/>
+              <w:t xml:space="preserve">${policia_nombres} ${policia_apellidos}  </w:t>
+            </w:r>
+            <w:r>
+              <w:rPr>
+                <w:rFonts w:ascii="Arial" w:hAnsi="Arial" w:cs="Arial"/>
+                <w:b/>
+                <w:bCs/>
+                <w:color w:val="EE0000"/>
                 <w:u w:val="single"/>
                 <w:lang w:val="es-ES_tradnl"/>
               </w:rPr>
-              <w:t xml:space="preserve"> </w:t>
-            </w:r>
-            <w:r>
-              <w:rPr>
-                <w:rFonts w:ascii="Arial" w:hAnsi="Arial" w:cs="Arial"/>
-                <w:b/>
-                <w:bCs/>
-                <w:color w:val="000000" w:themeColor="text1"/>
+              <w:t>(</w:t>
+            </w:r>
+            <w:r>
+              <w:rPr>
+                <w:rFonts w:ascii="Arial" w:hAnsi="Arial" w:cs="Arial"/>
+                <w:b/>
+                <w:bCs/>
+                <w:color w:val="EE0000"/>
                 <w:u w:val="single"/>
                 <w:lang w:val="es-ES_tradnl"/>
               </w:rPr>
-              <w:t>${policia_apellidos}</w:t>
-            </w:r>
-            <w:r>
-              <w:rPr>
-                <w:rFonts w:ascii="Arial" w:hAnsi="Arial" w:cs="Arial"/>
-                <w:b/>
-                <w:bCs/>
-                <w:color w:val="000000" w:themeColor="text1"/>
+              <w:t>${policia_edad_al_accidente}</w:t>
+            </w:r>
+            <w:r>
+              <w:rPr>
+                <w:rFonts w:ascii="Arial" w:hAnsi="Arial" w:cs="Arial"/>
+                <w:b/>
+                <w:bCs/>
+                <w:color w:val="EE0000"/>
                 <w:u w:val="single"/>
                 <w:lang w:val="es-ES_tradnl"/>
               </w:rPr>
-              <w:t xml:space="preserve"> </w:t>
-            </w:r>
-            <w:r>
-              <w:rPr>
-                <w:rFonts w:ascii="Arial" w:hAnsi="Arial" w:cs="Arial"/>
-                <w:b/>
-                <w:bCs/>
-                <w:color w:val="000000" w:themeColor="text1"/>
-                <w:u w:val="single"/>
-                <w:lang w:val="es-ES_tradnl"/>
-              </w:rPr>
-              <w:t xml:space="preserve"> </w:t>
-            </w:r>
-            <w:r>
-              <w:rPr>
-                <w:rFonts w:ascii="Arial" w:hAnsi="Arial" w:cs="Arial"/>
-                <w:b/>
-                <w:bCs/>
-                <w:color w:val="000000" w:themeColor="text1"/>
-                <w:u w:val="single"/>
-                <w:lang w:val="es-ES_tradnl"/>
-              </w:rPr>
-              <w:t>(</w:t>
-            </w:r>
-            <w:r>
-              <w:rPr>
-                <w:rFonts w:ascii="Arial" w:hAnsi="Arial" w:cs="Arial"/>
-                <w:b/>
-                <w:bCs/>
-                <w:color w:val="000000" w:themeColor="text1"/>
-                <w:u w:val="single"/>
-                <w:lang w:val="es-ES_tradnl"/>
-              </w:rPr>
-              <w:t>${policia_edad_al_accidente}</w:t>
-            </w:r>
-            <w:r>
-              <w:rPr>
-                <w:rFonts w:ascii="Arial" w:hAnsi="Arial" w:cs="Arial"/>
-                <w:b/>
-                <w:bCs/>
-                <w:color w:val="000000" w:themeColor="text1"/>
-                <w:u w:val="single"/>
-                <w:lang w:val="es-ES_tradnl"/>
-              </w:rPr>
               <w:t>)</w:t>
             </w:r>
           </w:p>
@@ -184,6 +140,7 @@
             <w:pPr>
               <w:rPr>
                 <w:rFonts w:ascii="Arial" w:hAnsi="Arial" w:cs="Arial"/>
+                <w:color w:val="EE0000"/>
                 <w:lang w:val="es-ES_tradnl"/>
               </w:rPr>
             </w:pPr>
@@ -201,14 +158,15 @@
               <w:jc w:val="both"/>
               <w:rPr>
                 <w:rFonts w:ascii="Arial" w:hAnsi="Arial" w:cs="Arial"/>
-                <w:lang w:val="es-ES_tradnl"/>
-              </w:rPr>
-            </w:pPr>
-            <w:r>
-              <w:rPr>
-                <w:rFonts w:ascii="Arial" w:hAnsi="Arial" w:cs="Arial"/>
-                <w:bCs/>
-                <w:color w:val="000000" w:themeColor="text1"/>
+                <w:color w:val="EE0000"/>
+                <w:lang w:val="es-ES_tradnl"/>
+              </w:rPr>
+            </w:pPr>
+            <w:r>
+              <w:rPr>
+                <w:rFonts w:ascii="Arial" w:hAnsi="Arial" w:cs="Arial"/>
+                <w:bCs/>
+                <w:color w:val="EE0000"/>
                 <w:lang w:val="es-ES_tradnl"/>
               </w:rPr>
               <w:t xml:space="preserve">--- En el Distrito Santa Rosa, siendo las </w:t>
@@ -217,53 +175,16 @@
               <w:rPr>
                 <w:rFonts w:ascii="Arial" w:hAnsi="Arial" w:cs="Arial"/>
                 <w:bCs/>
-                <w:color w:val="000000" w:themeColor="text1"/>
-                <w:lang w:val="es-ES_tradnl"/>
-              </w:rPr>
-              <w:fldChar w:fldCharType="begin"/>
-            </w:r>
-            <w:r>
-              <w:rPr>
-                <w:rFonts w:ascii="Arial" w:hAnsi="Arial" w:cs="Arial"/>
-                <w:bCs/>
-                <w:color w:val="000000" w:themeColor="text1"/>
-                <w:lang w:val="es-ES_tradnl"/>
-              </w:rPr>
-              <w:instrText xml:space="preserve"> MERGEFIELD "HORA_INICIO_MANI_POLICIA" </w:instrText>
-            </w:r>
-            <w:r>
-              <w:rPr>
-                <w:rFonts w:ascii="Arial" w:hAnsi="Arial" w:cs="Arial"/>
-                <w:bCs/>
-                <w:color w:val="000000" w:themeColor="text1"/>
-                <w:lang w:val="es-ES_tradnl"/>
-              </w:rPr>
-              <w:fldChar w:fldCharType="separate"/>
-            </w:r>
-            <w:r>
-              <w:rPr>
-                <w:rFonts w:ascii="Arial" w:hAnsi="Arial" w:cs="Arial"/>
-                <w:bCs/>
-                <w:noProof/>
-                <w:color w:val="000000" w:themeColor="text1"/>
-                <w:lang w:val="es-ES_tradnl"/>
-              </w:rPr>
-              <w:t>14:20</w:t>
-            </w:r>
-            <w:r>
-              <w:rPr>
-                <w:rFonts w:ascii="Arial" w:hAnsi="Arial" w:cs="Arial"/>
-                <w:bCs/>
-                <w:color w:val="000000" w:themeColor="text1"/>
-                <w:lang w:val="es-ES_tradnl"/>
-              </w:rPr>
-              <w:fldChar w:fldCharType="end"/>
-            </w:r>
-            <w:r>
-              <w:rPr>
-                <w:rFonts w:ascii="Arial" w:hAnsi="Arial" w:cs="Arial"/>
-                <w:bCs/>
-                <w:color w:val="000000" w:themeColor="text1"/>
+                <w:color w:val="EE0000"/>
+                <w:lang w:val="es-ES_tradnl"/>
+              </w:rPr>
+              <w:t>${manifestacion_hora_inicio}</w:t>
+            </w:r>
+            <w:r>
+              <w:rPr>
+                <w:rFonts w:ascii="Arial" w:hAnsi="Arial" w:cs="Arial"/>
+                <w:bCs/>
+                <w:color w:val="EE0000"/>
                 <w:lang w:val="es-ES_tradnl"/>
               </w:rPr>
               <w:t xml:space="preserve"> </w:t>
@@ -272,7 +193,7 @@
               <w:rPr>
                 <w:rFonts w:ascii="Arial" w:hAnsi="Arial" w:cs="Arial"/>
                 <w:bCs/>
-                <w:color w:val="000000" w:themeColor="text1"/>
+                <w:color w:val="EE0000"/>
                 <w:lang w:val="es-ES_tradnl"/>
               </w:rPr>
               <w:t xml:space="preserve">horas, del día </w:t>
@@ -281,53 +202,16 @@
               <w:rPr>
                 <w:rFonts w:ascii="Arial" w:hAnsi="Arial" w:cs="Arial"/>
                 <w:bCs/>
-                <w:color w:val="000000" w:themeColor="text1"/>
-                <w:lang w:val="es-ES_tradnl"/>
-              </w:rPr>
-              <w:fldChar w:fldCharType="begin"/>
-            </w:r>
-            <w:r>
-              <w:rPr>
-                <w:rFonts w:ascii="Arial" w:hAnsi="Arial" w:cs="Arial"/>
-                <w:bCs/>
-                <w:color w:val="000000" w:themeColor="text1"/>
-                <w:lang w:val="es-ES_tradnl"/>
-              </w:rPr>
-              <w:instrText xml:space="preserve"> TIME \@ "d' de 'MMMM' de 'yyyy" </w:instrText>
-            </w:r>
-            <w:r>
-              <w:rPr>
-                <w:rFonts w:ascii="Arial" w:hAnsi="Arial" w:cs="Arial"/>
-                <w:bCs/>
-                <w:color w:val="000000" w:themeColor="text1"/>
-                <w:lang w:val="es-ES_tradnl"/>
-              </w:rPr>
-              <w:fldChar w:fldCharType="separate"/>
-            </w:r>
-            <w:r>
-              <w:rPr>
-                <w:rFonts w:ascii="Arial" w:hAnsi="Arial" w:cs="Arial"/>
-                <w:bCs/>
-                <w:noProof/>
-                <w:color w:val="000000" w:themeColor="text1"/>
-                <w:lang w:val="es-ES_tradnl"/>
-              </w:rPr>
-              <w:t>2 de diciembre de 2025</w:t>
-            </w:r>
-            <w:r>
-              <w:rPr>
-                <w:rFonts w:ascii="Arial" w:hAnsi="Arial" w:cs="Arial"/>
-                <w:bCs/>
-                <w:color w:val="000000" w:themeColor="text1"/>
-                <w:lang w:val="es-ES_tradnl"/>
-              </w:rPr>
-              <w:fldChar w:fldCharType="end"/>
-            </w:r>
-            <w:r>
-              <w:rPr>
-                <w:rFonts w:ascii="Arial" w:hAnsi="Arial" w:cs="Arial"/>
-                <w:bCs/>
-                <w:color w:val="000000" w:themeColor="text1"/>
+                <w:color w:val="EE0000"/>
+                <w:lang w:val="es-ES_tradnl"/>
+              </w:rPr>
+              <w:t>${manifestacion_fecha_abrev}</w:t>
+            </w:r>
+            <w:r>
+              <w:rPr>
+                <w:rFonts w:ascii="Arial" w:hAnsi="Arial" w:cs="Arial"/>
+                <w:bCs/>
+                <w:color w:val="EE0000"/>
                 <w:lang w:val="es-ES_tradnl"/>
               </w:rPr>
               <w:t xml:space="preserve">, presente el manifestante ante el instructor, en </w:t>
@@ -336,7 +220,7 @@
               <w:rPr>
                 <w:rFonts w:ascii="Arial" w:hAnsi="Arial" w:cs="Arial"/>
                 <w:bCs/>
-                <w:color w:val="000000" w:themeColor="text1"/>
+                <w:color w:val="EE0000"/>
                 <w:lang w:val="es-ES_tradnl"/>
               </w:rPr>
               <w:t>la</w:t>
@@ -345,7 +229,7 @@
               <w:rPr>
                 <w:rFonts w:ascii="Arial" w:hAnsi="Arial" w:cs="Arial"/>
                 <w:bCs/>
-                <w:color w:val="000000" w:themeColor="text1"/>
+                <w:color w:val="EE0000"/>
                 <w:lang w:val="es-ES_tradnl"/>
               </w:rPr>
               <w:t xml:space="preserve"> oficina de la Unidad de investigación de accidentes de tránsito Norte, presente el ciudadano </w:t>
@@ -354,16 +238,24 @@
               <w:rPr>
                 <w:rFonts w:ascii="Arial" w:hAnsi="Arial" w:cs="Arial"/>
                 <w:bCs/>
-                <w:color w:val="000000" w:themeColor="text1"/>
-                <w:lang w:val="es-ES_tradnl"/>
-              </w:rPr>
-              <w:t>${policia_persona_nombres}</w:t>
-            </w:r>
-            <w:r>
-              <w:rPr>
-                <w:rFonts w:ascii="Arial" w:hAnsi="Arial" w:cs="Arial"/>
-                <w:bCs/>
-                <w:color w:val="000000" w:themeColor="text1"/>
+                <w:color w:val="EE0000"/>
+                <w:lang w:val="es-ES_tradnl"/>
+              </w:rPr>
+              <w:t xml:space="preserve">${policia_persona_nombres} </w:t>
+            </w:r>
+            <w:r>
+              <w:rPr>
+                <w:rFonts w:ascii="Arial" w:hAnsi="Arial" w:cs="Arial"/>
+                <w:color w:val="EE0000"/>
+                <w:lang w:val="es-ES_tradnl"/>
+              </w:rPr>
+              <w:t>${policia_apellidos}</w:t>
+            </w:r>
+            <w:r>
+              <w:rPr>
+                <w:rFonts w:ascii="Arial" w:hAnsi="Arial" w:cs="Arial"/>
+                <w:bCs/>
+                <w:color w:val="EE0000"/>
                 <w:lang w:val="es-ES_tradnl"/>
               </w:rPr>
               <w:t xml:space="preserve"> </w:t>
@@ -371,16 +263,152 @@
             <w:r>
               <w:rPr>
                 <w:rFonts w:ascii="Arial" w:hAnsi="Arial" w:cs="Arial"/>
-                <w:color w:val="000000" w:themeColor="text1"/>
-                <w:lang w:val="es-ES_tradnl"/>
-              </w:rPr>
-              <w:t>${policia_apellidos}</w:t>
-            </w:r>
-            <w:r>
-              <w:rPr>
-                <w:rFonts w:ascii="Arial" w:hAnsi="Arial" w:cs="Arial"/>
-                <w:bCs/>
-                <w:color w:val="000000" w:themeColor="text1"/>
+                <w:bCs/>
+                <w:color w:val="EE0000"/>
+                <w:lang w:val="es-ES_tradnl"/>
+              </w:rPr>
+              <w:t>(</w:t>
+            </w:r>
+            <w:r>
+              <w:rPr>
+                <w:rFonts w:ascii="Arial" w:hAnsi="Arial" w:cs="Arial"/>
+                <w:bCs/>
+                <w:color w:val="EE0000"/>
+                <w:lang w:val="es-ES_tradnl"/>
+              </w:rPr>
+              <w:t>${policia_edad_al_accidente}</w:t>
+            </w:r>
+            <w:r>
+              <w:rPr>
+                <w:rFonts w:ascii="Arial" w:hAnsi="Arial" w:cs="Arial"/>
+                <w:bCs/>
+                <w:color w:val="EE0000"/>
+                <w:lang w:val="es-ES_tradnl"/>
+              </w:rPr>
+              <w:t xml:space="preserve">) </w:t>
+            </w:r>
+            <w:r>
+              <w:rPr>
+                <w:rFonts w:ascii="Arial" w:hAnsi="Arial" w:cs="Arial"/>
+                <w:bCs/>
+                <w:color w:val="EE0000"/>
+                <w:lang w:val="es-ES_tradnl"/>
+              </w:rPr>
+              <w:t xml:space="preserve">a rendir su </w:t>
+            </w:r>
+            <w:r>
+              <w:rPr>
+                <w:rFonts w:ascii="Arial" w:hAnsi="Arial" w:cs="Arial"/>
+                <w:bCs/>
+                <w:color w:val="EE0000"/>
+                <w:lang w:val="es-ES_tradnl"/>
+              </w:rPr>
+              <w:t>manifestación</w:t>
+            </w:r>
+            <w:r>
+              <w:rPr>
+                <w:rFonts w:ascii="Arial" w:hAnsi="Arial" w:cs="Arial"/>
+                <w:bCs/>
+                <w:color w:val="EE0000"/>
+                <w:lang w:val="es-ES_tradnl"/>
+              </w:rPr>
+              <w:t xml:space="preserve"> con relación al accidente de tránsito, suscitado el día </w:t>
+            </w:r>
+            <w:r>
+              <w:rPr>
+                <w:rFonts w:ascii="Arial" w:hAnsi="Arial" w:cs="Arial"/>
+                <w:bCs/>
+                <w:color w:val="EE0000"/>
+                <w:lang w:val="es-ES_tradnl"/>
+              </w:rPr>
+              <w:t>${accidente_fecha}</w:t>
+            </w:r>
+            <w:r>
+              <w:rPr>
+                <w:rFonts w:ascii="Arial" w:hAnsi="Arial" w:cs="Arial"/>
+                <w:bCs/>
+                <w:color w:val="EE0000"/>
+                <w:lang w:val="es-ES_tradnl"/>
+              </w:rPr>
+              <w:t xml:space="preserve"> a las </w:t>
+            </w:r>
+            <w:r>
+              <w:rPr>
+                <w:rFonts w:ascii="Arial" w:hAnsi="Arial" w:cs="Arial"/>
+                <w:bCs/>
+                <w:color w:val="EE0000"/>
+                <w:lang w:val="es-ES_tradnl"/>
+              </w:rPr>
+              <w:t>${accidente_hora}</w:t>
+            </w:r>
+            <w:r>
+              <w:rPr>
+                <w:rFonts w:ascii="Arial" w:hAnsi="Arial" w:cs="Arial"/>
+                <w:bCs/>
+                <w:color w:val="EE0000"/>
+                <w:lang w:val="es-ES_tradnl"/>
+              </w:rPr>
+              <w:t xml:space="preserve"> horas aprox</w:t>
+            </w:r>
+            <w:r>
+              <w:rPr>
+                <w:rFonts w:ascii="Arial" w:hAnsi="Arial" w:cs="Arial"/>
+                <w:bCs/>
+                <w:color w:val="EE0000"/>
+                <w:lang w:val="es-ES_tradnl"/>
+              </w:rPr>
+              <w:t>imadamente</w:t>
+            </w:r>
+            <w:r>
+              <w:rPr>
+                <w:rFonts w:ascii="Arial" w:hAnsi="Arial" w:cs="Arial"/>
+                <w:bCs/>
+                <w:color w:val="EE0000"/>
+                <w:lang w:val="es-ES_tradnl"/>
+              </w:rPr>
+              <w:t xml:space="preserve"> en la </w:t>
+            </w:r>
+            <w:r>
+              <w:rPr>
+                <w:rFonts w:ascii="Arial" w:hAnsi="Arial" w:cs="Arial"/>
+                <w:bCs/>
+                <w:color w:val="EE0000"/>
+                <w:lang w:val="es-ES_tradnl"/>
+              </w:rPr>
+              <w:t>${accidente_lugar}</w:t>
+            </w:r>
+            <w:r>
+              <w:rPr>
+                <w:rFonts w:ascii="Arial" w:hAnsi="Arial" w:cs="Arial"/>
+                <w:bCs/>
+                <w:color w:val="EE0000"/>
+                <w:lang w:val="es-ES_tradnl"/>
+              </w:rPr>
+              <w:t>-</w:t>
+            </w:r>
+            <w:r>
+              <w:rPr>
+                <w:rFonts w:ascii="Arial" w:hAnsi="Arial" w:cs="Arial"/>
+                <w:bCs/>
+                <w:color w:val="EE0000"/>
+                <w:lang w:val="es-ES_tradnl"/>
+              </w:rPr>
+              <w:t>; asimismo</w:t>
+            </w:r>
+            <w:r>
+              <w:rPr>
+                <w:rFonts w:ascii="Arial" w:hAnsi="Arial" w:cs="Arial"/>
+                <w:bCs/>
+                <w:color w:val="EE0000"/>
+                <w:lang w:val="es-ES_tradnl"/>
+              </w:rPr>
+              <w:t xml:space="preserve"> participa</w:t>
+            </w:r>
+            <w:r>
+              <w:rPr>
+                <w:rFonts w:ascii="Arial" w:hAnsi="Arial" w:cs="Arial"/>
+                <w:bCs/>
+                <w:color w:val="EE0000"/>
                 <w:lang w:val="es-ES_tradnl"/>
               </w:rPr>
               <w:t xml:space="preserve"> </w:t>
@@ -389,124 +417,189 @@
               <w:rPr>
                 <w:rFonts w:ascii="Arial" w:hAnsi="Arial" w:cs="Arial"/>
                 <w:bCs/>
-                <w:color w:val="000000" w:themeColor="text1"/>
-                <w:lang w:val="es-ES_tradnl"/>
-              </w:rPr>
-              <w:t>(</w:t>
-            </w:r>
-            <w:r>
-              <w:rPr>
-                <w:rFonts w:ascii="Arial" w:hAnsi="Arial" w:cs="Arial"/>
-                <w:bCs/>
-                <w:color w:val="000000" w:themeColor="text1"/>
-                <w:lang w:val="es-ES_tradnl"/>
-              </w:rPr>
-              <w:t>${policia_edad_al_accidente}</w:t>
-            </w:r>
-            <w:r>
-              <w:rPr>
-                <w:rFonts w:ascii="Arial" w:hAnsi="Arial" w:cs="Arial"/>
-                <w:bCs/>
-                <w:color w:val="000000" w:themeColor="text1"/>
-                <w:lang w:val="es-ES_tradnl"/>
-              </w:rPr>
-              <w:t xml:space="preserve">) </w:t>
-            </w:r>
-            <w:r>
-              <w:rPr>
-                <w:rFonts w:ascii="Arial" w:hAnsi="Arial" w:cs="Arial"/>
-                <w:bCs/>
-                <w:color w:val="000000" w:themeColor="text1"/>
-                <w:lang w:val="es-ES_tradnl"/>
-              </w:rPr>
-              <w:t xml:space="preserve">a rendir su </w:t>
-            </w:r>
-            <w:r>
-              <w:rPr>
-                <w:rFonts w:ascii="Arial" w:hAnsi="Arial" w:cs="Arial"/>
-                <w:bCs/>
-                <w:color w:val="000000" w:themeColor="text1"/>
-                <w:lang w:val="es-ES_tradnl"/>
-              </w:rPr>
-              <w:t>manifestación</w:t>
-            </w:r>
-            <w:r>
-              <w:rPr>
-                <w:rFonts w:ascii="Arial" w:hAnsi="Arial" w:cs="Arial"/>
-                <w:bCs/>
-                <w:color w:val="000000" w:themeColor="text1"/>
-                <w:lang w:val="es-ES_tradnl"/>
-              </w:rPr>
-              <w:t xml:space="preserve"> con relación al accidente de tránsito, suscitado el día </w:t>
-            </w:r>
-            <w:r>
-              <w:rPr>
-                <w:rFonts w:ascii="Arial" w:hAnsi="Arial" w:cs="Arial"/>
-                <w:bCs/>
-                <w:color w:val="000000" w:themeColor="text1"/>
-                <w:lang w:val="es-ES_tradnl"/>
-              </w:rPr>
-              <w:t>${accidente_fecha}</w:t>
-            </w:r>
-            <w:r>
-              <w:rPr>
-                <w:rFonts w:ascii="Arial" w:hAnsi="Arial" w:cs="Arial"/>
-                <w:bCs/>
-                <w:color w:val="000000" w:themeColor="text1"/>
-                <w:lang w:val="es-ES_tradnl"/>
-              </w:rPr>
-              <w:t xml:space="preserve"> a las </w:t>
-            </w:r>
-            <w:r>
-              <w:rPr>
-                <w:rFonts w:ascii="Arial" w:hAnsi="Arial" w:cs="Arial"/>
-                <w:bCs/>
-                <w:color w:val="000000" w:themeColor="text1"/>
-                <w:lang w:val="es-ES_tradnl"/>
-              </w:rPr>
-              <w:t>${accidente_hora}</w:t>
-            </w:r>
-            <w:r>
-              <w:rPr>
-                <w:rFonts w:ascii="Arial" w:hAnsi="Arial" w:cs="Arial"/>
-                <w:bCs/>
-                <w:color w:val="000000" w:themeColor="text1"/>
-                <w:lang w:val="es-ES_tradnl"/>
-              </w:rPr>
-              <w:t xml:space="preserve"> horas aprox</w:t>
-            </w:r>
-            <w:r>
-              <w:rPr>
-                <w:rFonts w:ascii="Arial" w:hAnsi="Arial" w:cs="Arial"/>
-                <w:bCs/>
-                <w:color w:val="000000" w:themeColor="text1"/>
-                <w:lang w:val="es-ES_tradnl"/>
-              </w:rPr>
-              <w:t>imadamente</w:t>
-            </w:r>
-            <w:r>
-              <w:rPr>
-                <w:rFonts w:ascii="Arial" w:hAnsi="Arial" w:cs="Arial"/>
-                <w:bCs/>
-                <w:color w:val="000000" w:themeColor="text1"/>
-                <w:lang w:val="es-ES_tradnl"/>
-              </w:rPr>
-              <w:t xml:space="preserve"> en la </w:t>
-            </w:r>
-            <w:r>
-              <w:rPr>
-                <w:rFonts w:ascii="Arial" w:hAnsi="Arial" w:cs="Arial"/>
-                <w:bCs/>
-                <w:color w:val="000000" w:themeColor="text1"/>
-                <w:lang w:val="es-ES_tradnl"/>
-              </w:rPr>
-              <w:t>${accidente_lugar}</w:t>
-            </w:r>
-            <w:r>
-              <w:rPr>
-                <w:rFonts w:ascii="Arial" w:hAnsi="Arial" w:cs="Arial"/>
-                <w:bCs/>
-                <w:color w:val="000000" w:themeColor="text1"/>
+                <w:color w:val="EE0000"/>
+                <w:lang w:val="es-ES_tradnl"/>
+              </w:rPr>
+              <w:t>el</w:t>
+            </w:r>
+            <w:r>
+              <w:rPr>
+                <w:rFonts w:ascii="Arial" w:hAnsi="Arial" w:cs="Arial"/>
+                <w:bCs/>
+                <w:color w:val="EE0000"/>
+                <w:lang w:val="es-ES_tradnl"/>
+              </w:rPr>
+              <w:t xml:space="preserve"> </w:t>
+            </w:r>
+            <w:r>
+              <w:rPr>
+                <w:rFonts w:ascii="Arial" w:hAnsi="Arial" w:cs="Arial"/>
+                <w:bCs/>
+                <w:color w:val="EE0000"/>
+                <w:lang w:val="es-ES_tradnl"/>
+              </w:rPr>
+              <w:t>r</w:t>
+            </w:r>
+            <w:r>
+              <w:rPr>
+                <w:rFonts w:ascii="Arial" w:hAnsi="Arial" w:cs="Arial"/>
+                <w:bCs/>
+                <w:color w:val="EE0000"/>
+                <w:lang w:val="es-ES_tradnl"/>
+              </w:rPr>
+              <w:t>epresentante del Ministerio Público</w:t>
+            </w:r>
+            <w:r>
+              <w:rPr>
+                <w:rFonts w:ascii="Arial" w:hAnsi="Arial" w:cs="Arial"/>
+                <w:bCs/>
+                <w:color w:val="EE0000"/>
+                <w:lang w:val="es-ES_tradnl"/>
+              </w:rPr>
+              <w:t xml:space="preserve"> </w:t>
+            </w:r>
+            <w:r>
+              <w:rPr>
+                <w:rFonts w:ascii="Arial" w:hAnsi="Arial" w:cs="Arial"/>
+                <w:bCs/>
+                <w:color w:val="EE0000"/>
+                <w:lang w:val="es-ES_tradnl"/>
+              </w:rPr>
+              <w:t>${accidente_fiscal_id}</w:t>
+            </w:r>
+            <w:r>
+              <w:rPr>
+                <w:rFonts w:ascii="Arial" w:hAnsi="Arial" w:cs="Arial"/>
+                <w:bCs/>
+                <w:color w:val="EE0000"/>
+                <w:lang w:val="es-ES_tradnl"/>
+              </w:rPr>
+              <w:t>,</w:t>
+            </w:r>
+            <w:r>
+              <w:rPr>
+                <w:rFonts w:ascii="Arial" w:hAnsi="Arial" w:cs="Arial"/>
+                <w:color w:val="EE0000"/>
+                <w:lang w:val="es-ES_tradnl"/>
+              </w:rPr>
+              <w:t xml:space="preserve"> Fiscal </w:t>
+            </w:r>
+            <w:r>
+              <w:rPr>
+                <w:rFonts w:ascii="Arial" w:hAnsi="Arial" w:cs="Arial"/>
+                <w:color w:val="EE0000"/>
+                <w:lang w:val="es-ES_tradnl"/>
+              </w:rPr>
+              <w:t>Adjunt</w:t>
+            </w:r>
+            <w:r>
+              <w:rPr>
+                <w:rFonts w:ascii="Arial" w:hAnsi="Arial" w:cs="Arial"/>
+                <w:color w:val="EE0000"/>
+                <w:lang w:val="es-ES_tradnl"/>
+              </w:rPr>
+              <w:t xml:space="preserve">o </w:t>
+            </w:r>
+            <w:r>
+              <w:rPr>
+                <w:rFonts w:ascii="Arial" w:hAnsi="Arial" w:cs="Arial"/>
+                <w:color w:val="EE0000"/>
+                <w:lang w:val="es-ES_tradnl"/>
+              </w:rPr>
+              <w:t xml:space="preserve"> </w:t>
+            </w:r>
+            <w:r>
+              <w:rPr>
+                <w:rFonts w:ascii="Arial" w:hAnsi="Arial" w:cs="Arial"/>
+                <w:color w:val="EE0000"/>
+                <w:lang w:val="es-ES_tradnl"/>
+              </w:rPr>
+              <w:t>de</w:t>
+            </w:r>
+            <w:r>
+              <w:rPr>
+                <w:rFonts w:ascii="Arial" w:hAnsi="Arial" w:cs="Arial"/>
+                <w:color w:val="EE0000"/>
+                <w:lang w:val="es-ES_tradnl"/>
+              </w:rPr>
+              <w:t xml:space="preserve"> </w:t>
+            </w:r>
+            <w:r>
+              <w:rPr>
+                <w:rFonts w:ascii="Arial" w:hAnsi="Arial" w:cs="Arial"/>
+                <w:color w:val="EE0000"/>
+                <w:lang w:val="es-ES_tradnl"/>
+              </w:rPr>
+              <w:t>l</w:t>
+            </w:r>
+            <w:r>
+              <w:rPr>
+                <w:rFonts w:ascii="Arial" w:hAnsi="Arial" w:cs="Arial"/>
+                <w:color w:val="EE0000"/>
+                <w:lang w:val="es-ES_tradnl"/>
+              </w:rPr>
+              <w:t>a</w:t>
+            </w:r>
+            <w:r>
+              <w:rPr>
+                <w:rFonts w:ascii="Arial" w:hAnsi="Arial" w:cs="Arial"/>
+                <w:color w:val="EE0000"/>
+                <w:lang w:val="es-ES_tradnl"/>
+              </w:rPr>
+              <w:t xml:space="preserve"> </w:t>
+            </w:r>
+            <w:r>
+              <w:rPr>
+                <w:rFonts w:ascii="Arial" w:hAnsi="Arial" w:cs="Arial"/>
+                <w:color w:val="EE0000"/>
+                <w:lang w:val="es-ES_tradnl"/>
+              </w:rPr>
+              <w:t xml:space="preserve"> </w:t>
+            </w:r>
+            <w:r>
+              <w:rPr>
+                <w:rFonts w:ascii="Arial" w:hAnsi="Arial" w:cs="Arial"/>
+                <w:color w:val="EE0000"/>
+                <w:lang w:val="es-ES_tradnl"/>
+              </w:rPr>
+              <w:t>${accidente_fiscalia_id}</w:t>
+            </w:r>
+            <w:r>
+              <w:rPr>
+                <w:rFonts w:ascii="Arial" w:hAnsi="Arial" w:cs="Arial"/>
+                <w:color w:val="EE0000"/>
+                <w:lang w:val="es-ES_tradnl"/>
+              </w:rPr>
+              <w:t>:-------</w:t>
+            </w:r>
+            <w:r>
+              <w:rPr>
+                <w:rFonts w:ascii="Arial" w:hAnsi="Arial" w:cs="Arial"/>
+                <w:color w:val="EE0000"/>
+                <w:lang w:val="es-ES_tradnl"/>
+              </w:rPr>
+              <w:t>----------------------</w:t>
+            </w:r>
+            <w:r>
+              <w:rPr>
+                <w:rFonts w:ascii="Arial" w:hAnsi="Arial" w:cs="Arial"/>
+                <w:color w:val="EE0000"/>
+                <w:lang w:val="es-ES_tradnl"/>
+              </w:rPr>
+              <w:t>----------</w:t>
+            </w:r>
+            <w:r>
+              <w:rPr>
+                <w:rFonts w:ascii="Arial" w:hAnsi="Arial" w:cs="Arial"/>
+                <w:color w:val="EE0000"/>
+                <w:lang w:val="es-ES_tradnl"/>
+              </w:rPr>
+              <w:t>--------</w:t>
+            </w:r>
+            <w:r>
+              <w:rPr>
+                <w:rFonts w:ascii="Arial" w:hAnsi="Arial" w:cs="Arial"/>
+                <w:color w:val="EE0000"/>
                 <w:lang w:val="es-ES_tradnl"/>
               </w:rPr>
               <w:t>-</w:t>
@@ -514,207 +607,7 @@
             <w:r>
               <w:rPr>
                 <w:rFonts w:ascii="Arial" w:hAnsi="Arial" w:cs="Arial"/>
-                <w:bCs/>
-                <w:color w:val="000000" w:themeColor="text1"/>
-                <w:lang w:val="es-ES_tradnl"/>
-              </w:rPr>
-              <w:t>; a</w:t>
-            </w:r>
-            <w:r>
-              <w:rPr>
-                <w:rFonts w:ascii="Arial" w:hAnsi="Arial" w:cs="Arial"/>
-                <w:bCs/>
-                <w:lang w:val="es-ES_tradnl"/>
-              </w:rPr>
-              <w:t>simismo</w:t>
-            </w:r>
-            <w:r>
-              <w:rPr>
-                <w:rFonts w:ascii="Arial" w:hAnsi="Arial" w:cs="Arial"/>
-                <w:bCs/>
-                <w:lang w:val="es-ES_tradnl"/>
-              </w:rPr>
-              <w:t xml:space="preserve"> participa</w:t>
-            </w:r>
-            <w:r>
-              <w:rPr>
-                <w:rFonts w:ascii="Arial" w:hAnsi="Arial" w:cs="Arial"/>
-                <w:bCs/>
-                <w:lang w:val="es-ES_tradnl"/>
-              </w:rPr>
-              <w:t xml:space="preserve"> </w:t>
-            </w:r>
-            <w:r>
-              <w:rPr>
-                <w:rFonts w:ascii="Arial" w:hAnsi="Arial" w:cs="Arial"/>
-                <w:bCs/>
-                <w:lang w:val="es-ES_tradnl"/>
-              </w:rPr>
-              <w:t>el</w:t>
-            </w:r>
-            <w:r>
-              <w:rPr>
-                <w:rFonts w:ascii="Arial" w:hAnsi="Arial" w:cs="Arial"/>
-                <w:bCs/>
-                <w:lang w:val="es-ES_tradnl"/>
-              </w:rPr>
-              <w:t xml:space="preserve"> </w:t>
-            </w:r>
-            <w:r>
-              <w:rPr>
-                <w:rFonts w:ascii="Arial" w:hAnsi="Arial" w:cs="Arial"/>
-                <w:bCs/>
-                <w:lang w:val="es-ES_tradnl"/>
-              </w:rPr>
-              <w:t>r</w:t>
-            </w:r>
-            <w:r>
-              <w:rPr>
-                <w:rFonts w:ascii="Arial" w:hAnsi="Arial" w:cs="Arial"/>
-                <w:bCs/>
-                <w:lang w:val="es-ES_tradnl"/>
-              </w:rPr>
-              <w:t>epresentante del Ministerio Público</w:t>
-            </w:r>
-            <w:r>
-              <w:rPr>
-                <w:rFonts w:ascii="Arial" w:hAnsi="Arial" w:cs="Arial"/>
-                <w:bCs/>
-                <w:lang w:val="es-ES_tradnl"/>
-              </w:rPr>
-              <w:t xml:space="preserve"> </w:t>
-            </w:r>
-            <w:r>
-              <w:rPr>
-                <w:rFonts w:ascii="Arial" w:hAnsi="Arial" w:cs="Arial"/>
-                <w:bCs/>
-                <w:lang w:val="es-ES_tradnl"/>
-              </w:rPr>
-              <w:t>${accidente_fiscal_id}</w:t>
-            </w:r>
-            <w:r>
-              <w:rPr>
-                <w:rFonts w:ascii="Arial" w:hAnsi="Arial" w:cs="Arial"/>
-                <w:bCs/>
-                <w:lang w:val="es-ES_tradnl"/>
-              </w:rPr>
-              <w:t>,</w:t>
-            </w:r>
-            <w:r>
-              <w:rPr>
-                <w:rFonts w:ascii="Arial" w:hAnsi="Arial" w:cs="Arial"/>
-                <w:lang w:val="es-ES_tradnl"/>
-              </w:rPr>
-              <w:t xml:space="preserve"> Fiscal </w:t>
-            </w:r>
-            <w:r>
-              <w:rPr>
-                <w:rFonts w:ascii="Arial" w:hAnsi="Arial" w:cs="Arial"/>
-                <w:lang w:val="es-ES_tradnl"/>
-              </w:rPr>
-              <w:t>Adjunt</w:t>
-            </w:r>
-            <w:r>
-              <w:rPr>
-                <w:rFonts w:ascii="Arial" w:hAnsi="Arial" w:cs="Arial"/>
-                <w:lang w:val="es-ES_tradnl"/>
-              </w:rPr>
-              <w:t xml:space="preserve">o </w:t>
-            </w:r>
-            <w:r>
-              <w:rPr>
-                <w:rFonts w:ascii="Arial" w:hAnsi="Arial" w:cs="Arial"/>
-                <w:lang w:val="es-ES_tradnl"/>
-              </w:rPr>
-              <w:t xml:space="preserve"> </w:t>
-            </w:r>
-            <w:r>
-              <w:rPr>
-                <w:rFonts w:ascii="Arial" w:hAnsi="Arial" w:cs="Arial"/>
-                <w:lang w:val="es-ES_tradnl"/>
-              </w:rPr>
-              <w:t>de</w:t>
-            </w:r>
-            <w:r>
-              <w:rPr>
-                <w:rFonts w:ascii="Arial" w:hAnsi="Arial" w:cs="Arial"/>
-                <w:lang w:val="es-ES_tradnl"/>
-              </w:rPr>
-              <w:t xml:space="preserve"> </w:t>
-            </w:r>
-            <w:r>
-              <w:rPr>
-                <w:rFonts w:ascii="Arial" w:hAnsi="Arial" w:cs="Arial"/>
-                <w:lang w:val="es-ES_tradnl"/>
-              </w:rPr>
-              <w:t>l</w:t>
-            </w:r>
-            <w:r>
-              <w:rPr>
-                <w:rFonts w:ascii="Arial" w:hAnsi="Arial" w:cs="Arial"/>
-                <w:lang w:val="es-ES_tradnl"/>
-              </w:rPr>
-              <w:t>a</w:t>
-            </w:r>
-            <w:r>
-              <w:rPr>
-                <w:rFonts w:ascii="Arial" w:hAnsi="Arial" w:cs="Arial"/>
-                <w:lang w:val="es-ES_tradnl"/>
-              </w:rPr>
-              <w:t xml:space="preserve"> </w:t>
-            </w:r>
-            <w:r>
-              <w:rPr>
-                <w:rFonts w:ascii="Arial" w:hAnsi="Arial" w:cs="Arial"/>
-                <w:lang w:val="es-ES_tradnl"/>
-              </w:rPr>
-              <w:t xml:space="preserve"> </w:t>
-            </w:r>
-            <w:r>
-              <w:rPr>
-                <w:rFonts w:ascii="Arial" w:hAnsi="Arial" w:cs="Arial"/>
-                <w:lang w:val="es-ES_tradnl"/>
-              </w:rPr>
-              <w:t>${accidente_fiscalia_id}</w:t>
-            </w:r>
-            <w:r>
-              <w:rPr>
-                <w:rFonts w:ascii="Arial" w:hAnsi="Arial" w:cs="Arial"/>
-                <w:lang w:val="es-ES_tradnl"/>
-              </w:rPr>
-              <w:t>:-------</w:t>
-            </w:r>
-            <w:r>
-              <w:rPr>
-                <w:rFonts w:ascii="Arial" w:hAnsi="Arial" w:cs="Arial"/>
-                <w:lang w:val="es-ES_tradnl"/>
-              </w:rPr>
-              <w:t>----------------------</w:t>
-            </w:r>
-            <w:r>
-              <w:rPr>
-                <w:rFonts w:ascii="Arial" w:hAnsi="Arial" w:cs="Arial"/>
-                <w:lang w:val="es-ES_tradnl"/>
-              </w:rPr>
-              <w:t>----------</w:t>
-            </w:r>
-            <w:r>
-              <w:rPr>
-                <w:rFonts w:ascii="Arial" w:hAnsi="Arial" w:cs="Arial"/>
-                <w:lang w:val="es-ES_tradnl"/>
-              </w:rPr>
-              <w:t>--------</w:t>
-            </w:r>
-            <w:r>
-              <w:rPr>
-                <w:rFonts w:ascii="Arial" w:hAnsi="Arial" w:cs="Arial"/>
-                <w:lang w:val="es-ES_tradnl"/>
-              </w:rPr>
-              <w:t>-</w:t>
-            </w:r>
-            <w:r>
-              <w:rPr>
-                <w:rFonts w:ascii="Arial" w:hAnsi="Arial" w:cs="Arial"/>
+                <w:color w:val="EE0000"/>
                 <w:lang w:val="es-ES_tradnl"/>
               </w:rPr>
               <w:t>------------------------</w:t>
@@ -722,6 +615,7 @@
             <w:r>
               <w:rPr>
                 <w:rFonts w:ascii="Arial" w:hAnsi="Arial" w:cs="Arial"/>
+                <w:color w:val="EE0000"/>
                 <w:lang w:val="es-ES_tradnl"/>
               </w:rPr>
               <w:t>----</w:t>
@@ -732,6 +626,7 @@
               <w:jc w:val="both"/>
               <w:rPr>
                 <w:rFonts w:ascii="Arial" w:hAnsi="Arial" w:cs="Arial"/>
+                <w:color w:val="EE0000"/>
                 <w:lang w:val="es-ES_tradnl"/>
               </w:rPr>
             </w:pPr>
@@ -749,6 +644,7 @@
               <w:jc w:val="both"/>
               <w:rPr>
                 <w:rFonts w:ascii="Arial" w:hAnsi="Arial" w:cs="Arial"/>
+                <w:color w:val="EE0000"/>
                 <w:lang w:val="es-ES_tradnl"/>
               </w:rPr>
             </w:pPr>
@@ -768,6 +664,7 @@
                 <w:rFonts w:ascii="Arial" w:hAnsi="Arial" w:cs="Arial"/>
                 <w:b/>
                 <w:bCs/>
+                <w:color w:val="EE0000"/>
                 <w:u w:val="single"/>
                 <w:lang w:val="es-ES_tradnl"/>
               </w:rPr>
@@ -777,6 +674,7 @@
                 <w:rFonts w:ascii="Arial" w:hAnsi="Arial" w:cs="Arial"/>
                 <w:b/>
                 <w:bCs/>
+                <w:color w:val="EE0000"/>
                 <w:u w:val="single"/>
                 <w:lang w:val="es-ES_tradnl"/>
               </w:rPr>
@@ -796,12 +694,14 @@
             <w:pPr>
               <w:rPr>
                 <w:rFonts w:ascii="Arial" w:hAnsi="Arial" w:cs="Arial"/>
-                <w:lang w:val="es-ES_tradnl"/>
-              </w:rPr>
-            </w:pPr>
-            <w:r>
-              <w:rPr>
-                <w:rFonts w:ascii="Arial" w:hAnsi="Arial" w:cs="Arial"/>
+                <w:color w:val="EE0000"/>
+                <w:lang w:val="es-ES_tradnl"/>
+              </w:rPr>
+            </w:pPr>
+            <w:r>
+              <w:rPr>
+                <w:rFonts w:ascii="Arial" w:hAnsi="Arial" w:cs="Arial"/>
+                <w:color w:val="EE0000"/>
                 <w:lang w:val="es-ES_tradnl"/>
               </w:rPr>
               <w:t>NOMBRES</w:t>
@@ -816,12 +716,14 @@
             <w:pPr>
               <w:rPr>
                 <w:rFonts w:ascii="Arial" w:hAnsi="Arial" w:cs="Arial"/>
-                <w:lang w:val="es-ES_tradnl"/>
-              </w:rPr>
-            </w:pPr>
-            <w:r>
-              <w:rPr>
-                <w:rFonts w:ascii="Arial" w:hAnsi="Arial" w:cs="Arial"/>
+                <w:color w:val="EE0000"/>
+                <w:lang w:val="es-ES_tradnl"/>
+              </w:rPr>
+            </w:pPr>
+            <w:r>
+              <w:rPr>
+                <w:rFonts w:ascii="Arial" w:hAnsi="Arial" w:cs="Arial"/>
+                <w:color w:val="EE0000"/>
                 <w:lang w:val="es-ES_tradnl"/>
               </w:rPr>
               <w:t>:</w:t>
@@ -837,12 +739,14 @@
             <w:pPr>
               <w:rPr>
                 <w:rFonts w:ascii="Arial" w:hAnsi="Arial" w:cs="Arial"/>
-                <w:lang w:val="es-ES_tradnl"/>
-              </w:rPr>
-            </w:pPr>
-            <w:r>
-              <w:rPr>
-                <w:rFonts w:ascii="Arial" w:hAnsi="Arial" w:cs="Arial"/>
+                <w:color w:val="EE0000"/>
+                <w:lang w:val="es-ES_tradnl"/>
+              </w:rPr>
+            </w:pPr>
+            <w:r>
+              <w:rPr>
+                <w:rFonts w:ascii="Arial" w:hAnsi="Arial" w:cs="Arial"/>
+                <w:color w:val="EE0000"/>
                 <w:lang w:val="es-ES_tradnl"/>
               </w:rPr>
               <w:t>${policia_nombres}</w:t>
@@ -861,12 +765,14 @@
             <w:pPr>
               <w:rPr>
                 <w:rFonts w:ascii="Arial" w:hAnsi="Arial" w:cs="Arial"/>
-                <w:lang w:val="es-ES_tradnl"/>
-              </w:rPr>
-            </w:pPr>
-            <w:r>
-              <w:rPr>
-                <w:rFonts w:ascii="Arial" w:hAnsi="Arial" w:cs="Arial"/>
+                <w:color w:val="EE0000"/>
+                <w:lang w:val="es-ES_tradnl"/>
+              </w:rPr>
+            </w:pPr>
+            <w:r>
+              <w:rPr>
+                <w:rFonts w:ascii="Arial" w:hAnsi="Arial" w:cs="Arial"/>
+                <w:color w:val="EE0000"/>
                 <w:lang w:val="es-ES_tradnl"/>
               </w:rPr>
               <w:t>APELLIDOS</w:t>
@@ -881,12 +787,14 @@
             <w:pPr>
               <w:rPr>
                 <w:rFonts w:ascii="Arial" w:hAnsi="Arial" w:cs="Arial"/>
-                <w:lang w:val="es-ES_tradnl"/>
-              </w:rPr>
-            </w:pPr>
-            <w:r>
-              <w:rPr>
-                <w:rFonts w:ascii="Arial" w:hAnsi="Arial" w:cs="Arial"/>
+                <w:color w:val="EE0000"/>
+                <w:lang w:val="es-ES_tradnl"/>
+              </w:rPr>
+            </w:pPr>
+            <w:r>
+              <w:rPr>
+                <w:rFonts w:ascii="Arial" w:hAnsi="Arial" w:cs="Arial"/>
+                <w:color w:val="EE0000"/>
                 <w:lang w:val="es-ES_tradnl"/>
               </w:rPr>
               <w:t>:</w:t>
@@ -902,12 +810,14 @@
             <w:pPr>
               <w:rPr>
                 <w:rFonts w:ascii="Arial" w:hAnsi="Arial" w:cs="Arial"/>
-                <w:lang w:val="es-ES_tradnl"/>
-              </w:rPr>
-            </w:pPr>
-            <w:r>
-              <w:rPr>
-                <w:rFonts w:ascii="Arial" w:hAnsi="Arial" w:cs="Arial"/>
+                <w:color w:val="EE0000"/>
+                <w:lang w:val="es-ES_tradnl"/>
+              </w:rPr>
+            </w:pPr>
+            <w:r>
+              <w:rPr>
+                <w:rFonts w:ascii="Arial" w:hAnsi="Arial" w:cs="Arial"/>
+                <w:color w:val="EE0000"/>
                 <w:lang w:val="es-ES_tradnl"/>
               </w:rPr>
               <w:t>${policia_apellidos}</w:t>
@@ -926,12 +836,14 @@
             <w:pPr>
               <w:rPr>
                 <w:rFonts w:ascii="Arial" w:hAnsi="Arial" w:cs="Arial"/>
-                <w:lang w:val="es-ES_tradnl"/>
-              </w:rPr>
-            </w:pPr>
-            <w:r>
-              <w:rPr>
-                <w:rFonts w:ascii="Arial" w:hAnsi="Arial" w:cs="Arial"/>
+                <w:color w:val="EE0000"/>
+                <w:lang w:val="es-ES_tradnl"/>
+              </w:rPr>
+            </w:pPr>
+            <w:r>
+              <w:rPr>
+                <w:rFonts w:ascii="Arial" w:hAnsi="Arial" w:cs="Arial"/>
+                <w:color w:val="EE0000"/>
                 <w:lang w:val="es-ES_tradnl"/>
               </w:rPr>
               <w:t>DNI N°</w:t>
@@ -946,12 +858,14 @@
             <w:pPr>
               <w:rPr>
                 <w:rFonts w:ascii="Arial" w:hAnsi="Arial" w:cs="Arial"/>
-                <w:lang w:val="es-ES_tradnl"/>
-              </w:rPr>
-            </w:pPr>
-            <w:r>
-              <w:rPr>
-                <w:rFonts w:ascii="Arial" w:hAnsi="Arial" w:cs="Arial"/>
+                <w:color w:val="EE0000"/>
+                <w:lang w:val="es-ES_tradnl"/>
+              </w:rPr>
+            </w:pPr>
+            <w:r>
+              <w:rPr>
+                <w:rFonts w:ascii="Arial" w:hAnsi="Arial" w:cs="Arial"/>
+                <w:color w:val="EE0000"/>
                 <w:lang w:val="es-ES_tradnl"/>
               </w:rPr>
               <w:t>:</w:t>
@@ -967,12 +881,14 @@
             <w:pPr>
               <w:rPr>
                 <w:rFonts w:ascii="Arial" w:hAnsi="Arial" w:cs="Arial"/>
-                <w:lang w:val="es-ES_tradnl"/>
-              </w:rPr>
-            </w:pPr>
-            <w:r>
-              <w:rPr>
-                <w:rFonts w:ascii="Arial" w:hAnsi="Arial" w:cs="Arial"/>
+                <w:color w:val="EE0000"/>
+                <w:lang w:val="es-ES_tradnl"/>
+              </w:rPr>
+            </w:pPr>
+            <w:r>
+              <w:rPr>
+                <w:rFonts w:ascii="Arial" w:hAnsi="Arial" w:cs="Arial"/>
+                <w:color w:val="EE0000"/>
                 <w:lang w:val="es-ES_tradnl"/>
               </w:rPr>
               <w:t>${policia_persona_num_doc}</w:t>
@@ -991,12 +907,14 @@
             <w:pPr>
               <w:rPr>
                 <w:rFonts w:ascii="Arial" w:hAnsi="Arial" w:cs="Arial"/>
-                <w:lang w:val="es-ES_tradnl"/>
-              </w:rPr>
-            </w:pPr>
-            <w:r>
-              <w:rPr>
-                <w:rFonts w:ascii="Arial" w:hAnsi="Arial" w:cs="Arial"/>
+                <w:color w:val="EE0000"/>
+                <w:lang w:val="es-ES_tradnl"/>
+              </w:rPr>
+            </w:pPr>
+            <w:r>
+              <w:rPr>
+                <w:rFonts w:ascii="Arial" w:hAnsi="Arial" w:cs="Arial"/>
+                <w:color w:val="EE0000"/>
                 <w:lang w:val="es-ES_tradnl"/>
               </w:rPr>
               <w:t>FECHA DE NACIMIENTO</w:t>
@@ -1011,12 +929,14 @@
             <w:pPr>
               <w:rPr>
                 <w:rFonts w:ascii="Arial" w:hAnsi="Arial" w:cs="Arial"/>
-                <w:lang w:val="es-ES_tradnl"/>
-              </w:rPr>
-            </w:pPr>
-            <w:r>
-              <w:rPr>
-                <w:rFonts w:ascii="Arial" w:hAnsi="Arial" w:cs="Arial"/>
+                <w:color w:val="EE0000"/>
+                <w:lang w:val="es-ES_tradnl"/>
+              </w:rPr>
+            </w:pPr>
+            <w:r>
+              <w:rPr>
+                <w:rFonts w:ascii="Arial" w:hAnsi="Arial" w:cs="Arial"/>
+                <w:color w:val="EE0000"/>
                 <w:lang w:val="es-ES_tradnl"/>
               </w:rPr>
               <w:t>:</w:t>
@@ -1032,12 +952,14 @@
             <w:pPr>
               <w:rPr>
                 <w:rFonts w:ascii="Arial" w:hAnsi="Arial" w:cs="Arial"/>
-                <w:lang w:val="es-ES_tradnl"/>
-              </w:rPr>
-            </w:pPr>
-            <w:r>
-              <w:rPr>
-                <w:rFonts w:ascii="Arial" w:hAnsi="Arial" w:cs="Arial"/>
+                <w:color w:val="EE0000"/>
+                <w:lang w:val="es-ES_tradnl"/>
+              </w:rPr>
+            </w:pPr>
+            <w:r>
+              <w:rPr>
+                <w:rFonts w:ascii="Arial" w:hAnsi="Arial" w:cs="Arial"/>
+                <w:color w:val="EE0000"/>
                 <w:lang w:val="es-ES_tradnl"/>
               </w:rPr>
               <w:t>${policia_fecha_nacimiento_abrev}</w:t>
@@ -1056,12 +978,14 @@
             <w:pPr>
               <w:rPr>
                 <w:rFonts w:ascii="Arial" w:hAnsi="Arial" w:cs="Arial"/>
-                <w:lang w:val="es-ES_tradnl"/>
-              </w:rPr>
-            </w:pPr>
-            <w:r>
-              <w:rPr>
-                <w:rFonts w:ascii="Arial" w:hAnsi="Arial" w:cs="Arial"/>
+                <w:color w:val="EE0000"/>
+                <w:lang w:val="es-ES_tradnl"/>
+              </w:rPr>
+            </w:pPr>
+            <w:r>
+              <w:rPr>
+                <w:rFonts w:ascii="Arial" w:hAnsi="Arial" w:cs="Arial"/>
+                <w:color w:val="EE0000"/>
                 <w:lang w:val="es-ES_tradnl"/>
               </w:rPr>
               <w:t>LUGAR DE NACIMIENTO</w:t>
@@ -1076,12 +1000,14 @@
             <w:pPr>
               <w:rPr>
                 <w:rFonts w:ascii="Arial" w:hAnsi="Arial" w:cs="Arial"/>
-                <w:lang w:val="es-ES_tradnl"/>
-              </w:rPr>
-            </w:pPr>
-            <w:r>
-              <w:rPr>
-                <w:rFonts w:ascii="Arial" w:hAnsi="Arial" w:cs="Arial"/>
+                <w:color w:val="EE0000"/>
+                <w:lang w:val="es-ES_tradnl"/>
+              </w:rPr>
+            </w:pPr>
+            <w:r>
+              <w:rPr>
+                <w:rFonts w:ascii="Arial" w:hAnsi="Arial" w:cs="Arial"/>
+                <w:color w:val="EE0000"/>
                 <w:lang w:val="es-ES_tradnl"/>
               </w:rPr>
               <w:t>:</w:t>
@@ -1097,12 +1023,14 @@
             <w:pPr>
               <w:rPr>
                 <w:rFonts w:ascii="Arial" w:hAnsi="Arial" w:cs="Arial"/>
-                <w:lang w:val="es-ES_tradnl"/>
-              </w:rPr>
-            </w:pPr>
-            <w:r>
-              <w:rPr>
-                <w:rFonts w:ascii="Arial" w:hAnsi="Arial" w:cs="Arial"/>
+                <w:color w:val="EE0000"/>
+                <w:lang w:val="es-ES_tradnl"/>
+              </w:rPr>
+            </w:pPr>
+            <w:r>
+              <w:rPr>
+                <w:rFonts w:ascii="Arial" w:hAnsi="Arial" w:cs="Arial"/>
+                <w:color w:val="EE0000"/>
                 <w:lang w:val="es-ES_tradnl"/>
               </w:rPr>
               <w:t>${policia_persona_departamento_nac}</w:t>
@@ -1121,12 +1049,14 @@
             <w:pPr>
               <w:rPr>
                 <w:rFonts w:ascii="Arial" w:hAnsi="Arial" w:cs="Arial"/>
-                <w:lang w:val="es-ES_tradnl"/>
-              </w:rPr>
-            </w:pPr>
-            <w:r>
-              <w:rPr>
-                <w:rFonts w:ascii="Arial" w:hAnsi="Arial" w:cs="Arial"/>
+                <w:color w:val="EE0000"/>
+                <w:lang w:val="es-ES_tradnl"/>
+              </w:rPr>
+            </w:pPr>
+            <w:r>
+              <w:rPr>
+                <w:rFonts w:ascii="Arial" w:hAnsi="Arial" w:cs="Arial"/>
+                <w:color w:val="EE0000"/>
                 <w:lang w:val="es-ES_tradnl"/>
               </w:rPr>
               <w:t>DISTRITO</w:t>
@@ -1141,12 +1071,14 @@
             <w:pPr>
               <w:rPr>
                 <w:rFonts w:ascii="Arial" w:hAnsi="Arial" w:cs="Arial"/>
-                <w:lang w:val="es-ES_tradnl"/>
-              </w:rPr>
-            </w:pPr>
-            <w:r>
-              <w:rPr>
-                <w:rFonts w:ascii="Arial" w:hAnsi="Arial" w:cs="Arial"/>
+                <w:color w:val="EE0000"/>
+                <w:lang w:val="es-ES_tradnl"/>
+              </w:rPr>
+            </w:pPr>
+            <w:r>
+              <w:rPr>
+                <w:rFonts w:ascii="Arial" w:hAnsi="Arial" w:cs="Arial"/>
+                <w:color w:val="EE0000"/>
                 <w:lang w:val="es-ES_tradnl"/>
               </w:rPr>
               <w:t>:</w:t>
@@ -1162,12 +1094,14 @@
             <w:pPr>
               <w:rPr>
                 <w:rFonts w:ascii="Arial" w:hAnsi="Arial" w:cs="Arial"/>
-                <w:lang w:val="es-ES_tradnl"/>
-              </w:rPr>
-            </w:pPr>
-            <w:r>
-              <w:rPr>
-                <w:rFonts w:ascii="Arial" w:hAnsi="Arial" w:cs="Arial"/>
+                <w:color w:val="EE0000"/>
+                <w:lang w:val="es-ES_tradnl"/>
+              </w:rPr>
+            </w:pPr>
+            <w:r>
+              <w:rPr>
+                <w:rFonts w:ascii="Arial" w:hAnsi="Arial" w:cs="Arial"/>
+                <w:color w:val="EE0000"/>
                 <w:lang w:val="es-ES_tradnl"/>
               </w:rPr>
               <w:t>${policia_persona_distrito_nac}</w:t>
@@ -1186,12 +1120,14 @@
             <w:pPr>
               <w:rPr>
                 <w:rFonts w:ascii="Arial" w:hAnsi="Arial" w:cs="Arial"/>
-                <w:lang w:val="es-ES_tradnl"/>
-              </w:rPr>
-            </w:pPr>
-            <w:r>
-              <w:rPr>
-                <w:rFonts w:ascii="Arial" w:hAnsi="Arial" w:cs="Arial"/>
+                <w:color w:val="EE0000"/>
+                <w:lang w:val="es-ES_tradnl"/>
+              </w:rPr>
+            </w:pPr>
+            <w:r>
+              <w:rPr>
+                <w:rFonts w:ascii="Arial" w:hAnsi="Arial" w:cs="Arial"/>
+                <w:color w:val="EE0000"/>
                 <w:lang w:val="es-ES_tradnl"/>
               </w:rPr>
               <w:t>PROVINCIA</w:t>
@@ -1206,12 +1142,14 @@
             <w:pPr>
               <w:rPr>
                 <w:rFonts w:ascii="Arial" w:hAnsi="Arial" w:cs="Arial"/>
-                <w:lang w:val="es-ES_tradnl"/>
-              </w:rPr>
-            </w:pPr>
-            <w:r>
-              <w:rPr>
-                <w:rFonts w:ascii="Arial" w:hAnsi="Arial" w:cs="Arial"/>
+                <w:color w:val="EE0000"/>
+                <w:lang w:val="es-ES_tradnl"/>
+              </w:rPr>
+            </w:pPr>
+            <w:r>
+              <w:rPr>
+                <w:rFonts w:ascii="Arial" w:hAnsi="Arial" w:cs="Arial"/>
+                <w:color w:val="EE0000"/>
                 <w:lang w:val="es-ES_tradnl"/>
               </w:rPr>
               <w:t>:</w:t>
@@ -1227,12 +1165,14 @@
             <w:pPr>
               <w:rPr>
                 <w:rFonts w:ascii="Arial" w:hAnsi="Arial" w:cs="Arial"/>
-                <w:lang w:val="es-ES_tradnl"/>
-              </w:rPr>
-            </w:pPr>
-            <w:r>
-              <w:rPr>
-                <w:rFonts w:ascii="Arial" w:hAnsi="Arial" w:cs="Arial"/>
+                <w:color w:val="EE0000"/>
+                <w:lang w:val="es-ES_tradnl"/>
+              </w:rPr>
+            </w:pPr>
+            <w:r>
+              <w:rPr>
+                <w:rFonts w:ascii="Arial" w:hAnsi="Arial" w:cs="Arial"/>
+                <w:color w:val="EE0000"/>
                 <w:lang w:val="es-ES_tradnl"/>
               </w:rPr>
               <w:t>${policia_persona_provincia_nac}</w:t>
@@ -1251,12 +1191,14 @@
             <w:pPr>
               <w:rPr>
                 <w:rFonts w:ascii="Arial" w:hAnsi="Arial" w:cs="Arial"/>
-                <w:lang w:val="es-ES_tradnl"/>
-              </w:rPr>
-            </w:pPr>
-            <w:r>
-              <w:rPr>
-                <w:rFonts w:ascii="Arial" w:hAnsi="Arial" w:cs="Arial"/>
+                <w:color w:val="EE0000"/>
+                <w:lang w:val="es-ES_tradnl"/>
+              </w:rPr>
+            </w:pPr>
+            <w:r>
+              <w:rPr>
+                <w:rFonts w:ascii="Arial" w:hAnsi="Arial" w:cs="Arial"/>
+                <w:color w:val="EE0000"/>
                 <w:lang w:val="es-ES_tradnl"/>
               </w:rPr>
               <w:t>DEPARTAMENTO</w:t>
@@ -1271,12 +1213,14 @@
             <w:pPr>
               <w:rPr>
                 <w:rFonts w:ascii="Arial" w:hAnsi="Arial" w:cs="Arial"/>
-                <w:lang w:val="es-ES_tradnl"/>
-              </w:rPr>
-            </w:pPr>
-            <w:r>
-              <w:rPr>
-                <w:rFonts w:ascii="Arial" w:hAnsi="Arial" w:cs="Arial"/>
+                <w:color w:val="EE0000"/>
+                <w:lang w:val="es-ES_tradnl"/>
+              </w:rPr>
+            </w:pPr>
+            <w:r>
+              <w:rPr>
+                <w:rFonts w:ascii="Arial" w:hAnsi="Arial" w:cs="Arial"/>
+                <w:color w:val="EE0000"/>
                 <w:lang w:val="es-ES_tradnl"/>
               </w:rPr>
               <w:t>:</w:t>
@@ -1292,12 +1236,14 @@
             <w:pPr>
               <w:rPr>
                 <w:rFonts w:ascii="Arial" w:hAnsi="Arial" w:cs="Arial"/>
-                <w:lang w:val="es-ES_tradnl"/>
-              </w:rPr>
-            </w:pPr>
-            <w:r>
-              <w:rPr>
-                <w:rFonts w:ascii="Arial" w:hAnsi="Arial" w:cs="Arial"/>
+                <w:color w:val="EE0000"/>
+                <w:lang w:val="es-ES_tradnl"/>
+              </w:rPr>
+            </w:pPr>
+            <w:r>
+              <w:rPr>
+                <w:rFonts w:ascii="Arial" w:hAnsi="Arial" w:cs="Arial"/>
+                <w:color w:val="EE0000"/>
                 <w:lang w:val="es-ES_tradnl"/>
               </w:rPr>
               <w:t>${policia_persona_departamento_nac}</w:t>
@@ -1316,12 +1262,14 @@
             <w:pPr>
               <w:rPr>
                 <w:rFonts w:ascii="Arial" w:hAnsi="Arial" w:cs="Arial"/>
-                <w:lang w:val="es-ES_tradnl"/>
-              </w:rPr>
-            </w:pPr>
-            <w:r>
-              <w:rPr>
-                <w:rFonts w:ascii="Arial" w:hAnsi="Arial" w:cs="Arial"/>
+                <w:color w:val="EE0000"/>
+                <w:lang w:val="es-ES_tradnl"/>
+              </w:rPr>
+            </w:pPr>
+            <w:r>
+              <w:rPr>
+                <w:rFonts w:ascii="Arial" w:hAnsi="Arial" w:cs="Arial"/>
+                <w:color w:val="EE0000"/>
                 <w:lang w:val="es-ES_tradnl"/>
               </w:rPr>
               <w:t>SEXO</w:t>
@@ -1336,12 +1284,14 @@
             <w:pPr>
               <w:rPr>
                 <w:rFonts w:ascii="Arial" w:hAnsi="Arial" w:cs="Arial"/>
-                <w:lang w:val="es-ES_tradnl"/>
-              </w:rPr>
-            </w:pPr>
-            <w:r>
-              <w:rPr>
-                <w:rFonts w:ascii="Arial" w:hAnsi="Arial" w:cs="Arial"/>
+                <w:color w:val="EE0000"/>
+                <w:lang w:val="es-ES_tradnl"/>
+              </w:rPr>
+            </w:pPr>
+            <w:r>
+              <w:rPr>
+                <w:rFonts w:ascii="Arial" w:hAnsi="Arial" w:cs="Arial"/>
+                <w:color w:val="EE0000"/>
                 <w:lang w:val="es-ES_tradnl"/>
               </w:rPr>
               <w:t>:</w:t>
@@ -1357,12 +1307,14 @@
             <w:pPr>
               <w:rPr>
                 <w:rFonts w:ascii="Arial" w:hAnsi="Arial" w:cs="Arial"/>
-                <w:lang w:val="es-ES_tradnl"/>
-              </w:rPr>
-            </w:pPr>
-            <w:r>
-              <w:rPr>
-                <w:rFonts w:ascii="Arial" w:hAnsi="Arial" w:cs="Arial"/>
+                <w:color w:val="EE0000"/>
+                <w:lang w:val="es-ES_tradnl"/>
+              </w:rPr>
+            </w:pPr>
+            <w:r>
+              <w:rPr>
+                <w:rFonts w:ascii="Arial" w:hAnsi="Arial" w:cs="Arial"/>
+                <w:color w:val="EE0000"/>
                 <w:lang w:val="es-ES_tradnl"/>
               </w:rPr>
               <w:fldChar w:fldCharType="begin"/>
@@ -1370,6 +1322,7 @@
             <w:r>
               <w:rPr>
                 <w:rFonts w:ascii="Arial" w:hAnsi="Arial" w:cs="Arial"/>
+                <w:color w:val="EE0000"/>
                 <w:lang w:val="es-ES_tradnl"/>
               </w:rPr>
               <w:instrText xml:space="preserve"> MERGEFIELD "SEXO_POLICIA" </w:instrText>
@@ -1377,6 +1330,7 @@
             <w:r>
               <w:rPr>
                 <w:rFonts w:ascii="Arial" w:hAnsi="Arial" w:cs="Arial"/>
+                <w:color w:val="EE0000"/>
                 <w:lang w:val="es-ES_tradnl"/>
               </w:rPr>
               <w:fldChar w:fldCharType="separate"/>
@@ -1385,6 +1339,7 @@
               <w:rPr>
                 <w:rFonts w:ascii="Arial" w:hAnsi="Arial" w:cs="Arial"/>
                 <w:noProof/>
+                <w:color w:val="EE0000"/>
                 <w:lang w:val="es-ES_tradnl"/>
               </w:rPr>
               <w:t>Masculino</w:t>
@@ -1392,6 +1347,7 @@
             <w:r>
               <w:rPr>
                 <w:rFonts w:ascii="Arial" w:hAnsi="Arial" w:cs="Arial"/>
+                <w:color w:val="EE0000"/>
                 <w:lang w:val="es-ES_tradnl"/>
               </w:rPr>
               <w:fldChar w:fldCharType="end"/>
@@ -1410,12 +1366,14 @@
             <w:pPr>
               <w:rPr>
                 <w:rFonts w:ascii="Arial" w:hAnsi="Arial" w:cs="Arial"/>
-                <w:lang w:val="es-ES_tradnl"/>
-              </w:rPr>
-            </w:pPr>
-            <w:r>
-              <w:rPr>
-                <w:rFonts w:ascii="Arial" w:hAnsi="Arial" w:cs="Arial"/>
+                <w:color w:val="EE0000"/>
+                <w:lang w:val="es-ES_tradnl"/>
+              </w:rPr>
+            </w:pPr>
+            <w:r>
+              <w:rPr>
+                <w:rFonts w:ascii="Arial" w:hAnsi="Arial" w:cs="Arial"/>
+                <w:color w:val="EE0000"/>
                 <w:lang w:val="es-ES_tradnl"/>
               </w:rPr>
               <w:t>EDAD</w:t>
@@ -1430,12 +1388,14 @@
             <w:pPr>
               <w:rPr>
                 <w:rFonts w:ascii="Arial" w:hAnsi="Arial" w:cs="Arial"/>
-                <w:lang w:val="es-ES_tradnl"/>
-              </w:rPr>
-            </w:pPr>
-            <w:r>
-              <w:rPr>
-                <w:rFonts w:ascii="Arial" w:hAnsi="Arial" w:cs="Arial"/>
+                <w:color w:val="EE0000"/>
+                <w:lang w:val="es-ES_tradnl"/>
+              </w:rPr>
+            </w:pPr>
+            <w:r>
+              <w:rPr>
+                <w:rFonts w:ascii="Arial" w:hAnsi="Arial" w:cs="Arial"/>
+                <w:color w:val="EE0000"/>
                 <w:lang w:val="es-ES_tradnl"/>
               </w:rPr>
               <w:t>:</w:t>
@@ -1451,12 +1411,14 @@
             <w:pPr>
               <w:rPr>
                 <w:rFonts w:ascii="Arial" w:hAnsi="Arial" w:cs="Arial"/>
-                <w:lang w:val="es-ES_tradnl"/>
-              </w:rPr>
-            </w:pPr>
-            <w:r>
-              <w:rPr>
-                <w:rFonts w:ascii="Arial" w:hAnsi="Arial" w:cs="Arial"/>
+                <w:color w:val="EE0000"/>
+                <w:lang w:val="es-ES_tradnl"/>
+              </w:rPr>
+            </w:pPr>
+            <w:r>
+              <w:rPr>
+                <w:rFonts w:ascii="Arial" w:hAnsi="Arial" w:cs="Arial"/>
+                <w:color w:val="EE0000"/>
                 <w:lang w:val="es-ES_tradnl"/>
               </w:rPr>
               <w:t>${policia_edad_al_accidente}</w:t>
@@ -1475,12 +1437,14 @@
             <w:pPr>
               <w:rPr>
                 <w:rFonts w:ascii="Arial" w:hAnsi="Arial" w:cs="Arial"/>
-                <w:lang w:val="es-ES_tradnl"/>
-              </w:rPr>
-            </w:pPr>
-            <w:r>
-              <w:rPr>
-                <w:rFonts w:ascii="Arial" w:hAnsi="Arial" w:cs="Arial"/>
+                <w:color w:val="EE0000"/>
+                <w:lang w:val="es-ES_tradnl"/>
+              </w:rPr>
+            </w:pPr>
+            <w:r>
+              <w:rPr>
+                <w:rFonts w:ascii="Arial" w:hAnsi="Arial" w:cs="Arial"/>
+                <w:color w:val="EE0000"/>
                 <w:lang w:val="es-ES_tradnl"/>
               </w:rPr>
               <w:t>NUMERO DE HIJOS</w:t>
@@ -1495,12 +1459,14 @@
             <w:pPr>
               <w:rPr>
                 <w:rFonts w:ascii="Arial" w:hAnsi="Arial" w:cs="Arial"/>
-                <w:lang w:val="es-ES_tradnl"/>
-              </w:rPr>
-            </w:pPr>
-            <w:r>
-              <w:rPr>
-                <w:rFonts w:ascii="Arial" w:hAnsi="Arial" w:cs="Arial"/>
+                <w:color w:val="EE0000"/>
+                <w:lang w:val="es-ES_tradnl"/>
+              </w:rPr>
+            </w:pPr>
+            <w:r>
+              <w:rPr>
+                <w:rFonts w:ascii="Arial" w:hAnsi="Arial" w:cs="Arial"/>
+                <w:color w:val="EE0000"/>
                 <w:lang w:val="es-ES_tradnl"/>
               </w:rPr>
               <w:t>:</w:t>
@@ -1516,6 +1482,7 @@
             <w:pPr>
               <w:rPr>
                 <w:rFonts w:ascii="Arial" w:hAnsi="Arial" w:cs="Arial"/>
+                <w:color w:val="EE0000"/>
                 <w:lang w:val="es-ES_tradnl"/>
               </w:rPr>
             </w:pPr>
@@ -1533,12 +1500,14 @@
             <w:pPr>
               <w:rPr>
                 <w:rFonts w:ascii="Arial" w:hAnsi="Arial" w:cs="Arial"/>
-                <w:lang w:val="es-ES_tradnl"/>
-              </w:rPr>
-            </w:pPr>
-            <w:r>
-              <w:rPr>
-                <w:rFonts w:ascii="Arial" w:hAnsi="Arial" w:cs="Arial"/>
+                <w:color w:val="EE0000"/>
+                <w:lang w:val="es-ES_tradnl"/>
+              </w:rPr>
+            </w:pPr>
+            <w:r>
+              <w:rPr>
+                <w:rFonts w:ascii="Arial" w:hAnsi="Arial" w:cs="Arial"/>
+                <w:color w:val="EE0000"/>
                 <w:lang w:val="es-ES_tradnl"/>
               </w:rPr>
               <w:t>GRADO DE INSTRUCCIÓN</w:t>
@@ -1553,12 +1522,14 @@
             <w:pPr>
               <w:rPr>
                 <w:rFonts w:ascii="Arial" w:hAnsi="Arial" w:cs="Arial"/>
-                <w:lang w:val="es-ES_tradnl"/>
-              </w:rPr>
-            </w:pPr>
-            <w:r>
-              <w:rPr>
-                <w:rFonts w:ascii="Arial" w:hAnsi="Arial" w:cs="Arial"/>
+                <w:color w:val="EE0000"/>
+                <w:lang w:val="es-ES_tradnl"/>
+              </w:rPr>
+            </w:pPr>
+            <w:r>
+              <w:rPr>
+                <w:rFonts w:ascii="Arial" w:hAnsi="Arial" w:cs="Arial"/>
+                <w:color w:val="EE0000"/>
                 <w:lang w:val="es-ES_tradnl"/>
               </w:rPr>
               <w:t>:</w:t>
@@ -1574,12 +1545,14 @@
             <w:pPr>
               <w:rPr>
                 <w:rFonts w:ascii="Arial" w:hAnsi="Arial" w:cs="Arial"/>
-                <w:lang w:val="es-ES_tradnl"/>
-              </w:rPr>
-            </w:pPr>
-            <w:r>
-              <w:rPr>
-                <w:rFonts w:ascii="Arial" w:hAnsi="Arial" w:cs="Arial"/>
+                <w:color w:val="EE0000"/>
+                <w:lang w:val="es-ES_tradnl"/>
+              </w:rPr>
+            </w:pPr>
+            <w:r>
+              <w:rPr>
+                <w:rFonts w:ascii="Arial" w:hAnsi="Arial" w:cs="Arial"/>
+                <w:color w:val="EE0000"/>
                 <w:lang w:val="es-ES_tradnl"/>
               </w:rPr>
               <w:t>${policia_persona_grado_instruccion}</w:t>
@@ -1598,12 +1571,14 @@
             <w:pPr>
               <w:rPr>
                 <w:rFonts w:ascii="Arial" w:hAnsi="Arial" w:cs="Arial"/>
-                <w:lang w:val="es-ES_tradnl"/>
-              </w:rPr>
-            </w:pPr>
-            <w:r>
-              <w:rPr>
-                <w:rFonts w:ascii="Arial" w:hAnsi="Arial" w:cs="Arial"/>
+                <w:color w:val="EE0000"/>
+                <w:lang w:val="es-ES_tradnl"/>
+              </w:rPr>
+            </w:pPr>
+            <w:r>
+              <w:rPr>
+                <w:rFonts w:ascii="Arial" w:hAnsi="Arial" w:cs="Arial"/>
+                <w:color w:val="EE0000"/>
                 <w:lang w:val="es-ES_tradnl"/>
               </w:rPr>
               <w:t>ESTADO CIVIL</w:t>
@@ -1618,12 +1593,14 @@
             <w:pPr>
               <w:rPr>
                 <w:rFonts w:ascii="Arial" w:hAnsi="Arial" w:cs="Arial"/>
-                <w:lang w:val="es-ES_tradnl"/>
-              </w:rPr>
-            </w:pPr>
-            <w:r>
-              <w:rPr>
-                <w:rFonts w:ascii="Arial" w:hAnsi="Arial" w:cs="Arial"/>
+                <w:color w:val="EE0000"/>
+                <w:lang w:val="es-ES_tradnl"/>
+              </w:rPr>
+            </w:pPr>
+            <w:r>
+              <w:rPr>
+                <w:rFonts w:ascii="Arial" w:hAnsi="Arial" w:cs="Arial"/>
+                <w:color w:val="EE0000"/>
                 <w:lang w:val="es-ES_tradnl"/>
               </w:rPr>
               <w:t>:</w:t>
@@ -1639,12 +1616,14 @@
             <w:pPr>
               <w:rPr>
                 <w:rFonts w:ascii="Arial" w:hAnsi="Arial" w:cs="Arial"/>
-                <w:lang w:val="es-ES_tradnl"/>
-              </w:rPr>
-            </w:pPr>
-            <w:r>
-              <w:rPr>
-                <w:rFonts w:ascii="Arial" w:hAnsi="Arial" w:cs="Arial"/>
+                <w:color w:val="EE0000"/>
+                <w:lang w:val="es-ES_tradnl"/>
+              </w:rPr>
+            </w:pPr>
+            <w:r>
+              <w:rPr>
+                <w:rFonts w:ascii="Arial" w:hAnsi="Arial" w:cs="Arial"/>
+                <w:color w:val="EE0000"/>
                 <w:lang w:val="es-ES_tradnl"/>
               </w:rPr>
               <w:t>${policia_persona_estado_civil}</w:t>
@@ -1663,12 +1642,14 @@
             <w:pPr>
               <w:rPr>
                 <w:rFonts w:ascii="Arial" w:hAnsi="Arial" w:cs="Arial"/>
-                <w:lang w:val="es-ES_tradnl"/>
-              </w:rPr>
-            </w:pPr>
-            <w:r>
-              <w:rPr>
-                <w:rFonts w:ascii="Arial" w:hAnsi="Arial" w:cs="Arial"/>
+                <w:color w:val="EE0000"/>
+                <w:lang w:val="es-ES_tradnl"/>
+              </w:rPr>
+            </w:pPr>
+            <w:r>
+              <w:rPr>
+                <w:rFonts w:ascii="Arial" w:hAnsi="Arial" w:cs="Arial"/>
+                <w:color w:val="EE0000"/>
                 <w:lang w:val="es-ES_tradnl"/>
               </w:rPr>
               <w:t>OCUPACION LABORAL</w:t>
@@ -1683,12 +1664,14 @@
             <w:pPr>
               <w:rPr>
                 <w:rFonts w:ascii="Arial" w:hAnsi="Arial" w:cs="Arial"/>
-                <w:lang w:val="es-ES_tradnl"/>
-              </w:rPr>
-            </w:pPr>
-            <w:r>
-              <w:rPr>
-                <w:rFonts w:ascii="Arial" w:hAnsi="Arial" w:cs="Arial"/>
+                <w:color w:val="EE0000"/>
+                <w:lang w:val="es-ES_tradnl"/>
+              </w:rPr>
+            </w:pPr>
+            <w:r>
+              <w:rPr>
+                <w:rFonts w:ascii="Arial" w:hAnsi="Arial" w:cs="Arial"/>
+                <w:color w:val="EE0000"/>
                 <w:lang w:val="es-ES_tradnl"/>
               </w:rPr>
               <w:t>:</w:t>
@@ -1704,12 +1687,14 @@
             <w:pPr>
               <w:rPr>
                 <w:rFonts w:ascii="Arial" w:hAnsi="Arial" w:cs="Arial"/>
-                <w:lang w:val="es-ES_tradnl"/>
-              </w:rPr>
-            </w:pPr>
-            <w:r>
-              <w:rPr>
-                <w:rFonts w:ascii="Arial" w:hAnsi="Arial" w:cs="Arial"/>
+                <w:color w:val="EE0000"/>
+                <w:lang w:val="es-ES_tradnl"/>
+              </w:rPr>
+            </w:pPr>
+            <w:r>
+              <w:rPr>
+                <w:rFonts w:ascii="Arial" w:hAnsi="Arial" w:cs="Arial"/>
+                <w:color w:val="EE0000"/>
                 <w:lang w:val="es-ES_tradnl"/>
               </w:rPr>
               <w:fldChar w:fldCharType="begin"/>
@@ -1717,6 +1702,7 @@
             <w:r>
               <w:rPr>
                 <w:rFonts w:ascii="Arial" w:hAnsi="Arial" w:cs="Arial"/>
+                <w:color w:val="EE0000"/>
                 <w:lang w:val="es-ES_tradnl"/>
               </w:rPr>
               <w:instrText xml:space="preserve"> MERGEFIELD OCUPACION_POLICIA </w:instrText>
@@ -1724,6 +1710,7 @@
             <w:r>
               <w:rPr>
                 <w:rFonts w:ascii="Arial" w:hAnsi="Arial" w:cs="Arial"/>
+                <w:color w:val="EE0000"/>
                 <w:lang w:val="es-ES_tradnl"/>
               </w:rPr>
               <w:fldChar w:fldCharType="separate"/>
@@ -1732,6 +1719,7 @@
               <w:rPr>
                 <w:rFonts w:ascii="Arial" w:hAnsi="Arial" w:cs="Arial"/>
                 <w:noProof/>
+                <w:color w:val="EE0000"/>
                 <w:lang w:val="es-ES_tradnl"/>
               </w:rPr>
               <w:t>Suboficial PNP</w:t>
@@ -1739,6 +1727,7 @@
             <w:r>
               <w:rPr>
                 <w:rFonts w:ascii="Arial" w:hAnsi="Arial" w:cs="Arial"/>
+                <w:color w:val="EE0000"/>
                 <w:lang w:val="es-ES_tradnl"/>
               </w:rPr>
               <w:fldChar w:fldCharType="end"/>
@@ -1757,12 +1746,14 @@
             <w:pPr>
               <w:rPr>
                 <w:rFonts w:ascii="Arial" w:hAnsi="Arial" w:cs="Arial"/>
-                <w:lang w:val="es-ES_tradnl"/>
-              </w:rPr>
-            </w:pPr>
-            <w:r>
-              <w:rPr>
-                <w:rFonts w:ascii="Arial" w:hAnsi="Arial" w:cs="Arial"/>
+                <w:color w:val="EE0000"/>
+                <w:lang w:val="es-ES_tradnl"/>
+              </w:rPr>
+            </w:pPr>
+            <w:r>
+              <w:rPr>
+                <w:rFonts w:ascii="Arial" w:hAnsi="Arial" w:cs="Arial"/>
+                <w:color w:val="EE0000"/>
                 <w:lang w:val="es-ES_tradnl"/>
               </w:rPr>
               <w:t>NOMBRE DEL PADRE</w:t>
@@ -1777,12 +1768,14 @@
             <w:pPr>
               <w:rPr>
                 <w:rFonts w:ascii="Arial" w:hAnsi="Arial" w:cs="Arial"/>
-                <w:lang w:val="es-ES_tradnl"/>
-              </w:rPr>
-            </w:pPr>
-            <w:r>
-              <w:rPr>
-                <w:rFonts w:ascii="Arial" w:hAnsi="Arial" w:cs="Arial"/>
+                <w:color w:val="EE0000"/>
+                <w:lang w:val="es-ES_tradnl"/>
+              </w:rPr>
+            </w:pPr>
+            <w:r>
+              <w:rPr>
+                <w:rFonts w:ascii="Arial" w:hAnsi="Arial" w:cs="Arial"/>
+                <w:color w:val="EE0000"/>
                 <w:lang w:val="es-ES_tradnl"/>
               </w:rPr>
               <w:t>:</w:t>
@@ -1798,12 +1791,14 @@
             <w:pPr>
               <w:rPr>
                 <w:rFonts w:ascii="Arial" w:hAnsi="Arial" w:cs="Arial"/>
-                <w:lang w:val="es-ES_tradnl"/>
-              </w:rPr>
-            </w:pPr>
-            <w:r>
-              <w:rPr>
-                <w:rFonts w:ascii="Arial" w:hAnsi="Arial" w:cs="Arial"/>
+                <w:color w:val="EE0000"/>
+                <w:lang w:val="es-ES_tradnl"/>
+              </w:rPr>
+            </w:pPr>
+            <w:r>
+              <w:rPr>
+                <w:rFonts w:ascii="Arial" w:hAnsi="Arial" w:cs="Arial"/>
+                <w:color w:val="EE0000"/>
                 <w:lang w:val="es-ES_tradnl"/>
               </w:rPr>
               <w:t>${policia_persona_nombre_padre}</w:t>
@@ -1822,12 +1817,14 @@
             <w:pPr>
               <w:rPr>
                 <w:rFonts w:ascii="Arial" w:hAnsi="Arial" w:cs="Arial"/>
-                <w:lang w:val="es-ES_tradnl"/>
-              </w:rPr>
-            </w:pPr>
-            <w:r>
-              <w:rPr>
-                <w:rFonts w:ascii="Arial" w:hAnsi="Arial" w:cs="Arial"/>
+                <w:color w:val="EE0000"/>
+                <w:lang w:val="es-ES_tradnl"/>
+              </w:rPr>
+            </w:pPr>
+            <w:r>
+              <w:rPr>
+                <w:rFonts w:ascii="Arial" w:hAnsi="Arial" w:cs="Arial"/>
+                <w:color w:val="EE0000"/>
                 <w:lang w:val="es-ES_tradnl"/>
               </w:rPr>
               <w:t>NOMBRE DE LA MADRE</w:t>
@@ -1842,6 +1839,7 @@
             <w:pPr>
               <w:rPr>
                 <w:rFonts w:ascii="Arial" w:hAnsi="Arial" w:cs="Arial"/>
+                <w:color w:val="EE0000"/>
                 <w:lang w:val="es-ES_tradnl"/>
               </w:rPr>
             </w:pPr>
@@ -1856,12 +1854,14 @@
             <w:pPr>
               <w:rPr>
                 <w:rFonts w:ascii="Arial" w:hAnsi="Arial" w:cs="Arial"/>
-                <w:lang w:val="es-ES_tradnl"/>
-              </w:rPr>
-            </w:pPr>
-            <w:r>
-              <w:rPr>
-                <w:rFonts w:ascii="Arial" w:hAnsi="Arial" w:cs="Arial"/>
+                <w:color w:val="EE0000"/>
+                <w:lang w:val="es-ES_tradnl"/>
+              </w:rPr>
+            </w:pPr>
+            <w:r>
+              <w:rPr>
+                <w:rFonts w:ascii="Arial" w:hAnsi="Arial" w:cs="Arial"/>
+                <w:color w:val="EE0000"/>
                 <w:lang w:val="es-ES_tradnl"/>
               </w:rPr>
               <w:t>${policia_persona_nombre_madre}</w:t>
@@ -1880,12 +1880,14 @@
             <w:pPr>
               <w:rPr>
                 <w:rFonts w:ascii="Arial" w:hAnsi="Arial" w:cs="Arial"/>
-                <w:lang w:val="es-ES_tradnl"/>
-              </w:rPr>
-            </w:pPr>
-            <w:r>
-              <w:rPr>
-                <w:rFonts w:ascii="Arial" w:hAnsi="Arial" w:cs="Arial"/>
+                <w:color w:val="EE0000"/>
+                <w:lang w:val="es-ES_tradnl"/>
+              </w:rPr>
+            </w:pPr>
+            <w:r>
+              <w:rPr>
+                <w:rFonts w:ascii="Arial" w:hAnsi="Arial" w:cs="Arial"/>
+                <w:color w:val="EE0000"/>
                 <w:lang w:val="es-ES_tradnl"/>
               </w:rPr>
               <w:t>DOMICILIO REAL</w:t>
@@ -1900,12 +1902,14 @@
             <w:pPr>
               <w:rPr>
                 <w:rFonts w:ascii="Arial" w:hAnsi="Arial" w:cs="Arial"/>
-                <w:lang w:val="es-ES_tradnl"/>
-              </w:rPr>
-            </w:pPr>
-            <w:r>
-              <w:rPr>
-                <w:rFonts w:ascii="Arial" w:hAnsi="Arial" w:cs="Arial"/>
+                <w:color w:val="EE0000"/>
+                <w:lang w:val="es-ES_tradnl"/>
+              </w:rPr>
+            </w:pPr>
+            <w:r>
+              <w:rPr>
+                <w:rFonts w:ascii="Arial" w:hAnsi="Arial" w:cs="Arial"/>
+                <w:color w:val="EE0000"/>
                 <w:lang w:val="es-ES_tradnl"/>
               </w:rPr>
               <w:t>:</w:t>
@@ -1921,12 +1925,14 @@
             <w:pPr>
               <w:rPr>
                 <w:rFonts w:ascii="Arial" w:hAnsi="Arial" w:cs="Arial"/>
-                <w:lang w:val="es-ES_tradnl"/>
-              </w:rPr>
-            </w:pPr>
-            <w:r>
-              <w:rPr>
-                <w:rFonts w:ascii="Arial" w:hAnsi="Arial" w:cs="Arial"/>
+                <w:color w:val="EE0000"/>
+                <w:lang w:val="es-ES_tradnl"/>
+              </w:rPr>
+            </w:pPr>
+            <w:r>
+              <w:rPr>
+                <w:rFonts w:ascii="Arial" w:hAnsi="Arial" w:cs="Arial"/>
+                <w:color w:val="EE0000"/>
                 <w:lang w:val="es-ES_tradnl"/>
               </w:rPr>
               <w:t>${policia_persona_domicilio}</w:t>
@@ -1945,12 +1951,14 @@
             <w:pPr>
               <w:rPr>
                 <w:rFonts w:ascii="Arial" w:hAnsi="Arial" w:cs="Arial"/>
-                <w:lang w:val="es-ES_tradnl"/>
-              </w:rPr>
-            </w:pPr>
-            <w:r>
-              <w:rPr>
-                <w:rFonts w:ascii="Arial" w:hAnsi="Arial" w:cs="Arial"/>
+                <w:color w:val="EE0000"/>
+                <w:lang w:val="es-ES_tradnl"/>
+              </w:rPr>
+            </w:pPr>
+            <w:r>
+              <w:rPr>
+                <w:rFonts w:ascii="Arial" w:hAnsi="Arial" w:cs="Arial"/>
+                <w:color w:val="EE0000"/>
                 <w:lang w:val="es-ES_tradnl"/>
               </w:rPr>
               <w:t>DOMICILIO LABORAL</w:t>
@@ -1965,6 +1973,7 @@
             <w:pPr>
               <w:rPr>
                 <w:rFonts w:ascii="Arial" w:hAnsi="Arial" w:cs="Arial"/>
+                <w:color w:val="EE0000"/>
                 <w:lang w:val="es-ES_tradnl"/>
               </w:rPr>
             </w:pPr>
@@ -1979,12 +1988,14 @@
             <w:pPr>
               <w:rPr>
                 <w:rFonts w:ascii="Arial" w:hAnsi="Arial" w:cs="Arial"/>
-                <w:lang w:val="es-ES_tradnl"/>
-              </w:rPr>
-            </w:pPr>
-            <w:r>
-              <w:rPr>
-                <w:rFonts w:ascii="Arial" w:hAnsi="Arial" w:cs="Arial"/>
+                <w:color w:val="EE0000"/>
+                <w:lang w:val="es-ES_tradnl"/>
+              </w:rPr>
+            </w:pPr>
+            <w:r>
+              <w:rPr>
+                <w:rFonts w:ascii="Arial" w:hAnsi="Arial" w:cs="Arial"/>
+                <w:color w:val="EE0000"/>
                 <w:lang w:val="es-ES_tradnl"/>
               </w:rPr>
               <w:t>${policia_dependencia_policial}</w:t>
@@ -2003,12 +2014,14 @@
             <w:pPr>
               <w:rPr>
                 <w:rFonts w:ascii="Arial" w:hAnsi="Arial" w:cs="Arial"/>
-                <w:lang w:val="es-ES_tradnl"/>
-              </w:rPr>
-            </w:pPr>
-            <w:r>
-              <w:rPr>
-                <w:rFonts w:ascii="Arial" w:hAnsi="Arial" w:cs="Arial"/>
+                <w:color w:val="EE0000"/>
+                <w:lang w:val="es-ES_tradnl"/>
+              </w:rPr>
+            </w:pPr>
+            <w:r>
+              <w:rPr>
+                <w:rFonts w:ascii="Arial" w:hAnsi="Arial" w:cs="Arial"/>
+                <w:color w:val="EE0000"/>
                 <w:lang w:val="es-ES_tradnl"/>
               </w:rPr>
               <w:t>TELEFONO CELULAR</w:t>
@@ -2023,12 +2036,14 @@
             <w:pPr>
               <w:rPr>
                 <w:rFonts w:ascii="Arial" w:hAnsi="Arial" w:cs="Arial"/>
-                <w:lang w:val="es-ES_tradnl"/>
-              </w:rPr>
-            </w:pPr>
-            <w:r>
-              <w:rPr>
-                <w:rFonts w:ascii="Arial" w:hAnsi="Arial" w:cs="Arial"/>
+                <w:color w:val="EE0000"/>
+                <w:lang w:val="es-ES_tradnl"/>
+              </w:rPr>
+            </w:pPr>
+            <w:r>
+              <w:rPr>
+                <w:rFonts w:ascii="Arial" w:hAnsi="Arial" w:cs="Arial"/>
+                <w:color w:val="EE0000"/>
                 <w:lang w:val="es-ES_tradnl"/>
               </w:rPr>
               <w:t>:</w:t>
@@ -2044,12 +2059,14 @@
             <w:pPr>
               <w:rPr>
                 <w:rFonts w:ascii="Arial" w:hAnsi="Arial" w:cs="Arial"/>
-                <w:lang w:val="es-ES_tradnl"/>
-              </w:rPr>
-            </w:pPr>
-            <w:r>
-              <w:rPr>
-                <w:rFonts w:ascii="Arial" w:hAnsi="Arial" w:cs="Arial"/>
+                <w:color w:val="EE0000"/>
+                <w:lang w:val="es-ES_tradnl"/>
+              </w:rPr>
+            </w:pPr>
+            <w:r>
+              <w:rPr>
+                <w:rFonts w:ascii="Arial" w:hAnsi="Arial" w:cs="Arial"/>
+                <w:color w:val="EE0000"/>
                 <w:lang w:val="es-ES_tradnl"/>
               </w:rPr>
               <w:t>${policia_persona_celular}</w:t>
@@ -2068,12 +2085,14 @@
             <w:pPr>
               <w:rPr>
                 <w:rFonts w:ascii="Arial" w:hAnsi="Arial" w:cs="Arial"/>
-                <w:lang w:val="es-ES_tradnl"/>
-              </w:rPr>
-            </w:pPr>
-            <w:r>
-              <w:rPr>
-                <w:rFonts w:ascii="Arial" w:hAnsi="Arial" w:cs="Arial"/>
+                <w:color w:val="EE0000"/>
+                <w:lang w:val="es-ES_tradnl"/>
+              </w:rPr>
+            </w:pPr>
+            <w:r>
+              <w:rPr>
+                <w:rFonts w:ascii="Arial" w:hAnsi="Arial" w:cs="Arial"/>
+                <w:color w:val="EE0000"/>
                 <w:lang w:val="es-ES_tradnl"/>
               </w:rPr>
               <w:t>CORREO ELECTRONICO</w:t>
@@ -2088,6 +2107,7 @@
             <w:pPr>
               <w:rPr>
                 <w:rFonts w:ascii="Arial" w:hAnsi="Arial" w:cs="Arial"/>
+                <w:color w:val="EE0000"/>
                 <w:lang w:val="es-ES_tradnl"/>
               </w:rPr>
             </w:pPr>
@@ -2102,12 +2122,14 @@
             <w:pPr>
               <w:rPr>
                 <w:rFonts w:ascii="Arial" w:hAnsi="Arial" w:cs="Arial"/>
-                <w:lang w:val="es-ES_tradnl"/>
-              </w:rPr>
-            </w:pPr>
-            <w:r>
-              <w:rPr>
-                <w:rFonts w:ascii="Arial" w:hAnsi="Arial" w:cs="Arial"/>
+                <w:color w:val="EE0000"/>
+                <w:lang w:val="es-ES_tradnl"/>
+              </w:rPr>
+            </w:pPr>
+            <w:r>
+              <w:rPr>
+                <w:rFonts w:ascii="Arial" w:hAnsi="Arial" w:cs="Arial"/>
+                <w:color w:val="EE0000"/>
                 <w:lang w:val="es-ES_tradnl"/>
               </w:rPr>
               <w:t>${policia_persona_email}</w:t>
@@ -2126,6 +2148,7 @@
             <w:pPr>
               <w:rPr>
                 <w:rFonts w:ascii="Arial" w:hAnsi="Arial" w:cs="Arial"/>
+                <w:color w:val="EE0000"/>
                 <w:lang w:val="es-ES_tradnl"/>
               </w:rPr>
             </w:pPr>
@@ -2139,6 +2162,7 @@
             <w:pPr>
               <w:rPr>
                 <w:rFonts w:ascii="Arial" w:hAnsi="Arial" w:cs="Arial"/>
+                <w:color w:val="EE0000"/>
                 <w:lang w:val="es-ES_tradnl"/>
               </w:rPr>
             </w:pPr>
@@ -2153,6 +2177,7 @@
             <w:pPr>
               <w:rPr>
                 <w:rFonts w:ascii="Arial" w:hAnsi="Arial" w:cs="Arial"/>
+                <w:color w:val="EE0000"/>
                 <w:lang w:val="es-ES_tradnl"/>
               </w:rPr>
             </w:pPr>
@@ -2171,12 +2196,14 @@
               <w:jc w:val="both"/>
               <w:rPr>
                 <w:rFonts w:ascii="Arial" w:hAnsi="Arial" w:cs="Arial"/>
-                <w:lang w:val="es-ES_tradnl"/>
-              </w:rPr>
-            </w:pPr>
-            <w:r>
-              <w:rPr>
-                <w:rFonts w:ascii="Arial" w:hAnsi="Arial" w:cs="Arial"/>
+                <w:color w:val="EE0000"/>
+                <w:lang w:val="es-ES_tradnl"/>
+              </w:rPr>
+            </w:pPr>
+            <w:r>
+              <w:rPr>
+                <w:rFonts w:ascii="Arial" w:hAnsi="Arial" w:cs="Arial"/>
+                <w:color w:val="EE0000"/>
                 <w:lang w:val="es-ES_tradnl"/>
               </w:rPr>
               <w:t>Significando que previamente al desarrollo de la presente declaración se le informo de sus obligaciones y abstenciones conforme lo establecen los artículos 163° y 165° del NCPP; que son los siguientes:</w:t>
@@ -2187,6 +2214,7 @@
               <w:jc w:val="both"/>
               <w:rPr>
                 <w:rFonts w:ascii="Arial" w:hAnsi="Arial" w:cs="Arial"/>
+                <w:color w:val="EE0000"/>
                 <w:lang w:val="es-ES_tradnl"/>
               </w:rPr>
             </w:pPr>
@@ -2196,6 +2224,7 @@
               <w:jc w:val="both"/>
               <w:rPr>
                 <w:rFonts w:ascii="Arial" w:eastAsia="Times New Roman" w:hAnsi="Arial" w:cs="Arial"/>
+                <w:color w:val="EE0000"/>
                 <w:lang w:val="es-ES_tradnl" w:eastAsia="es-PE"/>
               </w:rPr>
             </w:pPr>
@@ -2204,6 +2233,7 @@
                 <w:rFonts w:ascii="Arial" w:eastAsia="Times New Roman" w:hAnsi="Arial" w:cs="Arial"/>
                 <w:b/>
                 <w:bCs/>
+                <w:color w:val="EE0000"/>
                 <w:lang w:val="es-ES_tradnl" w:eastAsia="es-PE"/>
               </w:rPr>
               <w:t>Artículo 163.- Obligaciones del testigo</w:t>
@@ -2214,12 +2244,14 @@
               <w:jc w:val="both"/>
               <w:rPr>
                 <w:rFonts w:ascii="Arial" w:eastAsia="Times New Roman" w:hAnsi="Arial" w:cs="Arial"/>
+                <w:color w:val="EE0000"/>
                 <w:lang w:val="es-ES_tradnl" w:eastAsia="es-PE"/>
               </w:rPr>
             </w:pPr>
             <w:r>
               <w:rPr>
                 <w:rFonts w:ascii="Arial" w:eastAsia="Times New Roman" w:hAnsi="Arial" w:cs="Arial"/>
+                <w:color w:val="EE0000"/>
                 <w:lang w:val="es-ES_tradnl" w:eastAsia="es-PE"/>
               </w:rPr>
               <w:t>1. Toda persona citada como testigo tiene el deber de concurrir, salvo las excepciones legales correspondientes, y de responder a la verdad a las preguntas que se le hagan. La comparecencia del testigo constituirá siempre suficiente justificación cuando su presencia fuere requerida simultáneamente para dar cumplimiento a obligaciones laborales, educativas o de otra naturaleza y no le ocasionará consecuencias jurídicas adversas bajo circunstancia alguna.</w:t>
@@ -2230,12 +2262,14 @@
               <w:jc w:val="both"/>
               <w:rPr>
                 <w:rFonts w:ascii="Arial" w:eastAsia="Times New Roman" w:hAnsi="Arial" w:cs="Arial"/>
+                <w:color w:val="EE0000"/>
                 <w:lang w:val="es-ES_tradnl" w:eastAsia="es-PE"/>
               </w:rPr>
             </w:pPr>
             <w:r>
               <w:rPr>
                 <w:rFonts w:ascii="Arial" w:eastAsia="Times New Roman" w:hAnsi="Arial" w:cs="Arial"/>
+                <w:color w:val="EE0000"/>
                 <w:lang w:val="es-ES_tradnl" w:eastAsia="es-PE"/>
               </w:rPr>
               <w:t>2. El testigo no puede ser obligado a declarar sobre hechos de los cuales podría surgir su responsabilidad penal. El testigo tendrá el mismo derecho cuando, por su declaración, pudiere incriminar a alguna de las personas mencionadas en el numeral 1) del artículo 165.</w:t>
@@ -2246,6 +2280,7 @@
               <w:jc w:val="both"/>
               <w:rPr>
                 <w:rFonts w:ascii="Arial" w:eastAsia="Times New Roman" w:hAnsi="Arial" w:cs="Arial"/>
+                <w:color w:val="EE0000"/>
                 <w:lang w:val="es-ES_tradnl" w:eastAsia="es-PE"/>
               </w:rPr>
             </w:pPr>
@@ -2254,6 +2289,7 @@
                 <w:rFonts w:ascii="Arial" w:eastAsia="Times New Roman" w:hAnsi="Arial" w:cs="Arial"/>
                 <w:b/>
                 <w:bCs/>
+                <w:color w:val="EE0000"/>
                 <w:lang w:val="es-ES_tradnl" w:eastAsia="es-PE"/>
               </w:rPr>
               <w:lastRenderedPageBreak/>
@@ -2265,12 +2301,14 @@
               <w:jc w:val="both"/>
               <w:rPr>
                 <w:rFonts w:ascii="Arial" w:hAnsi="Arial" w:cs="Arial"/>
+                <w:color w:val="EE0000"/>
                 <w:lang w:val="es-ES_tradnl"/>
               </w:rPr>
             </w:pPr>
             <w:r>
               <w:rPr>
                 <w:rFonts w:ascii="Arial" w:eastAsia="Times New Roman" w:hAnsi="Arial" w:cs="Arial"/>
+                <w:color w:val="EE0000"/>
                 <w:lang w:val="es-ES_tradnl" w:eastAsia="es-PE"/>
               </w:rPr>
               <w:t>1. Podrán abstenerse de rendir testimonio el cónyuge del imputado, los parientes dentro del cuarto grado de consanguinidad o segundo de afinidad, y aquel que tuviera relación de convivencia con él. Se extiende esta facultad, en la misma medida, a los parientes por adopción, y respecto de los cónyuges o convivientes aun cuando haya cesado el vínculo conyugal o convivencial. Todos ellos serán advertidos, antes de la diligencia, del derecho que les asiste para rehusar a prestar testimonio en todo o en parte.</w:t>
@@ -2292,6 +2330,7 @@
             <w:pPr>
               <w:rPr>
                 <w:rFonts w:ascii="Arial" w:hAnsi="Arial" w:cs="Arial"/>
+                <w:color w:val="EE0000"/>
                 <w:lang w:val="es-ES_tradnl"/>
               </w:rPr>
             </w:pPr>
@@ -2314,14 +2353,16 @@
                 <w:rFonts w:ascii="Arial" w:hAnsi="Arial" w:cs="Arial"/>
                 <w:b/>
                 <w:bCs/>
-                <w:lang w:val="es-ES_tradnl"/>
-              </w:rPr>
-            </w:pPr>
-            <w:r>
-              <w:rPr>
-                <w:rFonts w:ascii="Arial" w:hAnsi="Arial" w:cs="Arial"/>
-                <w:b/>
-                <w:bCs/>
+                <w:color w:val="EE0000"/>
+                <w:lang w:val="es-ES_tradnl"/>
+              </w:rPr>
+            </w:pPr>
+            <w:r>
+              <w:rPr>
+                <w:rFonts w:ascii="Arial" w:hAnsi="Arial" w:cs="Arial"/>
+                <w:b/>
+                <w:bCs/>
+                <w:color w:val="EE0000"/>
                 <w:lang w:val="es-ES_tradnl"/>
               </w:rPr>
               <w:t>DESARROLLO DE LA DILIGENCIA:</w:t>
@@ -2340,6 +2381,7 @@
               <w:jc w:val="center"/>
               <w:rPr>
                 <w:rFonts w:ascii="Arial" w:hAnsi="Arial" w:cs="Arial"/>
+                <w:color w:val="EE0000"/>
                 <w:lang w:val="es-ES_tradnl"/>
               </w:rPr>
             </w:pPr>
@@ -2353,6 +2395,7 @@
             <w:pPr>
               <w:rPr>
                 <w:rFonts w:ascii="Arial" w:hAnsi="Arial" w:cs="Arial"/>
+                <w:color w:val="EE0000"/>
                 <w:lang w:val="es-ES_tradnl"/>
               </w:rPr>
             </w:pPr>
@@ -2366,6 +2409,7 @@
             <w:pPr>
               <w:rPr>
                 <w:rFonts w:ascii="Arial" w:hAnsi="Arial" w:cs="Arial"/>
+                <w:color w:val="EE0000"/>
                 <w:lang w:val="es-ES_tradnl"/>
               </w:rPr>
             </w:pPr>
@@ -2379,6 +2423,7 @@
             <w:pPr>
               <w:rPr>
                 <w:rFonts w:ascii="Arial" w:hAnsi="Arial" w:cs="Arial"/>
+                <w:color w:val="EE0000"/>
                 <w:lang w:val="es-ES_tradnl"/>
               </w:rPr>
             </w:pPr>
@@ -2392,6 +2437,7 @@
             <w:pPr>
               <w:rPr>
                 <w:rFonts w:ascii="Arial" w:hAnsi="Arial" w:cs="Arial"/>
+                <w:color w:val="EE0000"/>
                 <w:lang w:val="es-ES_tradnl"/>
               </w:rPr>
             </w:pPr>
@@ -2405,6 +2451,7 @@
             <w:pPr>
               <w:rPr>
                 <w:rFonts w:ascii="Arial" w:hAnsi="Arial" w:cs="Arial"/>
+                <w:color w:val="EE0000"/>
                 <w:lang w:val="es-ES_tradnl"/>
               </w:rPr>
             </w:pPr>
@@ -2418,6 +2465,7 @@
             <w:pPr>
               <w:rPr>
                 <w:rFonts w:ascii="Arial" w:hAnsi="Arial" w:cs="Arial"/>
+                <w:color w:val="EE0000"/>
                 <w:lang w:val="es-ES_tradnl"/>
               </w:rPr>
             </w:pPr>
@@ -2431,6 +2479,7 @@
             <w:pPr>
               <w:rPr>
                 <w:rFonts w:ascii="Arial" w:hAnsi="Arial" w:cs="Arial"/>
+                <w:color w:val="EE0000"/>
                 <w:lang w:val="es-ES_tradnl"/>
               </w:rPr>
             </w:pPr>
@@ -2444,6 +2493,7 @@
             <w:pPr>
               <w:rPr>
                 <w:rFonts w:ascii="Arial" w:hAnsi="Arial" w:cs="Arial"/>
+                <w:color w:val="EE0000"/>
                 <w:lang w:val="es-ES_tradnl"/>
               </w:rPr>
             </w:pPr>
@@ -2457,6 +2507,7 @@
             <w:pPr>
               <w:rPr>
                 <w:rFonts w:ascii="Arial" w:hAnsi="Arial" w:cs="Arial"/>
+                <w:color w:val="EE0000"/>
                 <w:lang w:val="es-ES_tradnl"/>
               </w:rPr>
             </w:pPr>
@@ -2475,6 +2526,7 @@
                 <w:rFonts w:ascii="Arial" w:hAnsi="Arial" w:cs="Arial"/>
                 <w:b/>
                 <w:bCs/>
+                <w:color w:val="EE0000"/>
                 <w:lang w:val="es-ES_tradnl"/>
               </w:rPr>
             </w:pPr>
@@ -2486,6 +2538,7 @@
                 <w:rFonts w:ascii="Arial" w:hAnsi="Arial" w:cs="Arial"/>
                 <w:b/>
                 <w:bCs/>
+                <w:color w:val="EE0000"/>
                 <w:lang w:val="es-ES_tradnl"/>
               </w:rPr>
               <w:t>1.</w:t>
@@ -2504,14 +2557,16 @@
                 <w:rFonts w:ascii="Arial" w:hAnsi="Arial" w:cs="Arial"/>
                 <w:b/>
                 <w:bCs/>
-                <w:lang w:val="es-ES_tradnl"/>
-              </w:rPr>
-            </w:pPr>
-            <w:r>
-              <w:rPr>
-                <w:rFonts w:ascii="Arial" w:hAnsi="Arial" w:cs="Arial"/>
-                <w:b/>
-                <w:bCs/>
+                <w:color w:val="EE0000"/>
+                <w:lang w:val="es-ES_tradnl"/>
+              </w:rPr>
+            </w:pPr>
+            <w:r>
+              <w:rPr>
+                <w:rFonts w:ascii="Arial" w:hAnsi="Arial" w:cs="Arial"/>
+                <w:b/>
+                <w:bCs/>
+                <w:color w:val="EE0000"/>
                 <w:lang w:val="es-ES_tradnl"/>
               </w:rPr>
               <w:t>PREGUNTADO, DIGA: ¿Si requiere la presencia de su abogado defensor para rendir su presente declaración? Dijo:</w:t>
@@ -2521,6 +2576,7 @@
                 <w:rFonts w:ascii="Arial" w:hAnsi="Arial" w:cs="Arial"/>
                 <w:b/>
                 <w:bCs/>
+                <w:color w:val="EE0000"/>
                 <w:lang w:val="es-ES_tradnl"/>
               </w:rPr>
               <w:t xml:space="preserve"> -----------------------------------------</w:t>
@@ -2538,6 +2594,7 @@
               <w:jc w:val="center"/>
               <w:rPr>
                 <w:rFonts w:ascii="Arial" w:hAnsi="Arial" w:cs="Arial"/>
+                <w:color w:val="EE0000"/>
                 <w:lang w:val="es-ES_tradnl"/>
               </w:rPr>
             </w:pPr>
@@ -2553,12 +2610,14 @@
               <w:jc w:val="both"/>
               <w:rPr>
                 <w:rFonts w:ascii="Arial" w:hAnsi="Arial" w:cs="Arial"/>
-                <w:lang w:val="es-ES_tradnl"/>
-              </w:rPr>
-            </w:pPr>
-            <w:r>
-              <w:rPr>
-                <w:rFonts w:ascii="Arial" w:hAnsi="Arial" w:cs="Arial"/>
+                <w:color w:val="EE0000"/>
+                <w:lang w:val="es-ES_tradnl"/>
+              </w:rPr>
+            </w:pPr>
+            <w:r>
+              <w:rPr>
+                <w:rFonts w:ascii="Arial" w:hAnsi="Arial" w:cs="Arial"/>
+                <w:color w:val="EE0000"/>
                 <w:lang w:val="es-ES_tradnl"/>
               </w:rPr>
               <w:t>---Que,</w:t>
@@ -2566,13 +2625,15 @@
             <w:r>
               <w:rPr>
                 <w:rFonts w:ascii="Arial" w:hAnsi="Arial" w:cs="Arial"/>
-                <w:lang w:val="es-ES_tradnl"/>
-              </w:rPr>
-              <w:t xml:space="preserve"> no</w:t>
-            </w:r>
-            <w:r>
-              <w:rPr>
-                <w:rFonts w:ascii="Arial" w:hAnsi="Arial" w:cs="Arial"/>
+                <w:color w:val="EE0000"/>
+                <w:lang w:val="es-ES_tradnl"/>
+              </w:rPr>
+              <w:t xml:space="preserve"> </w:t>
+            </w:r>
+            <w:r>
+              <w:rPr>
+                <w:rFonts w:ascii="Arial" w:hAnsi="Arial" w:cs="Arial"/>
+                <w:color w:val="EE0000"/>
                 <w:lang w:val="es-ES_tradnl"/>
               </w:rPr>
               <w:t>. ---------------------------------------------------------</w:t>
@@ -2580,6 +2641,7 @@
             <w:r>
               <w:rPr>
                 <w:rFonts w:ascii="Arial" w:hAnsi="Arial" w:cs="Arial"/>
+                <w:color w:val="EE0000"/>
                 <w:lang w:val="es-ES_tradnl"/>
               </w:rPr>
               <w:t>-----------------------------</w:t>
@@ -2598,6 +2660,7 @@
               <w:jc w:val="center"/>
               <w:rPr>
                 <w:rFonts w:ascii="Arial" w:hAnsi="Arial" w:cs="Arial"/>
+                <w:color w:val="EE0000"/>
                 <w:lang w:val="es-ES_tradnl"/>
               </w:rPr>
             </w:pPr>
@@ -2611,6 +2674,7 @@
             <w:pPr>
               <w:rPr>
                 <w:rFonts w:ascii="Arial" w:hAnsi="Arial" w:cs="Arial"/>
+                <w:color w:val="EE0000"/>
                 <w:lang w:val="es-ES_tradnl"/>
               </w:rPr>
             </w:pPr>
@@ -2624,6 +2688,7 @@
             <w:pPr>
               <w:rPr>
                 <w:rFonts w:ascii="Arial" w:hAnsi="Arial" w:cs="Arial"/>
+                <w:color w:val="EE0000"/>
                 <w:lang w:val="es-ES_tradnl"/>
               </w:rPr>
             </w:pPr>
@@ -2637,6 +2702,7 @@
             <w:pPr>
               <w:rPr>
                 <w:rFonts w:ascii="Arial" w:hAnsi="Arial" w:cs="Arial"/>
+                <w:color w:val="EE0000"/>
                 <w:lang w:val="es-ES_tradnl"/>
               </w:rPr>
             </w:pPr>
@@ -2650,6 +2716,7 @@
             <w:pPr>
               <w:rPr>
                 <w:rFonts w:ascii="Arial" w:hAnsi="Arial" w:cs="Arial"/>
+                <w:color w:val="EE0000"/>
                 <w:lang w:val="es-ES_tradnl"/>
               </w:rPr>
             </w:pPr>
@@ -2663,6 +2730,7 @@
             <w:pPr>
               <w:rPr>
                 <w:rFonts w:ascii="Arial" w:hAnsi="Arial" w:cs="Arial"/>
+                <w:color w:val="EE0000"/>
                 <w:lang w:val="es-ES_tradnl"/>
               </w:rPr>
             </w:pPr>
@@ -2676,6 +2744,7 @@
             <w:pPr>
               <w:rPr>
                 <w:rFonts w:ascii="Arial" w:hAnsi="Arial" w:cs="Arial"/>
+                <w:color w:val="EE0000"/>
                 <w:lang w:val="es-ES_tradnl"/>
               </w:rPr>
             </w:pPr>
@@ -2689,6 +2758,7 @@
             <w:pPr>
               <w:rPr>
                 <w:rFonts w:ascii="Arial" w:hAnsi="Arial" w:cs="Arial"/>
+                <w:color w:val="EE0000"/>
                 <w:lang w:val="es-ES_tradnl"/>
               </w:rPr>
             </w:pPr>
@@ -2702,6 +2772,7 @@
             <w:pPr>
               <w:rPr>
                 <w:rFonts w:ascii="Arial" w:hAnsi="Arial" w:cs="Arial"/>
+                <w:color w:val="EE0000"/>
                 <w:lang w:val="es-ES_tradnl"/>
               </w:rPr>
             </w:pPr>
@@ -2715,6 +2786,7 @@
             <w:pPr>
               <w:rPr>
                 <w:rFonts w:ascii="Arial" w:hAnsi="Arial" w:cs="Arial"/>
+                <w:color w:val="EE0000"/>
                 <w:lang w:val="es-ES_tradnl"/>
               </w:rPr>
             </w:pPr>
@@ -2733,14 +2805,16 @@
                 <w:rFonts w:ascii="Arial" w:hAnsi="Arial" w:cs="Arial"/>
                 <w:b/>
                 <w:bCs/>
-                <w:lang w:val="es-ES_tradnl"/>
-              </w:rPr>
-            </w:pPr>
-            <w:r>
-              <w:rPr>
-                <w:rFonts w:ascii="Arial" w:hAnsi="Arial" w:cs="Arial"/>
-                <w:b/>
-                <w:bCs/>
+                <w:color w:val="EE0000"/>
+                <w:lang w:val="es-ES_tradnl"/>
+              </w:rPr>
+            </w:pPr>
+            <w:r>
+              <w:rPr>
+                <w:rFonts w:ascii="Arial" w:hAnsi="Arial" w:cs="Arial"/>
+                <w:b/>
+                <w:bCs/>
+                <w:color w:val="EE0000"/>
                 <w:lang w:val="es-ES_tradnl"/>
               </w:rPr>
               <w:t>2.</w:t>
@@ -2759,14 +2833,16 @@
                 <w:rFonts w:ascii="Arial" w:hAnsi="Arial" w:cs="Arial"/>
                 <w:b/>
                 <w:bCs/>
-                <w:lang w:val="es-ES_tradnl"/>
-              </w:rPr>
-            </w:pPr>
-            <w:r>
-              <w:rPr>
-                <w:rFonts w:ascii="Arial" w:hAnsi="Arial" w:cs="Arial"/>
-                <w:b/>
-                <w:bCs/>
+                <w:color w:val="EE0000"/>
+                <w:lang w:val="es-ES_tradnl"/>
+              </w:rPr>
+            </w:pPr>
+            <w:r>
+              <w:rPr>
+                <w:rFonts w:ascii="Arial" w:hAnsi="Arial" w:cs="Arial"/>
+                <w:b/>
+                <w:bCs/>
+                <w:color w:val="EE0000"/>
                 <w:lang w:val="es-ES_tradnl"/>
               </w:rPr>
               <w:t>PREGUNTADO, DIGA: ¿</w:t>
@@ -2776,6 +2852,7 @@
                 <w:rFonts w:ascii="Arial" w:hAnsi="Arial" w:cs="Arial"/>
                 <w:b/>
                 <w:bCs/>
+                <w:color w:val="EE0000"/>
                 <w:lang w:val="es-ES_tradnl"/>
               </w:rPr>
               <w:t>Va a</w:t>
@@ -2785,6 +2862,7 @@
                 <w:rFonts w:ascii="Arial" w:hAnsi="Arial" w:cs="Arial"/>
                 <w:b/>
                 <w:bCs/>
+                <w:color w:val="EE0000"/>
                 <w:lang w:val="es-ES_tradnl"/>
               </w:rPr>
               <w:t xml:space="preserve"> declarar de manera voluntaria a las preguntas que se le formulen</w:t>
@@ -2794,6 +2872,7 @@
                 <w:rFonts w:ascii="Arial" w:hAnsi="Arial" w:cs="Arial"/>
                 <w:b/>
                 <w:bCs/>
+                <w:color w:val="EE0000"/>
                 <w:lang w:val="es-ES_tradnl"/>
               </w:rPr>
               <w:t>? Dijo:</w:t>
@@ -2803,6 +2882,7 @@
                 <w:rFonts w:ascii="Arial" w:hAnsi="Arial" w:cs="Arial"/>
                 <w:b/>
                 <w:bCs/>
+                <w:color w:val="EE0000"/>
                 <w:lang w:val="es-ES_tradnl"/>
               </w:rPr>
               <w:t xml:space="preserve"> --------------------------------------------------</w:t>
@@ -2820,6 +2900,7 @@
               <w:jc w:val="center"/>
               <w:rPr>
                 <w:rFonts w:ascii="Arial" w:hAnsi="Arial" w:cs="Arial"/>
+                <w:color w:val="EE0000"/>
                 <w:lang w:val="es-ES_tradnl"/>
               </w:rPr>
             </w:pPr>
@@ -2835,12 +2916,14 @@
               <w:jc w:val="both"/>
               <w:rPr>
                 <w:rFonts w:ascii="Arial" w:hAnsi="Arial" w:cs="Arial"/>
-                <w:lang w:val="es-ES_tradnl"/>
-              </w:rPr>
-            </w:pPr>
-            <w:r>
-              <w:rPr>
-                <w:rFonts w:ascii="Arial" w:hAnsi="Arial" w:cs="Arial"/>
+                <w:color w:val="EE0000"/>
+                <w:lang w:val="es-ES_tradnl"/>
+              </w:rPr>
+            </w:pPr>
+            <w:r>
+              <w:rPr>
+                <w:rFonts w:ascii="Arial" w:hAnsi="Arial" w:cs="Arial"/>
+                <w:color w:val="EE0000"/>
                 <w:lang w:val="es-ES_tradnl"/>
               </w:rPr>
               <w:t>---Que,</w:t>
@@ -2848,13 +2931,15 @@
             <w:r>
               <w:rPr>
                 <w:rFonts w:ascii="Arial" w:hAnsi="Arial" w:cs="Arial"/>
-                <w:lang w:val="es-ES_tradnl"/>
-              </w:rPr>
-              <w:t xml:space="preserve"> si</w:t>
-            </w:r>
-            <w:r>
-              <w:rPr>
-                <w:rFonts w:ascii="Arial" w:hAnsi="Arial" w:cs="Arial"/>
+                <w:color w:val="EE0000"/>
+                <w:lang w:val="es-ES_tradnl"/>
+              </w:rPr>
+              <w:t xml:space="preserve"> </w:t>
+            </w:r>
+            <w:r>
+              <w:rPr>
+                <w:rFonts w:ascii="Arial" w:hAnsi="Arial" w:cs="Arial"/>
+                <w:color w:val="EE0000"/>
                 <w:lang w:val="es-ES_tradnl"/>
               </w:rPr>
               <w:t>. ---------------------------------------------------------------------------------------</w:t>
@@ -2873,6 +2958,7 @@
               <w:jc w:val="center"/>
               <w:rPr>
                 <w:rFonts w:ascii="Arial" w:hAnsi="Arial" w:cs="Arial"/>
+                <w:color w:val="EE0000"/>
                 <w:lang w:val="es-ES_tradnl"/>
               </w:rPr>
             </w:pPr>
@@ -2886,6 +2972,7 @@
             <w:pPr>
               <w:rPr>
                 <w:rFonts w:ascii="Arial" w:hAnsi="Arial" w:cs="Arial"/>
+                <w:color w:val="EE0000"/>
                 <w:lang w:val="es-ES_tradnl"/>
               </w:rPr>
             </w:pPr>
@@ -2899,6 +2986,7 @@
             <w:pPr>
               <w:rPr>
                 <w:rFonts w:ascii="Arial" w:hAnsi="Arial" w:cs="Arial"/>
+                <w:color w:val="EE0000"/>
                 <w:lang w:val="es-ES_tradnl"/>
               </w:rPr>
             </w:pPr>
@@ -2912,6 +3000,7 @@
             <w:pPr>
               <w:rPr>
                 <w:rFonts w:ascii="Arial" w:hAnsi="Arial" w:cs="Arial"/>
+                <w:color w:val="EE0000"/>
                 <w:lang w:val="es-ES_tradnl"/>
               </w:rPr>
             </w:pPr>
@@ -2925,6 +3014,7 @@
             <w:pPr>
               <w:rPr>
                 <w:rFonts w:ascii="Arial" w:hAnsi="Arial" w:cs="Arial"/>
+                <w:color w:val="EE0000"/>
                 <w:lang w:val="es-ES_tradnl"/>
               </w:rPr>
             </w:pPr>
@@ -2938,6 +3028,7 @@
             <w:pPr>
               <w:rPr>
                 <w:rFonts w:ascii="Arial" w:hAnsi="Arial" w:cs="Arial"/>
+                <w:color w:val="EE0000"/>
                 <w:lang w:val="es-ES_tradnl"/>
               </w:rPr>
             </w:pPr>
@@ -2951,6 +3042,7 @@
             <w:pPr>
               <w:rPr>
                 <w:rFonts w:ascii="Arial" w:hAnsi="Arial" w:cs="Arial"/>
+                <w:color w:val="EE0000"/>
                 <w:lang w:val="es-ES_tradnl"/>
               </w:rPr>
             </w:pPr>
@@ -2964,6 +3056,7 @@
             <w:pPr>
               <w:rPr>
                 <w:rFonts w:ascii="Arial" w:hAnsi="Arial" w:cs="Arial"/>
+                <w:color w:val="EE0000"/>
                 <w:lang w:val="es-ES_tradnl"/>
               </w:rPr>
             </w:pPr>
@@ -2977,6 +3070,7 @@
             <w:pPr>
               <w:rPr>
                 <w:rFonts w:ascii="Arial" w:hAnsi="Arial" w:cs="Arial"/>
+                <w:color w:val="EE0000"/>
                 <w:lang w:val="es-ES_tradnl"/>
               </w:rPr>
             </w:pPr>
@@ -2990,6 +3084,7 @@
             <w:pPr>
               <w:rPr>
                 <w:rFonts w:ascii="Arial" w:hAnsi="Arial" w:cs="Arial"/>
+                <w:color w:val="EE0000"/>
                 <w:lang w:val="es-ES_tradnl"/>
               </w:rPr>
             </w:pPr>
@@ -3008,14 +3103,16 @@
                 <w:rFonts w:ascii="Arial" w:hAnsi="Arial" w:cs="Arial"/>
                 <w:b/>
                 <w:bCs/>
-                <w:lang w:val="es-ES_tradnl"/>
-              </w:rPr>
-            </w:pPr>
-            <w:r>
-              <w:rPr>
-                <w:rFonts w:ascii="Arial" w:hAnsi="Arial" w:cs="Arial"/>
-                <w:b/>
-                <w:bCs/>
+                <w:color w:val="EE0000"/>
+                <w:lang w:val="es-ES_tradnl"/>
+              </w:rPr>
+            </w:pPr>
+            <w:r>
+              <w:rPr>
+                <w:rFonts w:ascii="Arial" w:hAnsi="Arial" w:cs="Arial"/>
+                <w:b/>
+                <w:bCs/>
+                <w:color w:val="EE0000"/>
                 <w:lang w:val="es-ES_tradnl"/>
               </w:rPr>
               <w:t>3.</w:t>
@@ -3034,14 +3131,16 @@
                 <w:rFonts w:ascii="Arial" w:hAnsi="Arial" w:cs="Arial"/>
                 <w:b/>
                 <w:bCs/>
-                <w:lang w:val="es-ES_tradnl"/>
-              </w:rPr>
-            </w:pPr>
-            <w:r>
-              <w:rPr>
-                <w:rFonts w:ascii="Arial" w:hAnsi="Arial" w:cs="Arial"/>
-                <w:b/>
-                <w:bCs/>
+                <w:color w:val="EE0000"/>
+                <w:lang w:val="es-ES_tradnl"/>
+              </w:rPr>
+            </w:pPr>
+            <w:r>
+              <w:rPr>
+                <w:rFonts w:ascii="Arial" w:hAnsi="Arial" w:cs="Arial"/>
+                <w:b/>
+                <w:bCs/>
+                <w:color w:val="EE0000"/>
                 <w:lang w:val="es-ES_tradnl"/>
               </w:rPr>
               <w:t>PREGUNTADO, DIGA: ¿</w:t>
@@ -3051,6 +3150,7 @@
                 <w:rFonts w:ascii="Arial" w:hAnsi="Arial" w:cs="Arial"/>
                 <w:b/>
                 <w:bCs/>
+                <w:color w:val="EE0000"/>
                 <w:lang w:val="es-ES_tradnl"/>
               </w:rPr>
               <w:t xml:space="preserve">Si tiene conocimiento porque motivo se encuentra presente en la presente </w:t>
@@ -3060,6 +3160,7 @@
                 <w:rFonts w:ascii="Arial" w:hAnsi="Arial" w:cs="Arial"/>
                 <w:b/>
                 <w:bCs/>
+                <w:color w:val="EE0000"/>
                 <w:lang w:val="es-ES_tradnl"/>
               </w:rPr>
               <w:t>manifestación</w:t>
@@ -3069,6 +3170,7 @@
                 <w:rFonts w:ascii="Arial" w:hAnsi="Arial" w:cs="Arial"/>
                 <w:b/>
                 <w:bCs/>
+                <w:color w:val="EE0000"/>
                 <w:lang w:val="es-ES_tradnl"/>
               </w:rPr>
               <w:t>? Dijo:</w:t>
@@ -3078,6 +3180,7 @@
                 <w:rFonts w:ascii="Arial" w:hAnsi="Arial" w:cs="Arial"/>
                 <w:b/>
                 <w:bCs/>
+                <w:color w:val="EE0000"/>
                 <w:lang w:val="es-ES_tradnl"/>
               </w:rPr>
               <w:t xml:space="preserve"> ----------------------</w:t>
@@ -3095,6 +3198,7 @@
               <w:jc w:val="center"/>
               <w:rPr>
                 <w:rFonts w:ascii="Arial" w:hAnsi="Arial" w:cs="Arial"/>
+                <w:color w:val="EE0000"/>
                 <w:lang w:val="es-ES_tradnl"/>
               </w:rPr>
             </w:pPr>
@@ -3110,12 +3214,14 @@
               <w:jc w:val="both"/>
               <w:rPr>
                 <w:rFonts w:ascii="Arial" w:hAnsi="Arial" w:cs="Arial"/>
-                <w:lang w:val="es-ES_tradnl"/>
-              </w:rPr>
-            </w:pPr>
-            <w:r>
-              <w:rPr>
-                <w:rFonts w:ascii="Arial" w:hAnsi="Arial" w:cs="Arial"/>
+                <w:color w:val="EE0000"/>
+                <w:lang w:val="es-ES_tradnl"/>
+              </w:rPr>
+            </w:pPr>
+            <w:r>
+              <w:rPr>
+                <w:rFonts w:ascii="Arial" w:hAnsi="Arial" w:cs="Arial"/>
+                <w:color w:val="EE0000"/>
                 <w:lang w:val="es-ES_tradnl"/>
               </w:rPr>
               <w:t>---Que,</w:t>
@@ -3123,9 +3229,10 @@
             <w:r>
               <w:rPr>
                 <w:rFonts w:ascii="Arial" w:hAnsi="Arial" w:cs="Arial"/>
-                <w:lang w:val="es-ES_tradnl"/>
-              </w:rPr>
-              <w:t xml:space="preserve"> si tengo conocimiento, como efectivo policial interviniente en el accidente de tránsito suscitado el día de hoy 29ABR2024, en horas de la madrugada, en la Carretera Panamericana Norte Km. 42-Santa Rosa, en cuyo suceso resulto fallecida una persona de sexo masculino, no identificada, que se encontraba como ocupante del vehículo de placa de rodaje CCO-663. </w:t>
+                <w:color w:val="EE0000"/>
+                <w:lang w:val="es-ES_tradnl"/>
+              </w:rPr>
+              <w:t xml:space="preserve">. </w:t>
             </w:r>
           </w:p>
         </w:tc>
@@ -3140,6 +3247,7 @@
               <w:jc w:val="center"/>
               <w:rPr>
                 <w:rFonts w:ascii="Arial" w:hAnsi="Arial" w:cs="Arial"/>
+                <w:color w:val="EE0000"/>
                 <w:lang w:val="es-ES_tradnl"/>
               </w:rPr>
             </w:pPr>
@@ -3153,6 +3261,7 @@
             <w:pPr>
               <w:rPr>
                 <w:rFonts w:ascii="Arial" w:hAnsi="Arial" w:cs="Arial"/>
+                <w:color w:val="EE0000"/>
                 <w:lang w:val="es-ES_tradnl"/>
               </w:rPr>
             </w:pPr>
@@ -3166,6 +3275,7 @@
             <w:pPr>
               <w:rPr>
                 <w:rFonts w:ascii="Arial" w:hAnsi="Arial" w:cs="Arial"/>
+                <w:color w:val="EE0000"/>
                 <w:lang w:val="es-ES_tradnl"/>
               </w:rPr>
             </w:pPr>
@@ -3179,6 +3289,7 @@
             <w:pPr>
               <w:rPr>
                 <w:rFonts w:ascii="Arial" w:hAnsi="Arial" w:cs="Arial"/>
+                <w:color w:val="EE0000"/>
                 <w:lang w:val="es-ES_tradnl"/>
               </w:rPr>
             </w:pPr>
@@ -3192,6 +3303,7 @@
             <w:pPr>
               <w:rPr>
                 <w:rFonts w:ascii="Arial" w:hAnsi="Arial" w:cs="Arial"/>
+                <w:color w:val="EE0000"/>
                 <w:lang w:val="es-ES_tradnl"/>
               </w:rPr>
             </w:pPr>
@@ -3205,6 +3317,7 @@
             <w:pPr>
               <w:rPr>
                 <w:rFonts w:ascii="Arial" w:hAnsi="Arial" w:cs="Arial"/>
+                <w:color w:val="EE0000"/>
                 <w:lang w:val="es-ES_tradnl"/>
               </w:rPr>
             </w:pPr>
@@ -3218,6 +3331,7 @@
             <w:pPr>
               <w:rPr>
                 <w:rFonts w:ascii="Arial" w:hAnsi="Arial" w:cs="Arial"/>
+                <w:color w:val="EE0000"/>
                 <w:lang w:val="es-ES_tradnl"/>
               </w:rPr>
             </w:pPr>
@@ -3231,6 +3345,7 @@
             <w:pPr>
               <w:rPr>
                 <w:rFonts w:ascii="Arial" w:hAnsi="Arial" w:cs="Arial"/>
+                <w:color w:val="EE0000"/>
                 <w:lang w:val="es-ES_tradnl"/>
               </w:rPr>
             </w:pPr>
@@ -3244,6 +3359,7 @@
             <w:pPr>
               <w:rPr>
                 <w:rFonts w:ascii="Arial" w:hAnsi="Arial" w:cs="Arial"/>
+                <w:color w:val="EE0000"/>
                 <w:lang w:val="es-ES_tradnl"/>
               </w:rPr>
             </w:pPr>
@@ -3257,6 +3373,7 @@
             <w:pPr>
               <w:rPr>
                 <w:rFonts w:ascii="Arial" w:hAnsi="Arial" w:cs="Arial"/>
+                <w:color w:val="EE0000"/>
                 <w:lang w:val="es-ES_tradnl"/>
               </w:rPr>
             </w:pPr>
@@ -3275,14 +3392,16 @@
                 <w:rFonts w:ascii="Arial" w:hAnsi="Arial" w:cs="Arial"/>
                 <w:b/>
                 <w:bCs/>
-                <w:lang w:val="es-ES_tradnl"/>
-              </w:rPr>
-            </w:pPr>
-            <w:r>
-              <w:rPr>
-                <w:rFonts w:ascii="Arial" w:hAnsi="Arial" w:cs="Arial"/>
-                <w:b/>
-                <w:bCs/>
+                <w:color w:val="EE0000"/>
+                <w:lang w:val="es-ES_tradnl"/>
+              </w:rPr>
+            </w:pPr>
+            <w:r>
+              <w:rPr>
+                <w:rFonts w:ascii="Arial" w:hAnsi="Arial" w:cs="Arial"/>
+                <w:b/>
+                <w:bCs/>
+                <w:color w:val="EE0000"/>
                 <w:lang w:val="es-ES_tradnl"/>
               </w:rPr>
               <w:t>4.</w:t>
@@ -3301,14 +3420,16 @@
                 <w:rFonts w:ascii="Arial" w:hAnsi="Arial" w:cs="Arial"/>
                 <w:b/>
                 <w:bCs/>
-                <w:lang w:val="es-ES_tradnl"/>
-              </w:rPr>
-            </w:pPr>
-            <w:r>
-              <w:rPr>
-                <w:rFonts w:ascii="Arial" w:hAnsi="Arial" w:cs="Arial"/>
-                <w:b/>
-                <w:bCs/>
+                <w:color w:val="EE0000"/>
+                <w:lang w:val="es-ES_tradnl"/>
+              </w:rPr>
+            </w:pPr>
+            <w:r>
+              <w:rPr>
+                <w:rFonts w:ascii="Arial" w:hAnsi="Arial" w:cs="Arial"/>
+                <w:b/>
+                <w:bCs/>
+                <w:color w:val="EE0000"/>
                 <w:lang w:val="es-ES_tradnl"/>
               </w:rPr>
               <w:t>PREGUNTADO, DIGA: ¿</w:t>
@@ -3317,7 +3438,7 @@
               <w:rPr>
                 <w:rFonts w:ascii="Arial" w:hAnsi="Arial" w:cs="Arial"/>
                 <w:b/>
-                <w:color w:val="000000" w:themeColor="text1"/>
+                <w:color w:val="EE0000"/>
                 <w:lang w:val="es-ES_tradnl"/>
               </w:rPr>
               <w:t>Cuántos años de servicio reales y efectivos, viene prestando a la Policía Nacional del Perú, y actualmente en que unidad se e</w:t>
@@ -3326,7 +3447,7 @@
               <w:rPr>
                 <w:rFonts w:ascii="Arial" w:hAnsi="Arial" w:cs="Arial"/>
                 <w:b/>
-                <w:color w:val="000000" w:themeColor="text1"/>
+                <w:color w:val="EE0000"/>
                 <w:lang w:val="es-ES_tradnl"/>
               </w:rPr>
               <w:t>ncu</w:t>
@@ -3335,7 +3456,7 @@
               <w:rPr>
                 <w:rFonts w:ascii="Arial" w:hAnsi="Arial" w:cs="Arial"/>
                 <w:b/>
-                <w:color w:val="000000" w:themeColor="text1"/>
+                <w:color w:val="EE0000"/>
                 <w:lang w:val="es-ES_tradnl"/>
               </w:rPr>
               <w:t>entra laborando, y cuál es su modalidad de servicio</w:t>
@@ -3345,6 +3466,7 @@
                 <w:rFonts w:ascii="Arial" w:hAnsi="Arial" w:cs="Arial"/>
                 <w:b/>
                 <w:bCs/>
+                <w:color w:val="EE0000"/>
                 <w:lang w:val="es-ES_tradnl"/>
               </w:rPr>
               <w:t>? Dijo:</w:t>
@@ -3354,6 +3476,7 @@
                 <w:rFonts w:ascii="Arial" w:hAnsi="Arial" w:cs="Arial"/>
                 <w:b/>
                 <w:bCs/>
+                <w:color w:val="EE0000"/>
                 <w:lang w:val="es-ES_tradnl"/>
               </w:rPr>
               <w:t xml:space="preserve"> -----------------------------</w:t>
@@ -3363,6 +3486,7 @@
                 <w:rFonts w:ascii="Arial" w:hAnsi="Arial" w:cs="Arial"/>
                 <w:b/>
                 <w:bCs/>
+                <w:color w:val="EE0000"/>
                 <w:lang w:val="es-ES_tradnl"/>
               </w:rPr>
               <w:t>------------------------------------------</w:t>
@@ -3372,6 +3496,7 @@
                 <w:rFonts w:ascii="Arial" w:hAnsi="Arial" w:cs="Arial"/>
                 <w:b/>
                 <w:bCs/>
+                <w:color w:val="EE0000"/>
                 <w:lang w:val="es-ES_tradnl"/>
               </w:rPr>
               <w:t>----------------------</w:t>
@@ -3389,6 +3514,7 @@
               <w:jc w:val="center"/>
               <w:rPr>
                 <w:rFonts w:ascii="Arial" w:hAnsi="Arial" w:cs="Arial"/>
+                <w:color w:val="EE0000"/>
                 <w:lang w:val="es-ES_tradnl"/>
               </w:rPr>
             </w:pPr>
@@ -3404,12 +3530,14 @@
               <w:jc w:val="both"/>
               <w:rPr>
                 <w:rFonts w:ascii="Arial" w:hAnsi="Arial" w:cs="Arial"/>
-                <w:lang w:val="es-ES_tradnl"/>
-              </w:rPr>
-            </w:pPr>
-            <w:r>
-              <w:rPr>
-                <w:rFonts w:ascii="Arial" w:hAnsi="Arial" w:cs="Arial"/>
+                <w:color w:val="EE0000"/>
+                <w:lang w:val="es-ES_tradnl"/>
+              </w:rPr>
+            </w:pPr>
+            <w:r>
+              <w:rPr>
+                <w:rFonts w:ascii="Arial" w:hAnsi="Arial" w:cs="Arial"/>
+                <w:color w:val="EE0000"/>
                 <w:lang w:val="es-ES_tradnl"/>
               </w:rPr>
               <w:t>---Que</w:t>
@@ -3417,20 +3545,15 @@
             <w:r>
               <w:rPr>
                 <w:rFonts w:ascii="Arial" w:hAnsi="Arial" w:cs="Arial"/>
-                <w:lang w:val="es-ES_tradnl"/>
-              </w:rPr>
-              <w:t xml:space="preserve">, </w:t>
-            </w:r>
-            <w:r>
-              <w:rPr>
-                <w:rFonts w:ascii="Arial" w:hAnsi="Arial" w:cs="Arial"/>
-                <w:lang w:val="es-ES_tradnl"/>
-              </w:rPr>
-              <w:t>tengo 13 años de servicios reales y efectivos ininterrumpidos, actualmente laborando en la DESPRCAR SANTA ROSA, en la sección de patrullaje motorizado, en la modalidad de servicio de 48 x 48 horas</w:t>
-            </w:r>
-            <w:r>
-              <w:rPr>
-                <w:rFonts w:ascii="Arial" w:hAnsi="Arial" w:cs="Arial"/>
+                <w:color w:val="EE0000"/>
+                <w:lang w:val="es-ES_tradnl"/>
+              </w:rPr>
+              <w:t>,</w:t>
+            </w:r>
+            <w:r>
+              <w:rPr>
+                <w:rFonts w:ascii="Arial" w:hAnsi="Arial" w:cs="Arial"/>
+                <w:color w:val="EE0000"/>
                 <w:lang w:val="es-ES_tradnl"/>
               </w:rPr>
               <w:t>. --------</w:t>
@@ -3438,6 +3561,7 @@
             <w:r>
               <w:rPr>
                 <w:rFonts w:ascii="Arial" w:hAnsi="Arial" w:cs="Arial"/>
+                <w:color w:val="EE0000"/>
                 <w:lang w:val="es-ES_tradnl"/>
               </w:rPr>
               <w:t>---</w:t>
@@ -3455,6 +3579,7 @@
               <w:jc w:val="center"/>
               <w:rPr>
                 <w:rFonts w:ascii="Arial" w:hAnsi="Arial" w:cs="Arial"/>
+                <w:color w:val="EE0000"/>
                 <w:lang w:val="es-ES_tradnl"/>
               </w:rPr>
             </w:pPr>
@@ -3468,6 +3593,7 @@
             <w:pPr>
               <w:rPr>
                 <w:rFonts w:ascii="Arial" w:hAnsi="Arial" w:cs="Arial"/>
+                <w:color w:val="EE0000"/>
                 <w:lang w:val="es-ES_tradnl"/>
               </w:rPr>
             </w:pPr>
@@ -3481,6 +3607,7 @@
             <w:pPr>
               <w:rPr>
                 <w:rFonts w:ascii="Arial" w:hAnsi="Arial" w:cs="Arial"/>
+                <w:color w:val="EE0000"/>
                 <w:lang w:val="es-ES_tradnl"/>
               </w:rPr>
             </w:pPr>
@@ -3494,6 +3621,7 @@
             <w:pPr>
               <w:rPr>
                 <w:rFonts w:ascii="Arial" w:hAnsi="Arial" w:cs="Arial"/>
+                <w:color w:val="EE0000"/>
                 <w:lang w:val="es-ES_tradnl"/>
               </w:rPr>
             </w:pPr>
@@ -3507,6 +3635,7 @@
             <w:pPr>
               <w:rPr>
                 <w:rFonts w:ascii="Arial" w:hAnsi="Arial" w:cs="Arial"/>
+                <w:color w:val="EE0000"/>
                 <w:lang w:val="es-ES_tradnl"/>
               </w:rPr>
             </w:pPr>
@@ -3520,6 +3649,7 @@
             <w:pPr>
               <w:rPr>
                 <w:rFonts w:ascii="Arial" w:hAnsi="Arial" w:cs="Arial"/>
+                <w:color w:val="EE0000"/>
                 <w:lang w:val="es-ES_tradnl"/>
               </w:rPr>
             </w:pPr>
@@ -3533,6 +3663,7 @@
             <w:pPr>
               <w:rPr>
                 <w:rFonts w:ascii="Arial" w:hAnsi="Arial" w:cs="Arial"/>
+                <w:color w:val="EE0000"/>
                 <w:lang w:val="es-ES_tradnl"/>
               </w:rPr>
             </w:pPr>
@@ -3546,6 +3677,7 @@
             <w:pPr>
               <w:rPr>
                 <w:rFonts w:ascii="Arial" w:hAnsi="Arial" w:cs="Arial"/>
+                <w:color w:val="EE0000"/>
                 <w:lang w:val="es-ES_tradnl"/>
               </w:rPr>
             </w:pPr>
@@ -3559,6 +3691,7 @@
             <w:pPr>
               <w:rPr>
                 <w:rFonts w:ascii="Arial" w:hAnsi="Arial" w:cs="Arial"/>
+                <w:color w:val="EE0000"/>
                 <w:lang w:val="es-ES_tradnl"/>
               </w:rPr>
             </w:pPr>
@@ -3572,6 +3705,7 @@
             <w:pPr>
               <w:rPr>
                 <w:rFonts w:ascii="Arial" w:hAnsi="Arial" w:cs="Arial"/>
+                <w:color w:val="EE0000"/>
                 <w:lang w:val="es-ES_tradnl"/>
               </w:rPr>
             </w:pPr>
@@ -3590,14 +3724,16 @@
                 <w:rFonts w:ascii="Arial" w:hAnsi="Arial" w:cs="Arial"/>
                 <w:b/>
                 <w:bCs/>
-                <w:lang w:val="es-ES_tradnl"/>
-              </w:rPr>
-            </w:pPr>
-            <w:r>
-              <w:rPr>
-                <w:rFonts w:ascii="Arial" w:hAnsi="Arial" w:cs="Arial"/>
-                <w:b/>
-                <w:bCs/>
+                <w:color w:val="EE0000"/>
+                <w:lang w:val="es-ES_tradnl"/>
+              </w:rPr>
+            </w:pPr>
+            <w:r>
+              <w:rPr>
+                <w:rFonts w:ascii="Arial" w:hAnsi="Arial" w:cs="Arial"/>
+                <w:b/>
+                <w:bCs/>
+                <w:color w:val="EE0000"/>
                 <w:lang w:val="es-ES_tradnl"/>
               </w:rPr>
               <w:t>5.</w:t>
@@ -3616,14 +3752,16 @@
                 <w:rFonts w:ascii="Arial" w:hAnsi="Arial" w:cs="Arial"/>
                 <w:b/>
                 <w:bCs/>
-                <w:lang w:val="es-ES_tradnl"/>
-              </w:rPr>
-            </w:pPr>
-            <w:r>
-              <w:rPr>
-                <w:rFonts w:ascii="Arial" w:hAnsi="Arial" w:cs="Arial"/>
-                <w:b/>
-                <w:bCs/>
+                <w:color w:val="EE0000"/>
+                <w:lang w:val="es-ES_tradnl"/>
+              </w:rPr>
+            </w:pPr>
+            <w:r>
+              <w:rPr>
+                <w:rFonts w:ascii="Arial" w:hAnsi="Arial" w:cs="Arial"/>
+                <w:b/>
+                <w:bCs/>
+                <w:color w:val="EE0000"/>
                 <w:lang w:val="es-ES_tradnl"/>
               </w:rPr>
               <w:t>PREGUNTADO, DIGA: ¿</w:t>
@@ -3632,7 +3770,7 @@
               <w:rPr>
                 <w:rFonts w:ascii="Arial" w:hAnsi="Arial" w:cs="Arial"/>
                 <w:b/>
-                <w:color w:val="000000" w:themeColor="text1"/>
+                <w:color w:val="EE0000"/>
                 <w:lang w:val="es-ES_tradnl"/>
               </w:rPr>
               <w:t xml:space="preserve">De qué servicio se encontraba el día del accidente de tránsito suscitado el </w:t>
@@ -3641,7 +3779,7 @@
               <w:rPr>
                 <w:rFonts w:ascii="Arial" w:hAnsi="Arial" w:cs="Arial"/>
                 <w:b/>
-                <w:color w:val="000000" w:themeColor="text1"/>
+                <w:color w:val="EE0000"/>
                 <w:lang w:val="es-ES_tradnl"/>
               </w:rPr>
               <w:t>${accidente_fecha_abrev}</w:t>
@@ -3650,7 +3788,7 @@
               <w:rPr>
                 <w:rFonts w:ascii="Arial" w:hAnsi="Arial" w:cs="Arial"/>
                 <w:b/>
-                <w:color w:val="000000" w:themeColor="text1"/>
+                <w:color w:val="EE0000"/>
                 <w:lang w:val="es-ES_tradnl"/>
               </w:rPr>
               <w:t xml:space="preserve"> a las </w:t>
@@ -3659,7 +3797,7 @@
               <w:rPr>
                 <w:rFonts w:ascii="Arial" w:hAnsi="Arial" w:cs="Arial"/>
                 <w:b/>
-                <w:color w:val="000000" w:themeColor="text1"/>
+                <w:color w:val="EE0000"/>
                 <w:lang w:val="es-ES_tradnl"/>
               </w:rPr>
               <w:t>${accidente_hora}</w:t>
@@ -3668,7 +3806,7 @@
               <w:rPr>
                 <w:rFonts w:ascii="Arial" w:hAnsi="Arial" w:cs="Arial"/>
                 <w:b/>
-                <w:color w:val="000000" w:themeColor="text1"/>
+                <w:color w:val="EE0000"/>
                 <w:lang w:val="es-ES_tradnl"/>
               </w:rPr>
               <w:t xml:space="preserve"> horas aproximadamente</w:t>
@@ -3678,6 +3816,7 @@
                 <w:rFonts w:ascii="Arial" w:hAnsi="Arial" w:cs="Arial"/>
                 <w:b/>
                 <w:bCs/>
+                <w:color w:val="EE0000"/>
                 <w:lang w:val="es-ES_tradnl"/>
               </w:rPr>
               <w:t>? Dijo:</w:t>
@@ -3687,6 +3826,7 @@
                 <w:rFonts w:ascii="Arial" w:hAnsi="Arial" w:cs="Arial"/>
                 <w:b/>
                 <w:bCs/>
+                <w:color w:val="EE0000"/>
                 <w:lang w:val="es-ES_tradnl"/>
               </w:rPr>
               <w:t xml:space="preserve"> ---</w:t>
@@ -3696,6 +3836,7 @@
                 <w:rFonts w:ascii="Arial" w:hAnsi="Arial" w:cs="Arial"/>
                 <w:b/>
                 <w:bCs/>
+                <w:color w:val="EE0000"/>
                 <w:lang w:val="es-ES_tradnl"/>
               </w:rPr>
               <w:t>-----------------------</w:t>
@@ -3705,6 +3846,7 @@
                 <w:rFonts w:ascii="Arial" w:hAnsi="Arial" w:cs="Arial"/>
                 <w:b/>
                 <w:bCs/>
+                <w:color w:val="EE0000"/>
                 <w:lang w:val="es-ES_tradnl"/>
               </w:rPr>
               <w:t>----------------------------------------</w:t>
@@ -3722,6 +3864,7 @@
               <w:jc w:val="center"/>
               <w:rPr>
                 <w:rFonts w:ascii="Arial" w:hAnsi="Arial" w:cs="Arial"/>
+                <w:color w:val="EE0000"/>
                 <w:lang w:val="es-ES_tradnl"/>
               </w:rPr>
             </w:pPr>
@@ -3737,12 +3880,14 @@
               <w:jc w:val="both"/>
               <w:rPr>
                 <w:rFonts w:ascii="Arial" w:hAnsi="Arial" w:cs="Arial"/>
-                <w:lang w:val="es-ES_tradnl"/>
-              </w:rPr>
-            </w:pPr>
-            <w:r>
-              <w:rPr>
-                <w:rFonts w:ascii="Arial" w:hAnsi="Arial" w:cs="Arial"/>
+                <w:color w:val="EE0000"/>
+                <w:lang w:val="es-ES_tradnl"/>
+              </w:rPr>
+            </w:pPr>
+            <w:r>
+              <w:rPr>
+                <w:rFonts w:ascii="Arial" w:hAnsi="Arial" w:cs="Arial"/>
+                <w:color w:val="EE0000"/>
                 <w:lang w:val="es-ES_tradnl"/>
               </w:rPr>
               <w:t>---Que,</w:t>
@@ -3750,13 +3895,7 @@
             <w:r>
               <w:rPr>
                 <w:rFonts w:ascii="Arial" w:hAnsi="Arial" w:cs="Arial"/>
-                <w:lang w:val="es-ES_tradnl"/>
-              </w:rPr>
-              <w:t xml:space="preserve"> me encontraba como operador de la unidad móvil CL-22487, y nos encontrábamos asignado al sector 1 que comprende desde el Km. 38 al Km. 48 de la Carretera Panamericana Norte</w:t>
-            </w:r>
-            <w:r>
-              <w:rPr>
-                <w:rFonts w:ascii="Arial" w:hAnsi="Arial" w:cs="Arial"/>
+                <w:color w:val="EE0000"/>
                 <w:lang w:val="es-ES_tradnl"/>
               </w:rPr>
               <w:t>. ----------------------------------------------</w:t>
@@ -3764,6 +3903,7 @@
             <w:r>
               <w:rPr>
                 <w:rFonts w:ascii="Arial" w:hAnsi="Arial" w:cs="Arial"/>
+                <w:color w:val="EE0000"/>
                 <w:lang w:val="es-ES_tradnl"/>
               </w:rPr>
               <w:t>-</w:t>
@@ -3781,6 +3921,7 @@
               <w:jc w:val="center"/>
               <w:rPr>
                 <w:rFonts w:ascii="Arial" w:hAnsi="Arial" w:cs="Arial"/>
+                <w:color w:val="EE0000"/>
                 <w:lang w:val="es-ES_tradnl"/>
               </w:rPr>
             </w:pPr>
@@ -3794,6 +3935,7 @@
             <w:pPr>
               <w:rPr>
                 <w:rFonts w:ascii="Arial" w:hAnsi="Arial" w:cs="Arial"/>
+                <w:color w:val="EE0000"/>
                 <w:lang w:val="es-ES_tradnl"/>
               </w:rPr>
             </w:pPr>
@@ -3807,6 +3949,7 @@
             <w:pPr>
               <w:rPr>
                 <w:rFonts w:ascii="Arial" w:hAnsi="Arial" w:cs="Arial"/>
+                <w:color w:val="EE0000"/>
                 <w:lang w:val="es-ES_tradnl"/>
               </w:rPr>
             </w:pPr>
@@ -3820,6 +3963,7 @@
             <w:pPr>
               <w:rPr>
                 <w:rFonts w:ascii="Arial" w:hAnsi="Arial" w:cs="Arial"/>
+                <w:color w:val="EE0000"/>
                 <w:lang w:val="es-ES_tradnl"/>
               </w:rPr>
             </w:pPr>
@@ -3833,6 +3977,7 @@
             <w:pPr>
               <w:rPr>
                 <w:rFonts w:ascii="Arial" w:hAnsi="Arial" w:cs="Arial"/>
+                <w:color w:val="EE0000"/>
                 <w:lang w:val="es-ES_tradnl"/>
               </w:rPr>
             </w:pPr>
@@ -3846,6 +3991,7 @@
             <w:pPr>
               <w:rPr>
                 <w:rFonts w:ascii="Arial" w:hAnsi="Arial" w:cs="Arial"/>
+                <w:color w:val="EE0000"/>
                 <w:lang w:val="es-ES_tradnl"/>
               </w:rPr>
             </w:pPr>
@@ -3859,6 +4005,7 @@
             <w:pPr>
               <w:rPr>
                 <w:rFonts w:ascii="Arial" w:hAnsi="Arial" w:cs="Arial"/>
+                <w:color w:val="EE0000"/>
                 <w:lang w:val="es-ES_tradnl"/>
               </w:rPr>
             </w:pPr>
@@ -3872,6 +4019,7 @@
             <w:pPr>
               <w:rPr>
                 <w:rFonts w:ascii="Arial" w:hAnsi="Arial" w:cs="Arial"/>
+                <w:color w:val="EE0000"/>
                 <w:lang w:val="es-ES_tradnl"/>
               </w:rPr>
             </w:pPr>
@@ -3885,6 +4033,7 @@
             <w:pPr>
               <w:rPr>
                 <w:rFonts w:ascii="Arial" w:hAnsi="Arial" w:cs="Arial"/>
+                <w:color w:val="EE0000"/>
                 <w:lang w:val="es-ES_tradnl"/>
               </w:rPr>
             </w:pPr>
@@ -3898,6 +4047,7 @@
             <w:pPr>
               <w:rPr>
                 <w:rFonts w:ascii="Arial" w:hAnsi="Arial" w:cs="Arial"/>
+                <w:color w:val="EE0000"/>
                 <w:lang w:val="es-ES_tradnl"/>
               </w:rPr>
             </w:pPr>
@@ -3916,14 +4066,16 @@
                 <w:rFonts w:ascii="Arial" w:hAnsi="Arial" w:cs="Arial"/>
                 <w:b/>
                 <w:bCs/>
-                <w:lang w:val="es-ES_tradnl"/>
-              </w:rPr>
-            </w:pPr>
-            <w:r>
-              <w:rPr>
-                <w:rFonts w:ascii="Arial" w:hAnsi="Arial" w:cs="Arial"/>
-                <w:b/>
-                <w:bCs/>
+                <w:color w:val="EE0000"/>
+                <w:lang w:val="es-ES_tradnl"/>
+              </w:rPr>
+            </w:pPr>
+            <w:r>
+              <w:rPr>
+                <w:rFonts w:ascii="Arial" w:hAnsi="Arial" w:cs="Arial"/>
+                <w:b/>
+                <w:bCs/>
+                <w:color w:val="EE0000"/>
                 <w:lang w:val="es-ES_tradnl"/>
               </w:rPr>
               <w:t>6.</w:t>
@@ -3942,14 +4094,16 @@
                 <w:rFonts w:ascii="Arial" w:hAnsi="Arial" w:cs="Arial"/>
                 <w:b/>
                 <w:bCs/>
-                <w:lang w:val="es-ES_tradnl"/>
-              </w:rPr>
-            </w:pPr>
-            <w:r>
-              <w:rPr>
-                <w:rFonts w:ascii="Arial" w:hAnsi="Arial" w:cs="Arial"/>
-                <w:b/>
-                <w:bCs/>
+                <w:color w:val="EE0000"/>
+                <w:lang w:val="es-ES_tradnl"/>
+              </w:rPr>
+            </w:pPr>
+            <w:r>
+              <w:rPr>
+                <w:rFonts w:ascii="Arial" w:hAnsi="Arial" w:cs="Arial"/>
+                <w:b/>
+                <w:bCs/>
+                <w:color w:val="EE0000"/>
                 <w:lang w:val="es-ES_tradnl"/>
               </w:rPr>
               <w:t>PREGUNTADO, DIGA: ¿</w:t>
@@ -3958,7 +4112,7 @@
               <w:rPr>
                 <w:rFonts w:ascii="Arial" w:hAnsi="Arial" w:cs="Arial"/>
                 <w:b/>
-                <w:color w:val="000000" w:themeColor="text1"/>
+                <w:color w:val="EE0000"/>
                 <w:lang w:val="es-ES_tradnl"/>
               </w:rPr>
               <w:t>si conoce algunos de los participantes en el accidente en el cual usted intervino, qué tipo de amistad, enemistado o grado de consanguinidad le unía con alguno de los nombrados</w:t>
@@ -3968,6 +4122,7 @@
                 <w:rFonts w:ascii="Arial" w:hAnsi="Arial" w:cs="Arial"/>
                 <w:b/>
                 <w:bCs/>
+                <w:color w:val="EE0000"/>
                 <w:lang w:val="es-ES_tradnl"/>
               </w:rPr>
               <w:t>? Dijo:</w:t>
@@ -3977,6 +4132,7 @@
                 <w:rFonts w:ascii="Arial" w:hAnsi="Arial" w:cs="Arial"/>
                 <w:b/>
                 <w:bCs/>
+                <w:color w:val="EE0000"/>
                 <w:lang w:val="es-ES_tradnl"/>
               </w:rPr>
               <w:t xml:space="preserve"> -</w:t>
@@ -3994,6 +4150,7 @@
               <w:jc w:val="center"/>
               <w:rPr>
                 <w:rFonts w:ascii="Arial" w:hAnsi="Arial" w:cs="Arial"/>
+                <w:color w:val="EE0000"/>
                 <w:lang w:val="es-ES_tradnl"/>
               </w:rPr>
             </w:pPr>
@@ -4009,12 +4166,14 @@
               <w:jc w:val="both"/>
               <w:rPr>
                 <w:rFonts w:ascii="Arial" w:hAnsi="Arial" w:cs="Arial"/>
-                <w:lang w:val="es-ES_tradnl"/>
-              </w:rPr>
-            </w:pPr>
-            <w:r>
-              <w:rPr>
-                <w:rFonts w:ascii="Arial" w:hAnsi="Arial" w:cs="Arial"/>
+                <w:color w:val="EE0000"/>
+                <w:lang w:val="es-ES_tradnl"/>
+              </w:rPr>
+            </w:pPr>
+            <w:r>
+              <w:rPr>
+                <w:rFonts w:ascii="Arial" w:hAnsi="Arial" w:cs="Arial"/>
+                <w:color w:val="EE0000"/>
                 <w:lang w:val="es-ES_tradnl"/>
               </w:rPr>
               <w:t>---Que,</w:t>
@@ -4022,27 +4181,15 @@
             <w:r>
               <w:rPr>
                 <w:rFonts w:ascii="Arial" w:hAnsi="Arial" w:cs="Arial"/>
-                <w:lang w:val="es-ES_tradnl"/>
-              </w:rPr>
-              <w:t xml:space="preserve"> no</w:t>
-            </w:r>
-            <w:r>
-              <w:rPr>
-                <w:rFonts w:ascii="Arial" w:hAnsi="Arial" w:cs="Arial"/>
-                <w:lang w:val="es-ES_tradnl"/>
-              </w:rPr>
-              <w:t xml:space="preserve">, </w:t>
-            </w:r>
-            <w:r>
-              <w:rPr>
-                <w:rFonts w:ascii="Arial" w:hAnsi="Arial" w:cs="Arial"/>
-                <w:lang w:val="es-ES_tradnl"/>
-              </w:rPr>
-              <w:t>ninguno</w:t>
-            </w:r>
-            <w:r>
-              <w:rPr>
-                <w:rFonts w:ascii="Arial" w:hAnsi="Arial" w:cs="Arial"/>
+                <w:color w:val="EE0000"/>
+                <w:lang w:val="es-ES_tradnl"/>
+              </w:rPr>
+              <w:t xml:space="preserve"> </w:t>
+            </w:r>
+            <w:r>
+              <w:rPr>
+                <w:rFonts w:ascii="Arial" w:hAnsi="Arial" w:cs="Arial"/>
+                <w:color w:val="EE0000"/>
                 <w:lang w:val="es-ES_tradnl"/>
               </w:rPr>
               <w:t>. ---------</w:t>
@@ -4050,6 +4197,7 @@
             <w:r>
               <w:rPr>
                 <w:rFonts w:ascii="Arial" w:hAnsi="Arial" w:cs="Arial"/>
+                <w:color w:val="EE0000"/>
                 <w:lang w:val="es-ES_tradnl"/>
               </w:rPr>
               <w:t>---------------------------------------</w:t>
@@ -4057,6 +4205,7 @@
             <w:r>
               <w:rPr>
                 <w:rFonts w:ascii="Arial" w:hAnsi="Arial" w:cs="Arial"/>
+                <w:color w:val="EE0000"/>
                 <w:lang w:val="es-ES_tradnl"/>
               </w:rPr>
               <w:t>--------------------------</w:t>
@@ -4075,6 +4224,7 @@
               <w:jc w:val="center"/>
               <w:rPr>
                 <w:rFonts w:ascii="Arial" w:hAnsi="Arial" w:cs="Arial"/>
+                <w:color w:val="EE0000"/>
                 <w:lang w:val="es-ES_tradnl"/>
               </w:rPr>
             </w:pPr>
@@ -4088,6 +4238,7 @@
             <w:pPr>
               <w:rPr>
                 <w:rFonts w:ascii="Arial" w:hAnsi="Arial" w:cs="Arial"/>
+                <w:color w:val="EE0000"/>
                 <w:lang w:val="es-ES_tradnl"/>
               </w:rPr>
             </w:pPr>
@@ -4101,6 +4252,7 @@
             <w:pPr>
               <w:rPr>
                 <w:rFonts w:ascii="Arial" w:hAnsi="Arial" w:cs="Arial"/>
+                <w:color w:val="EE0000"/>
                 <w:lang w:val="es-ES_tradnl"/>
               </w:rPr>
             </w:pPr>
@@ -4114,6 +4266,7 @@
             <w:pPr>
               <w:rPr>
                 <w:rFonts w:ascii="Arial" w:hAnsi="Arial" w:cs="Arial"/>
+                <w:color w:val="EE0000"/>
                 <w:lang w:val="es-ES_tradnl"/>
               </w:rPr>
             </w:pPr>
@@ -4127,6 +4280,7 @@
             <w:pPr>
               <w:rPr>
                 <w:rFonts w:ascii="Arial" w:hAnsi="Arial" w:cs="Arial"/>
+                <w:color w:val="EE0000"/>
                 <w:lang w:val="es-ES_tradnl"/>
               </w:rPr>
             </w:pPr>
@@ -4140,6 +4294,7 @@
             <w:pPr>
               <w:rPr>
                 <w:rFonts w:ascii="Arial" w:hAnsi="Arial" w:cs="Arial"/>
+                <w:color w:val="EE0000"/>
                 <w:lang w:val="es-ES_tradnl"/>
               </w:rPr>
             </w:pPr>
@@ -4153,6 +4308,7 @@
             <w:pPr>
               <w:rPr>
                 <w:rFonts w:ascii="Arial" w:hAnsi="Arial" w:cs="Arial"/>
+                <w:color w:val="EE0000"/>
                 <w:lang w:val="es-ES_tradnl"/>
               </w:rPr>
             </w:pPr>
@@ -4166,6 +4322,7 @@
             <w:pPr>
               <w:rPr>
                 <w:rFonts w:ascii="Arial" w:hAnsi="Arial" w:cs="Arial"/>
+                <w:color w:val="EE0000"/>
                 <w:lang w:val="es-ES_tradnl"/>
               </w:rPr>
             </w:pPr>
@@ -4179,6 +4336,7 @@
             <w:pPr>
               <w:rPr>
                 <w:rFonts w:ascii="Arial" w:hAnsi="Arial" w:cs="Arial"/>
+                <w:color w:val="EE0000"/>
                 <w:lang w:val="es-ES_tradnl"/>
               </w:rPr>
             </w:pPr>
@@ -4192,6 +4350,7 @@
             <w:pPr>
               <w:rPr>
                 <w:rFonts w:ascii="Arial" w:hAnsi="Arial" w:cs="Arial"/>
+                <w:color w:val="EE0000"/>
                 <w:lang w:val="es-ES_tradnl"/>
               </w:rPr>
             </w:pPr>
@@ -4210,14 +4369,16 @@
                 <w:rFonts w:ascii="Arial" w:hAnsi="Arial" w:cs="Arial"/>
                 <w:b/>
                 <w:bCs/>
-                <w:lang w:val="es-ES_tradnl"/>
-              </w:rPr>
-            </w:pPr>
-            <w:r>
-              <w:rPr>
-                <w:rFonts w:ascii="Arial" w:hAnsi="Arial" w:cs="Arial"/>
-                <w:b/>
-                <w:bCs/>
+                <w:color w:val="EE0000"/>
+                <w:lang w:val="es-ES_tradnl"/>
+              </w:rPr>
+            </w:pPr>
+            <w:r>
+              <w:rPr>
+                <w:rFonts w:ascii="Arial" w:hAnsi="Arial" w:cs="Arial"/>
+                <w:b/>
+                <w:bCs/>
+                <w:color w:val="EE0000"/>
                 <w:lang w:val="es-ES_tradnl"/>
               </w:rPr>
               <w:t>7.</w:t>
@@ -4236,14 +4397,16 @@
                 <w:rFonts w:ascii="Arial" w:hAnsi="Arial" w:cs="Arial"/>
                 <w:b/>
                 <w:bCs/>
-                <w:lang w:val="es-ES_tradnl"/>
-              </w:rPr>
-            </w:pPr>
-            <w:r>
-              <w:rPr>
-                <w:rFonts w:ascii="Arial" w:hAnsi="Arial" w:cs="Arial"/>
-                <w:b/>
-                <w:bCs/>
+                <w:color w:val="EE0000"/>
+                <w:lang w:val="es-ES_tradnl"/>
+              </w:rPr>
+            </w:pPr>
+            <w:r>
+              <w:rPr>
+                <w:rFonts w:ascii="Arial" w:hAnsi="Arial" w:cs="Arial"/>
+                <w:b/>
+                <w:bCs/>
+                <w:color w:val="EE0000"/>
                 <w:lang w:val="es-ES_tradnl"/>
               </w:rPr>
               <w:t xml:space="preserve">PREGUNTADO, DIGA: </w:t>
@@ -4253,6 +4416,7 @@
                 <w:rFonts w:ascii="Arial" w:hAnsi="Arial" w:cs="Arial"/>
                 <w:b/>
                 <w:bCs/>
+                <w:color w:val="EE0000"/>
                 <w:lang w:val="es-ES_tradnl"/>
               </w:rPr>
               <w:t>¿</w:t>
@@ -4261,7 +4425,7 @@
               <w:rPr>
                 <w:rFonts w:ascii="Arial" w:hAnsi="Arial" w:cs="Arial"/>
                 <w:b/>
-                <w:color w:val="000000" w:themeColor="text1"/>
+                <w:color w:val="EE0000"/>
                 <w:lang w:val="es-ES_tradnl"/>
               </w:rPr>
               <w:t xml:space="preserve">Si pudo visualizar como se produjo el accidente de </w:t>
@@ -4270,7 +4434,7 @@
               <w:rPr>
                 <w:rFonts w:ascii="Arial" w:hAnsi="Arial" w:cs="Arial"/>
                 <w:b/>
-                <w:color w:val="000000" w:themeColor="text1"/>
+                <w:color w:val="EE0000"/>
                 <w:lang w:val="es-ES_tradnl"/>
               </w:rPr>
               <w:t>tránsito</w:t>
@@ -4279,7 +4443,7 @@
               <w:rPr>
                 <w:rFonts w:ascii="Arial" w:hAnsi="Arial" w:cs="Arial"/>
                 <w:b/>
-                <w:color w:val="000000" w:themeColor="text1"/>
+                <w:color w:val="EE0000"/>
                 <w:lang w:val="es-ES_tradnl"/>
               </w:rPr>
               <w:t>, materia de la presente investigación</w:t>
@@ -4289,6 +4453,7 @@
                 <w:rFonts w:ascii="Arial" w:hAnsi="Arial" w:cs="Arial"/>
                 <w:b/>
                 <w:bCs/>
+                <w:color w:val="EE0000"/>
                 <w:lang w:val="es-ES_tradnl"/>
               </w:rPr>
               <w:t>? Dijo:</w:t>
@@ -4298,6 +4463,7 @@
                 <w:rFonts w:ascii="Arial" w:hAnsi="Arial" w:cs="Arial"/>
                 <w:b/>
                 <w:bCs/>
+                <w:color w:val="EE0000"/>
                 <w:lang w:val="es-ES_tradnl"/>
               </w:rPr>
               <w:t xml:space="preserve"> ----</w:t>
@@ -4307,6 +4473,7 @@
                 <w:rFonts w:ascii="Arial" w:hAnsi="Arial" w:cs="Arial"/>
                 <w:b/>
                 <w:bCs/>
+                <w:color w:val="EE0000"/>
                 <w:lang w:val="es-ES_tradnl"/>
               </w:rPr>
               <w:t>-------------------</w:t>
@@ -4324,6 +4491,7 @@
               <w:jc w:val="center"/>
               <w:rPr>
                 <w:rFonts w:ascii="Arial" w:hAnsi="Arial" w:cs="Arial"/>
+                <w:color w:val="EE0000"/>
                 <w:lang w:val="es-ES_tradnl"/>
               </w:rPr>
             </w:pPr>
@@ -4339,12 +4507,14 @@
               <w:jc w:val="both"/>
               <w:rPr>
                 <w:rFonts w:ascii="Arial" w:hAnsi="Arial" w:cs="Arial"/>
-                <w:lang w:val="es-ES_tradnl"/>
-              </w:rPr>
-            </w:pPr>
-            <w:r>
-              <w:rPr>
-                <w:rFonts w:ascii="Arial" w:hAnsi="Arial" w:cs="Arial"/>
+                <w:color w:val="EE0000"/>
+                <w:lang w:val="es-ES_tradnl"/>
+              </w:rPr>
+            </w:pPr>
+            <w:r>
+              <w:rPr>
+                <w:rFonts w:ascii="Arial" w:hAnsi="Arial" w:cs="Arial"/>
+                <w:color w:val="EE0000"/>
                 <w:lang w:val="es-ES_tradnl"/>
               </w:rPr>
               <w:t xml:space="preserve">---Que, </w:t>
@@ -4352,27 +4522,7 @@
             <w:r>
               <w:rPr>
                 <w:rFonts w:ascii="Arial" w:hAnsi="Arial" w:cs="Arial"/>
-                <w:lang w:val="es-ES_tradnl"/>
-              </w:rPr>
-              <w:t>no</w:t>
-            </w:r>
-            <w:r>
-              <w:rPr>
-                <w:rFonts w:ascii="Arial" w:hAnsi="Arial" w:cs="Arial"/>
-                <w:lang w:val="es-ES_tradnl"/>
-              </w:rPr>
-              <w:t xml:space="preserve"> tengo conocimiento como se produjo</w:t>
-            </w:r>
-            <w:r>
-              <w:rPr>
-                <w:rFonts w:ascii="Arial" w:hAnsi="Arial" w:cs="Arial"/>
-                <w:lang w:val="es-ES_tradnl"/>
-              </w:rPr>
-              <w:t xml:space="preserve"> el accidente de tránsito</w:t>
-            </w:r>
-            <w:r>
-              <w:rPr>
-                <w:rFonts w:ascii="Arial" w:hAnsi="Arial" w:cs="Arial"/>
+                <w:color w:val="EE0000"/>
                 <w:lang w:val="es-ES_tradnl"/>
               </w:rPr>
               <w:t xml:space="preserve">. </w:t>
@@ -4380,6 +4530,7 @@
             <w:r>
               <w:rPr>
                 <w:rFonts w:ascii="Arial" w:hAnsi="Arial" w:cs="Arial"/>
+                <w:color w:val="EE0000"/>
                 <w:lang w:val="es-ES_tradnl"/>
               </w:rPr>
               <w:t>-----</w:t>
@@ -4397,6 +4548,7 @@
               <w:jc w:val="center"/>
               <w:rPr>
                 <w:rFonts w:ascii="Arial" w:hAnsi="Arial" w:cs="Arial"/>
+                <w:color w:val="EE0000"/>
                 <w:lang w:val="es-ES_tradnl"/>
               </w:rPr>
             </w:pPr>
@@ -4410,6 +4562,7 @@
             <w:pPr>
               <w:rPr>
                 <w:rFonts w:ascii="Arial" w:hAnsi="Arial" w:cs="Arial"/>
+                <w:color w:val="EE0000"/>
                 <w:lang w:val="es-ES_tradnl"/>
               </w:rPr>
             </w:pPr>
@@ -4423,6 +4576,7 @@
             <w:pPr>
               <w:rPr>
                 <w:rFonts w:ascii="Arial" w:hAnsi="Arial" w:cs="Arial"/>
+                <w:color w:val="EE0000"/>
                 <w:lang w:val="es-ES_tradnl"/>
               </w:rPr>
             </w:pPr>
@@ -4436,6 +4590,7 @@
             <w:pPr>
               <w:rPr>
                 <w:rFonts w:ascii="Arial" w:hAnsi="Arial" w:cs="Arial"/>
+                <w:color w:val="EE0000"/>
                 <w:lang w:val="es-ES_tradnl"/>
               </w:rPr>
             </w:pPr>
@@ -4449,6 +4604,7 @@
             <w:pPr>
               <w:rPr>
                 <w:rFonts w:ascii="Arial" w:hAnsi="Arial" w:cs="Arial"/>
+                <w:color w:val="EE0000"/>
                 <w:lang w:val="es-ES_tradnl"/>
               </w:rPr>
             </w:pPr>
@@ -4462,6 +4618,7 @@
             <w:pPr>
               <w:rPr>
                 <w:rFonts w:ascii="Arial" w:hAnsi="Arial" w:cs="Arial"/>
+                <w:color w:val="EE0000"/>
                 <w:lang w:val="es-ES_tradnl"/>
               </w:rPr>
             </w:pPr>
@@ -4475,6 +4632,7 @@
             <w:pPr>
               <w:rPr>
                 <w:rFonts w:ascii="Arial" w:hAnsi="Arial" w:cs="Arial"/>
+                <w:color w:val="EE0000"/>
                 <w:lang w:val="es-ES_tradnl"/>
               </w:rPr>
             </w:pPr>
@@ -4488,6 +4646,7 @@
             <w:pPr>
               <w:rPr>
                 <w:rFonts w:ascii="Arial" w:hAnsi="Arial" w:cs="Arial"/>
+                <w:color w:val="EE0000"/>
                 <w:lang w:val="es-ES_tradnl"/>
               </w:rPr>
             </w:pPr>
@@ -4501,6 +4660,7 @@
             <w:pPr>
               <w:rPr>
                 <w:rFonts w:ascii="Arial" w:hAnsi="Arial" w:cs="Arial"/>
+                <w:color w:val="EE0000"/>
                 <w:lang w:val="es-ES_tradnl"/>
               </w:rPr>
             </w:pPr>
@@ -4514,6 +4674,7 @@
             <w:pPr>
               <w:rPr>
                 <w:rFonts w:ascii="Arial" w:hAnsi="Arial" w:cs="Arial"/>
+                <w:color w:val="EE0000"/>
                 <w:lang w:val="es-ES_tradnl"/>
               </w:rPr>
             </w:pPr>
@@ -4530,6 +4691,7 @@
               <w:jc w:val="center"/>
               <w:rPr>
                 <w:rFonts w:ascii="Arial" w:hAnsi="Arial" w:cs="Arial"/>
+                <w:color w:val="EE0000"/>
                 <w:lang w:val="es-ES_tradnl"/>
               </w:rPr>
             </w:pPr>
@@ -4543,6 +4705,7 @@
             <w:pPr>
               <w:rPr>
                 <w:rFonts w:ascii="Arial" w:hAnsi="Arial" w:cs="Arial"/>
+                <w:color w:val="EE0000"/>
                 <w:lang w:val="es-ES_tradnl"/>
               </w:rPr>
             </w:pPr>
@@ -4556,6 +4719,7 @@
             <w:pPr>
               <w:rPr>
                 <w:rFonts w:ascii="Arial" w:hAnsi="Arial" w:cs="Arial"/>
+                <w:color w:val="EE0000"/>
                 <w:lang w:val="es-ES_tradnl"/>
               </w:rPr>
             </w:pPr>
@@ -4569,6 +4733,7 @@
             <w:pPr>
               <w:rPr>
                 <w:rFonts w:ascii="Arial" w:hAnsi="Arial" w:cs="Arial"/>
+                <w:color w:val="EE0000"/>
                 <w:lang w:val="es-ES_tradnl"/>
               </w:rPr>
             </w:pPr>
@@ -4582,6 +4747,7 @@
             <w:pPr>
               <w:rPr>
                 <w:rFonts w:ascii="Arial" w:hAnsi="Arial" w:cs="Arial"/>
+                <w:color w:val="EE0000"/>
                 <w:lang w:val="es-ES_tradnl"/>
               </w:rPr>
             </w:pPr>
@@ -4595,6 +4761,7 @@
             <w:pPr>
               <w:rPr>
                 <w:rFonts w:ascii="Arial" w:hAnsi="Arial" w:cs="Arial"/>
+                <w:color w:val="EE0000"/>
                 <w:lang w:val="es-ES_tradnl"/>
               </w:rPr>
             </w:pPr>
@@ -4608,6 +4775,7 @@
             <w:pPr>
               <w:rPr>
                 <w:rFonts w:ascii="Arial" w:hAnsi="Arial" w:cs="Arial"/>
+                <w:color w:val="EE0000"/>
                 <w:lang w:val="es-ES_tradnl"/>
               </w:rPr>
             </w:pPr>
@@ -4621,6 +4789,7 @@
             <w:pPr>
               <w:rPr>
                 <w:rFonts w:ascii="Arial" w:hAnsi="Arial" w:cs="Arial"/>
+                <w:color w:val="EE0000"/>
                 <w:lang w:val="es-ES_tradnl"/>
               </w:rPr>
             </w:pPr>
@@ -4634,6 +4803,7 @@
             <w:pPr>
               <w:rPr>
                 <w:rFonts w:ascii="Arial" w:hAnsi="Arial" w:cs="Arial"/>
+                <w:color w:val="EE0000"/>
                 <w:lang w:val="es-ES_tradnl"/>
               </w:rPr>
             </w:pPr>
@@ -4647,6 +4817,7 @@
             <w:pPr>
               <w:rPr>
                 <w:rFonts w:ascii="Arial" w:hAnsi="Arial" w:cs="Arial"/>
+                <w:color w:val="EE0000"/>
                 <w:lang w:val="es-ES_tradnl"/>
               </w:rPr>
             </w:pPr>
@@ -4665,6 +4836,7 @@
                 <w:rFonts w:ascii="Arial" w:hAnsi="Arial" w:cs="Arial"/>
                 <w:b/>
                 <w:bCs/>
+                <w:color w:val="EE0000"/>
                 <w:lang w:val="es-ES_tradnl"/>
               </w:rPr>
             </w:pPr>
@@ -4674,6 +4846,7 @@
                 <w:rFonts w:ascii="Arial" w:hAnsi="Arial" w:cs="Arial"/>
                 <w:b/>
                 <w:bCs/>
+                <w:color w:val="EE0000"/>
                 <w:lang w:val="es-ES_tradnl"/>
               </w:rPr>
               <w:t>9</w:t>
@@ -4683,6 +4856,7 @@
                 <w:rFonts w:ascii="Arial" w:hAnsi="Arial" w:cs="Arial"/>
                 <w:b/>
                 <w:bCs/>
+                <w:color w:val="EE0000"/>
                 <w:lang w:val="es-ES_tradnl"/>
               </w:rPr>
               <w:t>.</w:t>
@@ -4701,14 +4875,16 @@
                 <w:rFonts w:ascii="Arial" w:hAnsi="Arial" w:cs="Arial"/>
                 <w:b/>
                 <w:bCs/>
-                <w:lang w:val="es-ES_tradnl"/>
-              </w:rPr>
-            </w:pPr>
-            <w:r>
-              <w:rPr>
-                <w:rFonts w:ascii="Arial" w:hAnsi="Arial" w:cs="Arial"/>
-                <w:b/>
-                <w:bCs/>
+                <w:color w:val="EE0000"/>
+                <w:lang w:val="es-ES_tradnl"/>
+              </w:rPr>
+            </w:pPr>
+            <w:r>
+              <w:rPr>
+                <w:rFonts w:ascii="Arial" w:hAnsi="Arial" w:cs="Arial"/>
+                <w:b/>
+                <w:bCs/>
+                <w:color w:val="EE0000"/>
                 <w:lang w:val="es-ES_tradnl"/>
               </w:rPr>
               <w:t>PREGUNTADO, DIGA: ¿</w:t>
@@ -4717,6 +4893,7 @@
               <w:rPr>
                 <w:rFonts w:ascii="Arial" w:hAnsi="Arial" w:cs="Arial"/>
                 <w:b/>
+                <w:color w:val="EE0000"/>
                 <w:lang w:val="es-ES_tradnl"/>
               </w:rPr>
               <w:t>Si intervino en el hecho en mención y con quien estuvo acompañado</w:t>
@@ -4726,6 +4903,7 @@
                 <w:rFonts w:ascii="Arial" w:hAnsi="Arial" w:cs="Arial"/>
                 <w:b/>
                 <w:bCs/>
+                <w:color w:val="EE0000"/>
                 <w:lang w:val="es-ES_tradnl"/>
               </w:rPr>
               <w:t>? Dijo:</w:t>
@@ -4735,6 +4913,7 @@
                 <w:rFonts w:ascii="Arial" w:hAnsi="Arial" w:cs="Arial"/>
                 <w:b/>
                 <w:bCs/>
+                <w:color w:val="EE0000"/>
                 <w:lang w:val="es-ES_tradnl"/>
               </w:rPr>
               <w:t xml:space="preserve"> ----------------------------------------</w:t>
@@ -4744,6 +4923,7 @@
                 <w:rFonts w:ascii="Arial" w:hAnsi="Arial" w:cs="Arial"/>
                 <w:b/>
                 <w:bCs/>
+                <w:color w:val="EE0000"/>
                 <w:lang w:val="es-ES_tradnl"/>
               </w:rPr>
               <w:t>---------------</w:t>
@@ -4753,6 +4933,7 @@
                 <w:rFonts w:ascii="Arial" w:hAnsi="Arial" w:cs="Arial"/>
                 <w:b/>
                 <w:bCs/>
+                <w:color w:val="EE0000"/>
                 <w:lang w:val="es-ES_tradnl"/>
               </w:rPr>
               <w:t>----</w:t>
@@ -4762,6 +4943,7 @@
                 <w:rFonts w:ascii="Arial" w:hAnsi="Arial" w:cs="Arial"/>
                 <w:b/>
                 <w:bCs/>
+                <w:color w:val="EE0000"/>
                 <w:lang w:val="es-ES_tradnl"/>
               </w:rPr>
               <w:t>--</w:t>
@@ -4779,6 +4961,7 @@
               <w:jc w:val="center"/>
               <w:rPr>
                 <w:rFonts w:ascii="Arial" w:hAnsi="Arial" w:cs="Arial"/>
+                <w:color w:val="EE0000"/>
                 <w:lang w:val="es-ES_tradnl"/>
               </w:rPr>
             </w:pPr>
@@ -4794,12 +4977,14 @@
               <w:jc w:val="both"/>
               <w:rPr>
                 <w:rFonts w:ascii="Arial" w:hAnsi="Arial" w:cs="Arial"/>
-                <w:lang w:val="es-ES_tradnl"/>
-              </w:rPr>
-            </w:pPr>
-            <w:r>
-              <w:rPr>
-                <w:rFonts w:ascii="Arial" w:hAnsi="Arial" w:cs="Arial"/>
+                <w:color w:val="EE0000"/>
+                <w:lang w:val="es-ES_tradnl"/>
+              </w:rPr>
+            </w:pPr>
+            <w:r>
+              <w:rPr>
+                <w:rFonts w:ascii="Arial" w:hAnsi="Arial" w:cs="Arial"/>
+                <w:color w:val="EE0000"/>
                 <w:lang w:val="es-ES_tradnl"/>
               </w:rPr>
               <w:t>---Que,</w:t>
@@ -4807,27 +4992,15 @@
             <w:r>
               <w:rPr>
                 <w:rFonts w:ascii="Arial" w:hAnsi="Arial" w:cs="Arial"/>
-                <w:lang w:val="es-ES_tradnl"/>
-              </w:rPr>
-              <w:t xml:space="preserve"> </w:t>
-            </w:r>
-            <w:r>
-              <w:rPr>
-                <w:rFonts w:ascii="Arial" w:hAnsi="Arial" w:cs="Arial"/>
-                <w:lang w:val="es-ES_tradnl"/>
-              </w:rPr>
-              <w:t>si interviene en este caso y me encontraba acompañado de</w:t>
-            </w:r>
-            <w:r>
-              <w:rPr>
-                <w:rFonts w:ascii="Arial" w:hAnsi="Arial" w:cs="Arial"/>
-                <w:lang w:val="es-ES_tradnl"/>
-              </w:rPr>
-              <w:t>l conductor de la unidad móvil CL-22487, S1. PNP Jeremy CANALES AGURTO</w:t>
-            </w:r>
-            <w:r>
-              <w:rPr>
-                <w:rFonts w:ascii="Arial" w:hAnsi="Arial" w:cs="Arial"/>
+                <w:color w:val="EE0000"/>
+                <w:lang w:val="es-ES_tradnl"/>
+              </w:rPr>
+              <w:t xml:space="preserve">  </w:t>
+            </w:r>
+            <w:r>
+              <w:rPr>
+                <w:rFonts w:ascii="Arial" w:hAnsi="Arial" w:cs="Arial"/>
+                <w:color w:val="EE0000"/>
                 <w:lang w:val="es-ES_tradnl"/>
               </w:rPr>
               <w:t>. --</w:t>
@@ -4835,6 +5008,7 @@
             <w:r>
               <w:rPr>
                 <w:rFonts w:ascii="Arial" w:hAnsi="Arial" w:cs="Arial"/>
+                <w:color w:val="EE0000"/>
                 <w:lang w:val="es-ES_tradnl"/>
               </w:rPr>
               <w:t>--------------------</w:t>
@@ -4842,6 +5016,7 @@
             <w:r>
               <w:rPr>
                 <w:rFonts w:ascii="Arial" w:hAnsi="Arial" w:cs="Arial"/>
+                <w:color w:val="EE0000"/>
                 <w:lang w:val="es-ES_tradnl"/>
               </w:rPr>
               <w:t>-------</w:t>
@@ -4849,6 +5024,7 @@
             <w:r>
               <w:rPr>
                 <w:rFonts w:ascii="Arial" w:hAnsi="Arial" w:cs="Arial"/>
+                <w:color w:val="EE0000"/>
                 <w:lang w:val="es-ES_tradnl"/>
               </w:rPr>
               <w:t>----------------------------------------------------------</w:t>
@@ -4867,6 +5043,7 @@
               <w:jc w:val="center"/>
               <w:rPr>
                 <w:rFonts w:ascii="Arial" w:hAnsi="Arial" w:cs="Arial"/>
+                <w:color w:val="EE0000"/>
                 <w:lang w:val="es-ES_tradnl"/>
               </w:rPr>
             </w:pPr>
@@ -4880,6 +5057,7 @@
             <w:pPr>
               <w:rPr>
                 <w:rFonts w:ascii="Arial" w:hAnsi="Arial" w:cs="Arial"/>
+                <w:color w:val="EE0000"/>
                 <w:lang w:val="es-ES_tradnl"/>
               </w:rPr>
             </w:pPr>
@@ -4893,6 +5071,7 @@
             <w:pPr>
               <w:rPr>
                 <w:rFonts w:ascii="Arial" w:hAnsi="Arial" w:cs="Arial"/>
+                <w:color w:val="EE0000"/>
                 <w:lang w:val="es-ES_tradnl"/>
               </w:rPr>
             </w:pPr>
@@ -4906,6 +5085,7 @@
             <w:pPr>
               <w:rPr>
                 <w:rFonts w:ascii="Arial" w:hAnsi="Arial" w:cs="Arial"/>
+                <w:color w:val="EE0000"/>
                 <w:lang w:val="es-ES_tradnl"/>
               </w:rPr>
             </w:pPr>
@@ -4919,6 +5099,7 @@
             <w:pPr>
               <w:rPr>
                 <w:rFonts w:ascii="Arial" w:hAnsi="Arial" w:cs="Arial"/>
+                <w:color w:val="EE0000"/>
                 <w:lang w:val="es-ES_tradnl"/>
               </w:rPr>
             </w:pPr>
@@ -4932,6 +5113,7 @@
             <w:pPr>
               <w:rPr>
                 <w:rFonts w:ascii="Arial" w:hAnsi="Arial" w:cs="Arial"/>
+                <w:color w:val="EE0000"/>
                 <w:lang w:val="es-ES_tradnl"/>
               </w:rPr>
             </w:pPr>
@@ -4945,6 +5127,7 @@
             <w:pPr>
               <w:rPr>
                 <w:rFonts w:ascii="Arial" w:hAnsi="Arial" w:cs="Arial"/>
+                <w:color w:val="EE0000"/>
                 <w:lang w:val="es-ES_tradnl"/>
               </w:rPr>
             </w:pPr>
@@ -4958,6 +5141,7 @@
             <w:pPr>
               <w:rPr>
                 <w:rFonts w:ascii="Arial" w:hAnsi="Arial" w:cs="Arial"/>
+                <w:color w:val="EE0000"/>
                 <w:lang w:val="es-ES_tradnl"/>
               </w:rPr>
             </w:pPr>
@@ -4971,6 +5155,7 @@
             <w:pPr>
               <w:rPr>
                 <w:rFonts w:ascii="Arial" w:hAnsi="Arial" w:cs="Arial"/>
+                <w:color w:val="EE0000"/>
                 <w:lang w:val="es-ES_tradnl"/>
               </w:rPr>
             </w:pPr>
@@ -4984,6 +5169,7 @@
             <w:pPr>
               <w:rPr>
                 <w:rFonts w:ascii="Arial" w:hAnsi="Arial" w:cs="Arial"/>
+                <w:color w:val="EE0000"/>
                 <w:lang w:val="es-ES_tradnl"/>
               </w:rPr>
             </w:pPr>
@@ -5000,6 +5186,7 @@
               <w:jc w:val="center"/>
               <w:rPr>
                 <w:rFonts w:ascii="Arial" w:hAnsi="Arial" w:cs="Arial"/>
+                <w:color w:val="EE0000"/>
                 <w:lang w:val="es-ES_tradnl"/>
               </w:rPr>
             </w:pPr>
@@ -5013,6 +5200,7 @@
             <w:pPr>
               <w:rPr>
                 <w:rFonts w:ascii="Arial" w:hAnsi="Arial" w:cs="Arial"/>
+                <w:color w:val="EE0000"/>
                 <w:lang w:val="es-ES_tradnl"/>
               </w:rPr>
             </w:pPr>
@@ -5026,6 +5214,7 @@
             <w:pPr>
               <w:rPr>
                 <w:rFonts w:ascii="Arial" w:hAnsi="Arial" w:cs="Arial"/>
+                <w:color w:val="EE0000"/>
                 <w:lang w:val="es-ES_tradnl"/>
               </w:rPr>
             </w:pPr>
@@ -5039,6 +5228,7 @@
             <w:pPr>
               <w:rPr>
                 <w:rFonts w:ascii="Arial" w:hAnsi="Arial" w:cs="Arial"/>
+                <w:color w:val="EE0000"/>
                 <w:lang w:val="es-ES_tradnl"/>
               </w:rPr>
             </w:pPr>
@@ -5052,6 +5242,7 @@
             <w:pPr>
               <w:rPr>
                 <w:rFonts w:ascii="Arial" w:hAnsi="Arial" w:cs="Arial"/>
+                <w:color w:val="EE0000"/>
                 <w:lang w:val="es-ES_tradnl"/>
               </w:rPr>
             </w:pPr>
@@ -5065,6 +5256,7 @@
             <w:pPr>
               <w:rPr>
                 <w:rFonts w:ascii="Arial" w:hAnsi="Arial" w:cs="Arial"/>
+                <w:color w:val="EE0000"/>
                 <w:lang w:val="es-ES_tradnl"/>
               </w:rPr>
             </w:pPr>
@@ -5078,6 +5270,7 @@
             <w:pPr>
               <w:rPr>
                 <w:rFonts w:ascii="Arial" w:hAnsi="Arial" w:cs="Arial"/>
+                <w:color w:val="EE0000"/>
                 <w:lang w:val="es-ES_tradnl"/>
               </w:rPr>
             </w:pPr>
@@ -5091,6 +5284,7 @@
             <w:pPr>
               <w:rPr>
                 <w:rFonts w:ascii="Arial" w:hAnsi="Arial" w:cs="Arial"/>
+                <w:color w:val="EE0000"/>
                 <w:lang w:val="es-ES_tradnl"/>
               </w:rPr>
             </w:pPr>
@@ -5104,6 +5298,7 @@
             <w:pPr>
               <w:rPr>
                 <w:rFonts w:ascii="Arial" w:hAnsi="Arial" w:cs="Arial"/>
+                <w:color w:val="EE0000"/>
                 <w:lang w:val="es-ES_tradnl"/>
               </w:rPr>
             </w:pPr>
@@ -5117,6 +5312,7 @@
             <w:pPr>
               <w:rPr>
                 <w:rFonts w:ascii="Arial" w:hAnsi="Arial" w:cs="Arial"/>
+                <w:color w:val="EE0000"/>
                 <w:lang w:val="es-ES_tradnl"/>
               </w:rPr>
             </w:pPr>
@@ -5135,16 +5331,19 @@
                 <w:rFonts w:ascii="Arial" w:hAnsi="Arial" w:cs="Arial"/>
                 <w:b/>
                 <w:bCs/>
-                <w:lang w:val="es-ES_tradnl"/>
-              </w:rPr>
-            </w:pPr>
-            <w:r>
-              <w:rPr>
-                <w:rFonts w:ascii="Arial" w:hAnsi="Arial" w:cs="Arial"/>
-                <w:b/>
-                <w:bCs/>
-                <w:lang w:val="es-ES_tradnl"/>
-              </w:rPr>
+                <w:color w:val="EE0000"/>
+                <w:lang w:val="es-ES_tradnl"/>
+              </w:rPr>
+            </w:pPr>
+            <w:r>
+              <w:rPr>
+                <w:rFonts w:ascii="Arial" w:hAnsi="Arial" w:cs="Arial"/>
+                <w:b/>
+                <w:bCs/>
+                <w:color w:val="EE0000"/>
+                <w:lang w:val="es-ES_tradnl"/>
+              </w:rPr>
+              <w:lastRenderedPageBreak/>
               <w:t>9.</w:t>
             </w:r>
           </w:p>
@@ -5161,31 +5360,25 @@
                 <w:rFonts w:ascii="Arial" w:hAnsi="Arial" w:cs="Arial"/>
                 <w:b/>
                 <w:bCs/>
-                <w:lang w:val="es-ES_tradnl"/>
-              </w:rPr>
-            </w:pPr>
-            <w:r>
-              <w:rPr>
-                <w:rFonts w:ascii="Arial" w:hAnsi="Arial" w:cs="Arial"/>
-                <w:b/>
-                <w:bCs/>
-                <w:lang w:val="es-ES_tradnl"/>
-              </w:rPr>
-              <w:t xml:space="preserve">PREGUNTADO, DIGA: </w:t>
-            </w:r>
-            <w:r>
-              <w:rPr>
-                <w:rFonts w:ascii="Arial" w:hAnsi="Arial" w:cs="Arial"/>
-                <w:b/>
-                <w:bCs/>
-                <w:lang w:val="es-ES_tradnl"/>
-              </w:rPr>
-              <w:t>¿Cómo</w:t>
-            </w:r>
-            <w:r>
-              <w:rPr>
-                <w:rFonts w:ascii="Arial" w:hAnsi="Arial" w:cs="Arial"/>
-                <w:b/>
+                <w:color w:val="EE0000"/>
+                <w:lang w:val="es-ES_tradnl"/>
+              </w:rPr>
+            </w:pPr>
+            <w:r>
+              <w:rPr>
+                <w:rFonts w:ascii="Arial" w:hAnsi="Arial" w:cs="Arial"/>
+                <w:b/>
+                <w:bCs/>
+                <w:color w:val="EE0000"/>
+                <w:lang w:val="es-ES_tradnl"/>
+              </w:rPr>
+              <w:t>PREGUNTADO, DIGA: ¿Cómo</w:t>
+            </w:r>
+            <w:r>
+              <w:rPr>
+                <w:rFonts w:ascii="Arial" w:hAnsi="Arial" w:cs="Arial"/>
+                <w:b/>
+                <w:color w:val="EE0000"/>
                 <w:lang w:val="es-ES_tradnl"/>
               </w:rPr>
               <w:t xml:space="preserve"> llega a tener comunicación del accidente de tránsito</w:t>
@@ -5195,6 +5388,7 @@
                 <w:rFonts w:ascii="Arial" w:hAnsi="Arial" w:cs="Arial"/>
                 <w:b/>
                 <w:bCs/>
+                <w:color w:val="EE0000"/>
                 <w:lang w:val="es-ES_tradnl"/>
               </w:rPr>
               <w:t>? Dijo: -------------------------------------------------------------</w:t>
@@ -5212,6 +5406,7 @@
               <w:jc w:val="center"/>
               <w:rPr>
                 <w:rFonts w:ascii="Arial" w:hAnsi="Arial" w:cs="Arial"/>
+                <w:color w:val="EE0000"/>
                 <w:lang w:val="es-ES_tradnl"/>
               </w:rPr>
             </w:pPr>
@@ -5227,12 +5422,14 @@
               <w:jc w:val="both"/>
               <w:rPr>
                 <w:rFonts w:ascii="Arial" w:hAnsi="Arial" w:cs="Arial"/>
-                <w:lang w:val="es-ES_tradnl"/>
-              </w:rPr>
-            </w:pPr>
-            <w:r>
-              <w:rPr>
-                <w:rFonts w:ascii="Arial" w:hAnsi="Arial" w:cs="Arial"/>
+                <w:color w:val="EE0000"/>
+                <w:lang w:val="es-ES_tradnl"/>
+              </w:rPr>
+            </w:pPr>
+            <w:r>
+              <w:rPr>
+                <w:rFonts w:ascii="Arial" w:hAnsi="Arial" w:cs="Arial"/>
+                <w:color w:val="EE0000"/>
                 <w:lang w:val="es-ES_tradnl"/>
               </w:rPr>
               <w:t>---Que,</w:t>
@@ -5240,30 +5437,18 @@
             <w:r>
               <w:rPr>
                 <w:rFonts w:ascii="Arial" w:hAnsi="Arial" w:cs="Arial"/>
-                <w:lang w:val="es-ES_tradnl"/>
-              </w:rPr>
-              <w:t xml:space="preserve"> por llamada telefónica fuimos alertados por la central de base de la DESPRCAR-Santa Rosa, que nos constituíamos a la Carretera Panamericana Norte Km. 42-Santa Rosa, con la finalidad de verificar un accidente de </w:t>
-            </w:r>
-            <w:r>
-              <w:rPr>
-                <w:rFonts w:ascii="Arial" w:hAnsi="Arial" w:cs="Arial"/>
-                <w:lang w:val="es-ES_tradnl"/>
-              </w:rPr>
-              <w:t>tránsito</w:t>
-            </w:r>
-            <w:r>
-              <w:rPr>
-                <w:rFonts w:ascii="Arial" w:hAnsi="Arial" w:cs="Arial"/>
-                <w:lang w:val="es-ES_tradnl"/>
-              </w:rPr>
-              <w:t>. -----------------------------</w:t>
-            </w:r>
-            <w:r>
-              <w:rPr>
-                <w:rFonts w:ascii="Arial" w:hAnsi="Arial" w:cs="Arial"/>
-                <w:lang w:val="es-ES_tradnl"/>
-              </w:rPr>
-              <w:t>-------------------------------------------</w:t>
+                <w:color w:val="EE0000"/>
+                <w:lang w:val="es-ES_tradnl"/>
+              </w:rPr>
+              <w:t xml:space="preserve">  </w:t>
+            </w:r>
+            <w:r>
+              <w:rPr>
+                <w:rFonts w:ascii="Arial" w:hAnsi="Arial" w:cs="Arial"/>
+                <w:color w:val="EE0000"/>
+                <w:lang w:val="es-ES_tradnl"/>
+              </w:rPr>
+              <w:t>. ------------------------------------------------------------------------</w:t>
             </w:r>
           </w:p>
         </w:tc>
@@ -5278,6 +5463,7 @@
               <w:jc w:val="center"/>
               <w:rPr>
                 <w:rFonts w:ascii="Arial" w:hAnsi="Arial" w:cs="Arial"/>
+                <w:color w:val="EE0000"/>
                 <w:lang w:val="es-ES_tradnl"/>
               </w:rPr>
             </w:pPr>
@@ -5291,6 +5477,7 @@
             <w:pPr>
               <w:rPr>
                 <w:rFonts w:ascii="Arial" w:hAnsi="Arial" w:cs="Arial"/>
+                <w:color w:val="EE0000"/>
                 <w:lang w:val="es-ES_tradnl"/>
               </w:rPr>
             </w:pPr>
@@ -5304,6 +5491,7 @@
             <w:pPr>
               <w:rPr>
                 <w:rFonts w:ascii="Arial" w:hAnsi="Arial" w:cs="Arial"/>
+                <w:color w:val="EE0000"/>
                 <w:lang w:val="es-ES_tradnl"/>
               </w:rPr>
             </w:pPr>
@@ -5317,6 +5505,7 @@
             <w:pPr>
               <w:rPr>
                 <w:rFonts w:ascii="Arial" w:hAnsi="Arial" w:cs="Arial"/>
+                <w:color w:val="EE0000"/>
                 <w:lang w:val="es-ES_tradnl"/>
               </w:rPr>
             </w:pPr>
@@ -5330,6 +5519,7 @@
             <w:pPr>
               <w:rPr>
                 <w:rFonts w:ascii="Arial" w:hAnsi="Arial" w:cs="Arial"/>
+                <w:color w:val="EE0000"/>
                 <w:lang w:val="es-ES_tradnl"/>
               </w:rPr>
             </w:pPr>
@@ -5343,6 +5533,7 @@
             <w:pPr>
               <w:rPr>
                 <w:rFonts w:ascii="Arial" w:hAnsi="Arial" w:cs="Arial"/>
+                <w:color w:val="EE0000"/>
                 <w:lang w:val="es-ES_tradnl"/>
               </w:rPr>
             </w:pPr>
@@ -5356,6 +5547,7 @@
             <w:pPr>
               <w:rPr>
                 <w:rFonts w:ascii="Arial" w:hAnsi="Arial" w:cs="Arial"/>
+                <w:color w:val="EE0000"/>
                 <w:lang w:val="es-ES_tradnl"/>
               </w:rPr>
             </w:pPr>
@@ -5369,6 +5561,7 @@
             <w:pPr>
               <w:rPr>
                 <w:rFonts w:ascii="Arial" w:hAnsi="Arial" w:cs="Arial"/>
+                <w:color w:val="EE0000"/>
                 <w:lang w:val="es-ES_tradnl"/>
               </w:rPr>
             </w:pPr>
@@ -5382,6 +5575,7 @@
             <w:pPr>
               <w:rPr>
                 <w:rFonts w:ascii="Arial" w:hAnsi="Arial" w:cs="Arial"/>
+                <w:color w:val="EE0000"/>
                 <w:lang w:val="es-ES_tradnl"/>
               </w:rPr>
             </w:pPr>
@@ -5395,6 +5589,7 @@
             <w:pPr>
               <w:rPr>
                 <w:rFonts w:ascii="Arial" w:hAnsi="Arial" w:cs="Arial"/>
+                <w:color w:val="EE0000"/>
                 <w:lang w:val="es-ES_tradnl"/>
               </w:rPr>
             </w:pPr>
@@ -5413,6 +5608,7 @@
                 <w:rFonts w:ascii="Arial" w:hAnsi="Arial" w:cs="Arial"/>
                 <w:b/>
                 <w:bCs/>
+                <w:color w:val="EE0000"/>
                 <w:lang w:val="es-ES_tradnl"/>
               </w:rPr>
             </w:pPr>
@@ -5423,6 +5619,7 @@
                 <w:rFonts w:ascii="Arial" w:hAnsi="Arial" w:cs="Arial"/>
                 <w:b/>
                 <w:bCs/>
+                <w:color w:val="EE0000"/>
                 <w:lang w:val="es-ES_tradnl"/>
               </w:rPr>
               <w:t>11.</w:t>
@@ -5441,14 +5638,16 @@
                 <w:rFonts w:ascii="Arial" w:hAnsi="Arial" w:cs="Arial"/>
                 <w:b/>
                 <w:bCs/>
-                <w:lang w:val="es-ES_tradnl"/>
-              </w:rPr>
-            </w:pPr>
-            <w:r>
-              <w:rPr>
-                <w:rFonts w:ascii="Arial" w:hAnsi="Arial" w:cs="Arial"/>
-                <w:b/>
-                <w:bCs/>
+                <w:color w:val="EE0000"/>
+                <w:lang w:val="es-ES_tradnl"/>
+              </w:rPr>
+            </w:pPr>
+            <w:r>
+              <w:rPr>
+                <w:rFonts w:ascii="Arial" w:hAnsi="Arial" w:cs="Arial"/>
+                <w:b/>
+                <w:bCs/>
+                <w:color w:val="EE0000"/>
                 <w:lang w:val="es-ES_tradnl"/>
               </w:rPr>
               <w:t>PREGUNTADO, DIGA: ¿</w:t>
@@ -5457,7 +5656,7 @@
               <w:rPr>
                 <w:rFonts w:ascii="Arial" w:hAnsi="Arial" w:cs="Arial"/>
                 <w:b/>
-                <w:color w:val="000000" w:themeColor="text1"/>
+                <w:color w:val="EE0000"/>
                 <w:lang w:val="es-ES_tradnl"/>
               </w:rPr>
               <w:t>Si Podría precisar a qué jurisdicción pertenece el lugar donde se produjo el accidente</w:t>
@@ -5467,6 +5666,7 @@
                 <w:rFonts w:ascii="Arial" w:hAnsi="Arial" w:cs="Arial"/>
                 <w:b/>
                 <w:bCs/>
+                <w:color w:val="EE0000"/>
                 <w:lang w:val="es-ES_tradnl"/>
               </w:rPr>
               <w:t>? Dijo:</w:t>
@@ -5484,6 +5684,7 @@
               <w:jc w:val="center"/>
               <w:rPr>
                 <w:rFonts w:ascii="Arial" w:hAnsi="Arial" w:cs="Arial"/>
+                <w:color w:val="EE0000"/>
                 <w:lang w:val="es-ES_tradnl"/>
               </w:rPr>
             </w:pPr>
@@ -5499,29 +5700,17 @@
               <w:jc w:val="both"/>
               <w:rPr>
                 <w:rFonts w:ascii="Arial" w:hAnsi="Arial" w:cs="Arial"/>
-                <w:lang w:val="es-ES_tradnl"/>
-              </w:rPr>
-            </w:pPr>
-            <w:r>
-              <w:rPr>
-                <w:rFonts w:ascii="Arial" w:hAnsi="Arial" w:cs="Arial"/>
-                <w:lang w:val="es-ES_tradnl"/>
-              </w:rPr>
-              <w:t>---Que,</w:t>
-            </w:r>
-            <w:r>
-              <w:rPr>
-                <w:rFonts w:ascii="Arial" w:hAnsi="Arial" w:cs="Arial"/>
-                <w:lang w:val="es-ES_tradnl"/>
-              </w:rPr>
-              <w:t xml:space="preserve"> pertenece al distrito y jurisdicción policial de Santa Rosa</w:t>
-            </w:r>
-            <w:r>
-              <w:rPr>
-                <w:rFonts w:ascii="Arial" w:hAnsi="Arial" w:cs="Arial"/>
-                <w:lang w:val="es-ES_tradnl"/>
-              </w:rPr>
-              <w:t>. ---------------</w:t>
+                <w:color w:val="EE0000"/>
+                <w:lang w:val="es-ES_tradnl"/>
+              </w:rPr>
+            </w:pPr>
+            <w:r>
+              <w:rPr>
+                <w:rFonts w:ascii="Arial" w:hAnsi="Arial" w:cs="Arial"/>
+                <w:color w:val="EE0000"/>
+                <w:lang w:val="es-ES_tradnl"/>
+              </w:rPr>
+              <w:t>---Que,. ---------------</w:t>
             </w:r>
           </w:p>
         </w:tc>
@@ -5536,6 +5725,7 @@
               <w:jc w:val="center"/>
               <w:rPr>
                 <w:rFonts w:ascii="Arial" w:hAnsi="Arial" w:cs="Arial"/>
+                <w:color w:val="EE0000"/>
                 <w:lang w:val="es-ES_tradnl"/>
               </w:rPr>
             </w:pPr>
@@ -5549,6 +5739,7 @@
             <w:pPr>
               <w:rPr>
                 <w:rFonts w:ascii="Arial" w:hAnsi="Arial" w:cs="Arial"/>
+                <w:color w:val="EE0000"/>
                 <w:lang w:val="es-ES_tradnl"/>
               </w:rPr>
             </w:pPr>
@@ -5562,6 +5753,7 @@
             <w:pPr>
               <w:rPr>
                 <w:rFonts w:ascii="Arial" w:hAnsi="Arial" w:cs="Arial"/>
+                <w:color w:val="EE0000"/>
                 <w:lang w:val="es-ES_tradnl"/>
               </w:rPr>
             </w:pPr>
@@ -5575,6 +5767,7 @@
             <w:pPr>
               <w:rPr>
                 <w:rFonts w:ascii="Arial" w:hAnsi="Arial" w:cs="Arial"/>
+                <w:color w:val="EE0000"/>
                 <w:lang w:val="es-ES_tradnl"/>
               </w:rPr>
             </w:pPr>
@@ -5588,6 +5781,7 @@
             <w:pPr>
               <w:rPr>
                 <w:rFonts w:ascii="Arial" w:hAnsi="Arial" w:cs="Arial"/>
+                <w:color w:val="EE0000"/>
                 <w:lang w:val="es-ES_tradnl"/>
               </w:rPr>
             </w:pPr>
@@ -5601,6 +5795,7 @@
             <w:pPr>
               <w:rPr>
                 <w:rFonts w:ascii="Arial" w:hAnsi="Arial" w:cs="Arial"/>
+                <w:color w:val="EE0000"/>
                 <w:lang w:val="es-ES_tradnl"/>
               </w:rPr>
             </w:pPr>
@@ -5614,6 +5809,7 @@
             <w:pPr>
               <w:rPr>
                 <w:rFonts w:ascii="Arial" w:hAnsi="Arial" w:cs="Arial"/>
+                <w:color w:val="EE0000"/>
                 <w:lang w:val="es-ES_tradnl"/>
               </w:rPr>
             </w:pPr>
@@ -5627,6 +5823,7 @@
             <w:pPr>
               <w:rPr>
                 <w:rFonts w:ascii="Arial" w:hAnsi="Arial" w:cs="Arial"/>
+                <w:color w:val="EE0000"/>
                 <w:lang w:val="es-ES_tradnl"/>
               </w:rPr>
             </w:pPr>
@@ -5640,6 +5837,7 @@
             <w:pPr>
               <w:rPr>
                 <w:rFonts w:ascii="Arial" w:hAnsi="Arial" w:cs="Arial"/>
+                <w:color w:val="EE0000"/>
                 <w:lang w:val="es-ES_tradnl"/>
               </w:rPr>
             </w:pPr>
@@ -5653,6 +5851,7 @@
             <w:pPr>
               <w:rPr>
                 <w:rFonts w:ascii="Arial" w:hAnsi="Arial" w:cs="Arial"/>
+                <w:color w:val="EE0000"/>
                 <w:lang w:val="es-ES_tradnl"/>
               </w:rPr>
             </w:pPr>
@@ -5671,14 +5870,16 @@
                 <w:rFonts w:ascii="Arial" w:hAnsi="Arial" w:cs="Arial"/>
                 <w:b/>
                 <w:bCs/>
-                <w:lang w:val="es-ES_tradnl"/>
-              </w:rPr>
-            </w:pPr>
-            <w:r>
-              <w:rPr>
-                <w:rFonts w:ascii="Arial" w:hAnsi="Arial" w:cs="Arial"/>
-                <w:b/>
-                <w:bCs/>
+                <w:color w:val="EE0000"/>
+                <w:lang w:val="es-ES_tradnl"/>
+              </w:rPr>
+            </w:pPr>
+            <w:r>
+              <w:rPr>
+                <w:rFonts w:ascii="Arial" w:hAnsi="Arial" w:cs="Arial"/>
+                <w:b/>
+                <w:bCs/>
+                <w:color w:val="EE0000"/>
                 <w:lang w:val="es-ES_tradnl"/>
               </w:rPr>
               <w:t>12.</w:t>
@@ -5697,14 +5898,16 @@
                 <w:rFonts w:ascii="Arial" w:hAnsi="Arial" w:cs="Arial"/>
                 <w:b/>
                 <w:bCs/>
-                <w:lang w:val="es-ES_tradnl"/>
-              </w:rPr>
-            </w:pPr>
-            <w:r>
-              <w:rPr>
-                <w:rFonts w:ascii="Arial" w:hAnsi="Arial" w:cs="Arial"/>
-                <w:b/>
-                <w:bCs/>
+                <w:color w:val="EE0000"/>
+                <w:lang w:val="es-ES_tradnl"/>
+              </w:rPr>
+            </w:pPr>
+            <w:r>
+              <w:rPr>
+                <w:rFonts w:ascii="Arial" w:hAnsi="Arial" w:cs="Arial"/>
+                <w:b/>
+                <w:bCs/>
+                <w:color w:val="EE0000"/>
                 <w:lang w:val="es-ES_tradnl"/>
               </w:rPr>
               <w:t>PREGUNTADO, DIGA: ¿</w:t>
@@ -5713,6 +5916,7 @@
               <w:rPr>
                 <w:rFonts w:ascii="Arial" w:hAnsi="Arial" w:cs="Arial"/>
                 <w:b/>
+                <w:color w:val="EE0000"/>
                 <w:lang w:val="es-ES_tradnl"/>
               </w:rPr>
               <w:t xml:space="preserve">Narre </w:t>
@@ -5721,6 +5925,7 @@
               <w:rPr>
                 <w:rFonts w:ascii="Arial" w:hAnsi="Arial" w:cs="Arial"/>
                 <w:b/>
+                <w:color w:val="EE0000"/>
                 <w:lang w:val="es-ES_tradnl"/>
               </w:rPr>
               <w:t>detalladamente</w:t>
@@ -5729,6 +5934,7 @@
               <w:rPr>
                 <w:rFonts w:ascii="Arial" w:hAnsi="Arial" w:cs="Arial"/>
                 <w:b/>
+                <w:color w:val="EE0000"/>
                 <w:lang w:val="es-ES_tradnl"/>
               </w:rPr>
               <w:t xml:space="preserve"> desde el momento en el que llegar al lugar del accidente y que acciones realiza</w:t>
@@ -5738,6 +5944,7 @@
                 <w:rFonts w:ascii="Arial" w:hAnsi="Arial" w:cs="Arial"/>
                 <w:b/>
                 <w:bCs/>
+                <w:color w:val="EE0000"/>
                 <w:lang w:val="es-ES_tradnl"/>
               </w:rPr>
               <w:t>? Dijo:</w:t>
@@ -5755,6 +5962,7 @@
               <w:jc w:val="center"/>
               <w:rPr>
                 <w:rFonts w:ascii="Arial" w:hAnsi="Arial" w:cs="Arial"/>
+                <w:color w:val="EE0000"/>
                 <w:lang w:val="es-ES_tradnl"/>
               </w:rPr>
             </w:pPr>
@@ -5770,12 +5978,14 @@
               <w:jc w:val="both"/>
               <w:rPr>
                 <w:rFonts w:ascii="Arial" w:hAnsi="Arial" w:cs="Arial"/>
-                <w:lang w:val="es-ES_tradnl"/>
-              </w:rPr>
-            </w:pPr>
-            <w:r>
-              <w:rPr>
-                <w:rFonts w:ascii="Arial" w:hAnsi="Arial" w:cs="Arial"/>
+                <w:color w:val="EE0000"/>
+                <w:lang w:val="es-ES_tradnl"/>
+              </w:rPr>
+            </w:pPr>
+            <w:r>
+              <w:rPr>
+                <w:rFonts w:ascii="Arial" w:hAnsi="Arial" w:cs="Arial"/>
+                <w:color w:val="EE0000"/>
                 <w:lang w:val="es-ES_tradnl"/>
               </w:rPr>
               <w:t>---Que,</w:t>
@@ -5783,150 +5993,18 @@
             <w:r>
               <w:rPr>
                 <w:rFonts w:ascii="Arial" w:hAnsi="Arial" w:cs="Arial"/>
-                <w:lang w:val="es-ES_tradnl"/>
-              </w:rPr>
-              <w:t xml:space="preserve"> constituido en el lugar Carretera Panamericana Norte Km. 42-Santa Rosa, pude observar a un vehículo automóvil siniestrado detenido de manera transversal a la vía ocupando ambos carriles, con su parte frontal orientada hacia el oeste, siendo que al acercarnos pude observar a una persona de sexo masculino que caminaba alrededor del vehículo, a quien se le identifico con el nombre de </w:t>
-            </w:r>
-            <w:r>
-              <w:rPr>
-                <w:rFonts w:ascii="Arial" w:hAnsi="Arial" w:cs="Arial"/>
-                <w:lang w:val="es-ES_tradnl"/>
-              </w:rPr>
-              <w:t xml:space="preserve">Sergio BERROCAL PALACIOS, quien refería que momentos previos al accidente de tránsito se encontraba como ocupante del vehículo de placa de rodaje CCO-633, ocupando el asiento posterior lado izquierdo detrás del asiento del conductor y al preguntársele por el conductor de dicho vehículo refirió que el conductor era su amigo y que lo conocía con el nombre de Eddy Josué y que su número de celular era 906388526, el mismo que ocurrido el accidente de tránsito se habría retirado del lugar, sin rumbo conocido, asimismo en el interior del vehículo se </w:t>
-            </w:r>
-            <w:r>
-              <w:rPr>
-                <w:rFonts w:ascii="Arial" w:hAnsi="Arial" w:cs="Arial"/>
-                <w:lang w:val="es-ES_tradnl"/>
-              </w:rPr>
-              <w:t xml:space="preserve">pudo observar que entre los fierros retorcidos de la estructura lado derecho se encontraba una persona atrapada, pero que a simple vista no presentaba signos vitales, y que al preguntársele a la persona de BERROCAL PALACIOS, por esta persona indico que lo conocía pero que no sabía su nombre, seguidamente se acercó a nosotros la persona de Leonardo </w:t>
-            </w:r>
-            <w:r>
-              <w:rPr>
-                <w:rFonts w:ascii="Arial" w:hAnsi="Arial" w:cs="Arial"/>
-                <w:lang w:val="es-ES_tradnl"/>
-              </w:rPr>
-              <w:t>Joaquín</w:t>
-            </w:r>
-            <w:r>
-              <w:rPr>
-                <w:rFonts w:ascii="Arial" w:hAnsi="Arial" w:cs="Arial"/>
-                <w:lang w:val="es-ES_tradnl"/>
-              </w:rPr>
-              <w:t xml:space="preserve"> ROJAS CASTRO, quien indicaba que se encontraba descansando en el interior del camión de placa BWC-778, el cual se encontraba estacionado</w:t>
-            </w:r>
-            <w:r>
-              <w:rPr>
-                <w:rFonts w:ascii="Arial" w:hAnsi="Arial" w:cs="Arial"/>
-                <w:lang w:val="es-ES_tradnl"/>
-              </w:rPr>
-              <w:t xml:space="preserve"> en el lado derecho</w:t>
-            </w:r>
-            <w:r>
-              <w:rPr>
-                <w:rFonts w:ascii="Arial" w:hAnsi="Arial" w:cs="Arial"/>
-                <w:lang w:val="es-ES_tradnl"/>
-              </w:rPr>
-              <w:t xml:space="preserve"> fuera de la calzada circulable y que refiere sintió un impacto fuerte en la parte posterior de su camión que lo hizo despertar y cuando descendió de su vehículo pudo observar al vehículo siniestrado del cual</w:t>
-            </w:r>
-            <w:r>
-              <w:rPr>
-                <w:rFonts w:ascii="Arial" w:hAnsi="Arial" w:cs="Arial"/>
-                <w:lang w:val="es-ES_tradnl"/>
-              </w:rPr>
-              <w:t xml:space="preserve"> vio salir a una persona </w:t>
-            </w:r>
-            <w:r>
-              <w:rPr>
-                <w:rFonts w:ascii="Arial" w:hAnsi="Arial" w:cs="Arial"/>
-                <w:lang w:val="es-ES_tradnl"/>
-              </w:rPr>
-              <w:t xml:space="preserve"> </w:t>
-            </w:r>
-            <w:r>
-              <w:rPr>
-                <w:rFonts w:ascii="Arial" w:hAnsi="Arial" w:cs="Arial"/>
-                <w:lang w:val="es-ES_tradnl"/>
-              </w:rPr>
-              <w:t xml:space="preserve">no precisando de </w:t>
-            </w:r>
-            <w:r>
-              <w:rPr>
-                <w:rFonts w:ascii="Arial" w:hAnsi="Arial" w:cs="Arial"/>
-                <w:lang w:val="es-ES_tradnl"/>
-              </w:rPr>
-              <w:t>qué</w:t>
-            </w:r>
-            <w:r>
-              <w:rPr>
-                <w:rFonts w:ascii="Arial" w:hAnsi="Arial" w:cs="Arial"/>
-                <w:lang w:val="es-ES_tradnl"/>
-              </w:rPr>
-              <w:t xml:space="preserve"> lado, pero que corrió raudamente hacia el espacio cercano en el separador central y cruzo por ese lado, retirándose del lugar del accidente; seguidamente procedimos a solicitar apoyo a otra unidad de la DESPRCAR para poder auxiliar a la persona de BERROCAL PALACIOS, quien indicaba que le dolía la cintura y </w:t>
-            </w:r>
-            <w:r>
-              <w:rPr>
-                <w:rFonts w:ascii="Arial" w:hAnsi="Arial" w:cs="Arial"/>
-                <w:lang w:val="es-ES_tradnl"/>
-              </w:rPr>
-              <w:t>requería</w:t>
-            </w:r>
-            <w:r>
-              <w:rPr>
-                <w:rFonts w:ascii="Arial" w:hAnsi="Arial" w:cs="Arial"/>
-                <w:lang w:val="es-ES_tradnl"/>
-              </w:rPr>
-              <w:t xml:space="preserve"> recibir atención </w:t>
-            </w:r>
-            <w:r>
-              <w:rPr>
-                <w:rFonts w:ascii="Arial" w:hAnsi="Arial" w:cs="Arial"/>
-                <w:lang w:val="es-ES_tradnl"/>
-              </w:rPr>
-              <w:t>médica</w:t>
-            </w:r>
-            <w:r>
-              <w:rPr>
-                <w:rFonts w:ascii="Arial" w:hAnsi="Arial" w:cs="Arial"/>
-                <w:lang w:val="es-ES_tradnl"/>
-              </w:rPr>
-              <w:t xml:space="preserve">, procediendo a evacuarlo al hospital de Puente Piedra, por otro lado </w:t>
-            </w:r>
-            <w:r>
-              <w:rPr>
-                <w:rFonts w:ascii="Arial" w:hAnsi="Arial" w:cs="Arial"/>
-                <w:lang w:val="es-ES_tradnl"/>
-              </w:rPr>
-              <w:lastRenderedPageBreak/>
-              <w:t xml:space="preserve">procedimos a solicitar los documentos del </w:t>
-            </w:r>
-            <w:r>
-              <w:rPr>
-                <w:rFonts w:ascii="Arial" w:hAnsi="Arial" w:cs="Arial"/>
-                <w:lang w:val="es-ES_tradnl"/>
-              </w:rPr>
-              <w:t>camión</w:t>
-            </w:r>
-            <w:r>
-              <w:rPr>
-                <w:rFonts w:ascii="Arial" w:hAnsi="Arial" w:cs="Arial"/>
-                <w:lang w:val="es-ES_tradnl"/>
-              </w:rPr>
-              <w:t xml:space="preserve"> y del responsable con la finalidad de someterse a las diligencias necesarias para el esclarecimiento de los hechos, poniendo a disposición de la Comisaria PNP Santa Rosa</w:t>
-            </w:r>
-            <w:r>
-              <w:rPr>
-                <w:rFonts w:ascii="Arial" w:hAnsi="Arial" w:cs="Arial"/>
-                <w:lang w:val="es-ES_tradnl"/>
-              </w:rPr>
-              <w:t>. -</w:t>
-            </w:r>
-            <w:r>
-              <w:rPr>
-                <w:rFonts w:ascii="Arial" w:hAnsi="Arial" w:cs="Arial"/>
-                <w:lang w:val="es-ES_tradnl"/>
-              </w:rPr>
-              <w:t>---</w:t>
+                <w:color w:val="EE0000"/>
+                <w:lang w:val="es-ES_tradnl"/>
+              </w:rPr>
+              <w:t xml:space="preserve">  </w:t>
+            </w:r>
+            <w:r>
+              <w:rPr>
+                <w:rFonts w:ascii="Arial" w:hAnsi="Arial" w:cs="Arial"/>
+                <w:color w:val="EE0000"/>
+                <w:lang w:val="es-ES_tradnl"/>
+              </w:rPr>
+              <w:t>. ----</w:t>
             </w:r>
           </w:p>
         </w:tc>
@@ -5942,6 +6020,7 @@
               <w:jc w:val="center"/>
               <w:rPr>
                 <w:rFonts w:ascii="Arial" w:hAnsi="Arial" w:cs="Arial"/>
+                <w:color w:val="EE0000"/>
                 <w:lang w:val="es-ES_tradnl"/>
               </w:rPr>
             </w:pPr>
@@ -5955,6 +6034,7 @@
             <w:pPr>
               <w:rPr>
                 <w:rFonts w:ascii="Arial" w:hAnsi="Arial" w:cs="Arial"/>
+                <w:color w:val="EE0000"/>
                 <w:lang w:val="es-ES_tradnl"/>
               </w:rPr>
             </w:pPr>
@@ -5968,6 +6048,7 @@
             <w:pPr>
               <w:rPr>
                 <w:rFonts w:ascii="Arial" w:hAnsi="Arial" w:cs="Arial"/>
+                <w:color w:val="EE0000"/>
                 <w:lang w:val="es-ES_tradnl"/>
               </w:rPr>
             </w:pPr>
@@ -5981,6 +6062,7 @@
             <w:pPr>
               <w:rPr>
                 <w:rFonts w:ascii="Arial" w:hAnsi="Arial" w:cs="Arial"/>
+                <w:color w:val="EE0000"/>
                 <w:lang w:val="es-ES_tradnl"/>
               </w:rPr>
             </w:pPr>
@@ -5994,6 +6076,7 @@
             <w:pPr>
               <w:rPr>
                 <w:rFonts w:ascii="Arial" w:hAnsi="Arial" w:cs="Arial"/>
+                <w:color w:val="EE0000"/>
                 <w:lang w:val="es-ES_tradnl"/>
               </w:rPr>
             </w:pPr>
@@ -6007,6 +6090,7 @@
             <w:pPr>
               <w:rPr>
                 <w:rFonts w:ascii="Arial" w:hAnsi="Arial" w:cs="Arial"/>
+                <w:color w:val="EE0000"/>
                 <w:lang w:val="es-ES_tradnl"/>
               </w:rPr>
             </w:pPr>
@@ -6020,6 +6104,7 @@
             <w:pPr>
               <w:rPr>
                 <w:rFonts w:ascii="Arial" w:hAnsi="Arial" w:cs="Arial"/>
+                <w:color w:val="EE0000"/>
                 <w:lang w:val="es-ES_tradnl"/>
               </w:rPr>
             </w:pPr>
@@ -6033,6 +6118,7 @@
             <w:pPr>
               <w:rPr>
                 <w:rFonts w:ascii="Arial" w:hAnsi="Arial" w:cs="Arial"/>
+                <w:color w:val="EE0000"/>
                 <w:lang w:val="es-ES_tradnl"/>
               </w:rPr>
             </w:pPr>
@@ -6046,6 +6132,7 @@
             <w:pPr>
               <w:rPr>
                 <w:rFonts w:ascii="Arial" w:hAnsi="Arial" w:cs="Arial"/>
+                <w:color w:val="EE0000"/>
                 <w:lang w:val="es-ES_tradnl"/>
               </w:rPr>
             </w:pPr>
@@ -6059,6 +6146,7 @@
             <w:pPr>
               <w:rPr>
                 <w:rFonts w:ascii="Arial" w:hAnsi="Arial" w:cs="Arial"/>
+                <w:color w:val="EE0000"/>
                 <w:lang w:val="es-ES_tradnl"/>
               </w:rPr>
             </w:pPr>
@@ -6078,35 +6166,19 @@
                 <w:rFonts w:ascii="Arial" w:hAnsi="Arial" w:cs="Arial"/>
                 <w:b/>
                 <w:bCs/>
-                <w:lang w:val="es-ES_tradnl"/>
-              </w:rPr>
-            </w:pPr>
-            <w:r>
-              <w:rPr>
-                <w:rFonts w:ascii="Arial" w:hAnsi="Arial" w:cs="Arial"/>
-                <w:b/>
-                <w:bCs/>
-                <w:lang w:val="es-ES_tradnl"/>
-              </w:rPr>
-              <w:t>1</w:t>
-            </w:r>
-            <w:r>
-              <w:rPr>
-                <w:rFonts w:ascii="Arial" w:hAnsi="Arial" w:cs="Arial"/>
-                <w:b/>
-                <w:bCs/>
-                <w:lang w:val="es-ES_tradnl"/>
-              </w:rPr>
-              <w:t>3</w:t>
-            </w:r>
-            <w:r>
-              <w:rPr>
-                <w:rFonts w:ascii="Arial" w:hAnsi="Arial" w:cs="Arial"/>
-                <w:b/>
-                <w:bCs/>
-                <w:lang w:val="es-ES_tradnl"/>
-              </w:rPr>
-              <w:t>.</w:t>
+                <w:color w:val="EE0000"/>
+                <w:lang w:val="es-ES_tradnl"/>
+              </w:rPr>
+            </w:pPr>
+            <w:r>
+              <w:rPr>
+                <w:rFonts w:ascii="Arial" w:hAnsi="Arial" w:cs="Arial"/>
+                <w:b/>
+                <w:bCs/>
+                <w:color w:val="EE0000"/>
+                <w:lang w:val="es-ES_tradnl"/>
+              </w:rPr>
+              <w:t>13.</w:t>
             </w:r>
           </w:p>
         </w:tc>
@@ -6122,14 +6194,16 @@
                 <w:rFonts w:ascii="Arial" w:hAnsi="Arial" w:cs="Arial"/>
                 <w:b/>
                 <w:bCs/>
-                <w:lang w:val="es-ES_tradnl"/>
-              </w:rPr>
-            </w:pPr>
-            <w:r>
-              <w:rPr>
-                <w:rFonts w:ascii="Arial" w:hAnsi="Arial" w:cs="Arial"/>
-                <w:b/>
-                <w:bCs/>
+                <w:color w:val="EE0000"/>
+                <w:lang w:val="es-ES_tradnl"/>
+              </w:rPr>
+            </w:pPr>
+            <w:r>
+              <w:rPr>
+                <w:rFonts w:ascii="Arial" w:hAnsi="Arial" w:cs="Arial"/>
+                <w:b/>
+                <w:bCs/>
+                <w:color w:val="EE0000"/>
                 <w:lang w:val="es-ES_tradnl"/>
               </w:rPr>
               <w:t>PREGUNTADO, DIGA: ¿</w:t>
@@ -6138,7 +6212,7 @@
               <w:rPr>
                 <w:rFonts w:ascii="Arial" w:hAnsi="Arial" w:cs="Arial"/>
                 <w:b/>
-                <w:color w:val="000000" w:themeColor="text1"/>
+                <w:color w:val="EE0000"/>
                 <w:lang w:val="es-ES_tradnl"/>
               </w:rPr>
               <w:t>Si en el lugar identifico algún testigo que haya podido presenciar la secuencia del hecho</w:t>
@@ -6148,6 +6222,7 @@
                 <w:rFonts w:ascii="Arial" w:hAnsi="Arial" w:cs="Arial"/>
                 <w:b/>
                 <w:bCs/>
+                <w:color w:val="EE0000"/>
                 <w:lang w:val="es-ES_tradnl"/>
               </w:rPr>
               <w:t>? Dijo:</w:t>
@@ -6165,6 +6240,7 @@
               <w:jc w:val="center"/>
               <w:rPr>
                 <w:rFonts w:ascii="Arial" w:hAnsi="Arial" w:cs="Arial"/>
+                <w:color w:val="EE0000"/>
                 <w:lang w:val="es-ES_tradnl"/>
               </w:rPr>
             </w:pPr>
@@ -6180,50 +6256,17 @@
               <w:jc w:val="both"/>
               <w:rPr>
                 <w:rFonts w:ascii="Arial" w:hAnsi="Arial" w:cs="Arial"/>
-                <w:lang w:val="es-ES_tradnl"/>
-              </w:rPr>
-            </w:pPr>
-            <w:r>
-              <w:rPr>
-                <w:rFonts w:ascii="Arial" w:hAnsi="Arial" w:cs="Arial"/>
-                <w:lang w:val="es-ES_tradnl"/>
-              </w:rPr>
-              <w:t>---Que,</w:t>
-            </w:r>
-            <w:r>
-              <w:rPr>
-                <w:rFonts w:ascii="Arial" w:hAnsi="Arial" w:cs="Arial"/>
-                <w:lang w:val="es-ES_tradnl"/>
-              </w:rPr>
-              <w:t xml:space="preserve"> </w:t>
-            </w:r>
-            <w:r>
-              <w:rPr>
-                <w:rFonts w:ascii="Arial" w:hAnsi="Arial" w:cs="Arial"/>
-                <w:lang w:val="es-ES_tradnl"/>
-              </w:rPr>
-              <w:t>a nadie más que a la persona que refería haberse encontrado como ocupante del automóvil antes del accidente, ocupando el asiento posterior lado izquierdo</w:t>
-            </w:r>
-            <w:r>
-              <w:rPr>
-                <w:rFonts w:ascii="Arial" w:hAnsi="Arial" w:cs="Arial"/>
-                <w:lang w:val="es-ES_tradnl"/>
-              </w:rPr>
-              <w:t>. --------------------------------------------</w:t>
-            </w:r>
-            <w:r>
-              <w:rPr>
-                <w:rFonts w:ascii="Arial" w:hAnsi="Arial" w:cs="Arial"/>
-                <w:lang w:val="es-ES_tradnl"/>
-              </w:rPr>
-              <w:t>-------------------------</w:t>
-            </w:r>
-            <w:r>
-              <w:rPr>
-                <w:rFonts w:ascii="Arial" w:hAnsi="Arial" w:cs="Arial"/>
-                <w:lang w:val="es-ES_tradnl"/>
-              </w:rPr>
-              <w:t>-----------</w:t>
+                <w:color w:val="EE0000"/>
+                <w:lang w:val="es-ES_tradnl"/>
+              </w:rPr>
+            </w:pPr>
+            <w:r>
+              <w:rPr>
+                <w:rFonts w:ascii="Arial" w:hAnsi="Arial" w:cs="Arial"/>
+                <w:color w:val="EE0000"/>
+                <w:lang w:val="es-ES_tradnl"/>
+              </w:rPr>
+              <w:t>---Que,. --------------------------------------------------------------------------------</w:t>
             </w:r>
           </w:p>
         </w:tc>
@@ -6238,6 +6281,7 @@
               <w:jc w:val="center"/>
               <w:rPr>
                 <w:rFonts w:ascii="Arial" w:hAnsi="Arial" w:cs="Arial"/>
+                <w:color w:val="EE0000"/>
                 <w:lang w:val="es-ES_tradnl"/>
               </w:rPr>
             </w:pPr>
@@ -6251,6 +6295,7 @@
             <w:pPr>
               <w:rPr>
                 <w:rFonts w:ascii="Arial" w:hAnsi="Arial" w:cs="Arial"/>
+                <w:color w:val="EE0000"/>
                 <w:lang w:val="es-ES_tradnl"/>
               </w:rPr>
             </w:pPr>
@@ -6264,6 +6309,7 @@
             <w:pPr>
               <w:rPr>
                 <w:rFonts w:ascii="Arial" w:hAnsi="Arial" w:cs="Arial"/>
+                <w:color w:val="EE0000"/>
                 <w:lang w:val="es-ES_tradnl"/>
               </w:rPr>
             </w:pPr>
@@ -6277,6 +6323,7 @@
             <w:pPr>
               <w:rPr>
                 <w:rFonts w:ascii="Arial" w:hAnsi="Arial" w:cs="Arial"/>
+                <w:color w:val="EE0000"/>
                 <w:lang w:val="es-ES_tradnl"/>
               </w:rPr>
             </w:pPr>
@@ -6290,6 +6337,7 @@
             <w:pPr>
               <w:rPr>
                 <w:rFonts w:ascii="Arial" w:hAnsi="Arial" w:cs="Arial"/>
+                <w:color w:val="EE0000"/>
                 <w:lang w:val="es-ES_tradnl"/>
               </w:rPr>
             </w:pPr>
@@ -6303,6 +6351,7 @@
             <w:pPr>
               <w:rPr>
                 <w:rFonts w:ascii="Arial" w:hAnsi="Arial" w:cs="Arial"/>
+                <w:color w:val="EE0000"/>
                 <w:lang w:val="es-ES_tradnl"/>
               </w:rPr>
             </w:pPr>
@@ -6316,6 +6365,7 @@
             <w:pPr>
               <w:rPr>
                 <w:rFonts w:ascii="Arial" w:hAnsi="Arial" w:cs="Arial"/>
+                <w:color w:val="EE0000"/>
                 <w:lang w:val="es-ES_tradnl"/>
               </w:rPr>
             </w:pPr>
@@ -6329,6 +6379,7 @@
             <w:pPr>
               <w:rPr>
                 <w:rFonts w:ascii="Arial" w:hAnsi="Arial" w:cs="Arial"/>
+                <w:color w:val="EE0000"/>
                 <w:lang w:val="es-ES_tradnl"/>
               </w:rPr>
             </w:pPr>
@@ -6342,6 +6393,7 @@
             <w:pPr>
               <w:rPr>
                 <w:rFonts w:ascii="Arial" w:hAnsi="Arial" w:cs="Arial"/>
+                <w:color w:val="EE0000"/>
                 <w:lang w:val="es-ES_tradnl"/>
               </w:rPr>
             </w:pPr>
@@ -6355,6 +6407,7 @@
             <w:pPr>
               <w:rPr>
                 <w:rFonts w:ascii="Arial" w:hAnsi="Arial" w:cs="Arial"/>
+                <w:color w:val="EE0000"/>
                 <w:lang w:val="es-ES_tradnl"/>
               </w:rPr>
             </w:pPr>
@@ -6373,6 +6426,7 @@
                 <w:rFonts w:ascii="Arial" w:hAnsi="Arial" w:cs="Arial"/>
                 <w:b/>
                 <w:bCs/>
+                <w:color w:val="EE0000"/>
                 <w:lang w:val="es-ES_tradnl"/>
               </w:rPr>
             </w:pPr>
@@ -6382,27 +6436,10 @@
                 <w:rFonts w:ascii="Arial" w:hAnsi="Arial" w:cs="Arial"/>
                 <w:b/>
                 <w:bCs/>
-                <w:lang w:val="es-ES_tradnl"/>
-              </w:rPr>
-              <w:t>1</w:t>
-            </w:r>
-            <w:r>
-              <w:rPr>
-                <w:rFonts w:ascii="Arial" w:hAnsi="Arial" w:cs="Arial"/>
-                <w:b/>
-                <w:bCs/>
-                <w:lang w:val="es-ES_tradnl"/>
-              </w:rPr>
-              <w:t>4</w:t>
-            </w:r>
-            <w:r>
-              <w:rPr>
-                <w:rFonts w:ascii="Arial" w:hAnsi="Arial" w:cs="Arial"/>
-                <w:b/>
-                <w:bCs/>
-                <w:lang w:val="es-ES_tradnl"/>
-              </w:rPr>
-              <w:t>.</w:t>
+                <w:color w:val="EE0000"/>
+                <w:lang w:val="es-ES_tradnl"/>
+              </w:rPr>
+              <w:t>14.</w:t>
             </w:r>
           </w:p>
         </w:tc>
@@ -6418,14 +6455,16 @@
                 <w:rFonts w:ascii="Arial" w:hAnsi="Arial" w:cs="Arial"/>
                 <w:b/>
                 <w:bCs/>
-                <w:lang w:val="es-ES_tradnl"/>
-              </w:rPr>
-            </w:pPr>
-            <w:r>
-              <w:rPr>
-                <w:rFonts w:ascii="Arial" w:hAnsi="Arial" w:cs="Arial"/>
-                <w:b/>
-                <w:bCs/>
+                <w:color w:val="EE0000"/>
+                <w:lang w:val="es-ES_tradnl"/>
+              </w:rPr>
+            </w:pPr>
+            <w:r>
+              <w:rPr>
+                <w:rFonts w:ascii="Arial" w:hAnsi="Arial" w:cs="Arial"/>
+                <w:b/>
+                <w:bCs/>
+                <w:color w:val="EE0000"/>
                 <w:lang w:val="es-ES_tradnl"/>
               </w:rPr>
               <w:t>PREGUNTADO, DIGA: ¿</w:t>
@@ -6434,7 +6473,7 @@
               <w:rPr>
                 <w:rFonts w:ascii="Arial" w:hAnsi="Arial" w:cs="Arial"/>
                 <w:b/>
-                <w:color w:val="000000" w:themeColor="text1"/>
+                <w:color w:val="EE0000"/>
                 <w:lang w:val="es-ES_tradnl"/>
               </w:rPr>
               <w:t>Si en el lugar existen cámaras de videovigilancia que haya podido captar la secuencia del accidente</w:t>
@@ -6444,6 +6483,7 @@
                 <w:rFonts w:ascii="Arial" w:hAnsi="Arial" w:cs="Arial"/>
                 <w:b/>
                 <w:bCs/>
+                <w:color w:val="EE0000"/>
                 <w:lang w:val="es-ES_tradnl"/>
               </w:rPr>
               <w:t>? Dijo:</w:t>
@@ -6453,6 +6493,7 @@
                 <w:rFonts w:ascii="Arial" w:hAnsi="Arial" w:cs="Arial"/>
                 <w:b/>
                 <w:bCs/>
+                <w:color w:val="EE0000"/>
                 <w:lang w:val="es-ES_tradnl"/>
               </w:rPr>
               <w:t xml:space="preserve"> ---------------------------------------------------------------------------------------------</w:t>
@@ -6470,6 +6511,7 @@
               <w:jc w:val="center"/>
               <w:rPr>
                 <w:rFonts w:ascii="Arial" w:hAnsi="Arial" w:cs="Arial"/>
+                <w:color w:val="EE0000"/>
                 <w:lang w:val="es-ES_tradnl"/>
               </w:rPr>
             </w:pPr>
@@ -6485,12 +6527,14 @@
               <w:jc w:val="both"/>
               <w:rPr>
                 <w:rFonts w:ascii="Arial" w:hAnsi="Arial" w:cs="Arial"/>
-                <w:lang w:val="es-ES_tradnl"/>
-              </w:rPr>
-            </w:pPr>
-            <w:r>
-              <w:rPr>
-                <w:rFonts w:ascii="Arial" w:hAnsi="Arial" w:cs="Arial"/>
+                <w:color w:val="EE0000"/>
+                <w:lang w:val="es-ES_tradnl"/>
+              </w:rPr>
+            </w:pPr>
+            <w:r>
+              <w:rPr>
+                <w:rFonts w:ascii="Arial" w:hAnsi="Arial" w:cs="Arial"/>
+                <w:color w:val="EE0000"/>
                 <w:lang w:val="es-ES_tradnl"/>
               </w:rPr>
               <w:t>---Que,</w:t>
@@ -6498,6 +6542,7 @@
             <w:r>
               <w:rPr>
                 <w:rFonts w:ascii="Arial" w:hAnsi="Arial" w:cs="Arial"/>
+                <w:color w:val="EE0000"/>
                 <w:lang w:val="es-ES_tradnl"/>
               </w:rPr>
               <w:t xml:space="preserve"> </w:t>
@@ -6505,13 +6550,7 @@
             <w:r>
               <w:rPr>
                 <w:rFonts w:ascii="Arial" w:hAnsi="Arial" w:cs="Arial"/>
-                <w:lang w:val="es-ES_tradnl"/>
-              </w:rPr>
-              <w:t>en la calzada de al frente hemos podido observar una cámara, pero desconozco a quien pertenecería</w:t>
-            </w:r>
-            <w:r>
-              <w:rPr>
-                <w:rFonts w:ascii="Arial" w:hAnsi="Arial" w:cs="Arial"/>
+                <w:color w:val="EE0000"/>
                 <w:lang w:val="es-ES_tradnl"/>
               </w:rPr>
               <w:t>. --------------------------------------------------------</w:t>
@@ -6530,6 +6569,7 @@
               <w:jc w:val="center"/>
               <w:rPr>
                 <w:rFonts w:ascii="Arial" w:hAnsi="Arial" w:cs="Arial"/>
+                <w:color w:val="EE0000"/>
                 <w:lang w:val="es-ES_tradnl"/>
               </w:rPr>
             </w:pPr>
@@ -6545,6 +6585,7 @@
               <w:jc w:val="both"/>
               <w:rPr>
                 <w:rFonts w:ascii="Arial" w:hAnsi="Arial" w:cs="Arial"/>
+                <w:color w:val="EE0000"/>
                 <w:lang w:val="es-ES_tradnl"/>
               </w:rPr>
             </w:pPr>
@@ -6563,35 +6604,19 @@
                 <w:rFonts w:ascii="Arial" w:hAnsi="Arial" w:cs="Arial"/>
                 <w:b/>
                 <w:bCs/>
-                <w:lang w:val="es-ES_tradnl"/>
-              </w:rPr>
-            </w:pPr>
-            <w:r>
-              <w:rPr>
-                <w:rFonts w:ascii="Arial" w:hAnsi="Arial" w:cs="Arial"/>
-                <w:b/>
-                <w:bCs/>
-                <w:lang w:val="es-ES_tradnl"/>
-              </w:rPr>
-              <w:t>1</w:t>
-            </w:r>
-            <w:r>
-              <w:rPr>
-                <w:rFonts w:ascii="Arial" w:hAnsi="Arial" w:cs="Arial"/>
-                <w:b/>
-                <w:bCs/>
-                <w:lang w:val="es-ES_tradnl"/>
-              </w:rPr>
-              <w:t>5</w:t>
-            </w:r>
-            <w:r>
-              <w:rPr>
-                <w:rFonts w:ascii="Arial" w:hAnsi="Arial" w:cs="Arial"/>
-                <w:b/>
-                <w:bCs/>
-                <w:lang w:val="es-ES_tradnl"/>
-              </w:rPr>
-              <w:t>.</w:t>
+                <w:color w:val="EE0000"/>
+                <w:lang w:val="es-ES_tradnl"/>
+              </w:rPr>
+            </w:pPr>
+            <w:r>
+              <w:rPr>
+                <w:rFonts w:ascii="Arial" w:hAnsi="Arial" w:cs="Arial"/>
+                <w:b/>
+                <w:bCs/>
+                <w:color w:val="EE0000"/>
+                <w:lang w:val="es-ES_tradnl"/>
+              </w:rPr>
+              <w:t>15.</w:t>
             </w:r>
           </w:p>
         </w:tc>
@@ -6607,14 +6632,16 @@
                 <w:rFonts w:ascii="Arial" w:hAnsi="Arial" w:cs="Arial"/>
                 <w:b/>
                 <w:bCs/>
-                <w:lang w:val="es-ES_tradnl"/>
-              </w:rPr>
-            </w:pPr>
-            <w:r>
-              <w:rPr>
-                <w:rFonts w:ascii="Arial" w:hAnsi="Arial" w:cs="Arial"/>
-                <w:b/>
-                <w:bCs/>
+                <w:color w:val="EE0000"/>
+                <w:lang w:val="es-ES_tradnl"/>
+              </w:rPr>
+            </w:pPr>
+            <w:r>
+              <w:rPr>
+                <w:rFonts w:ascii="Arial" w:hAnsi="Arial" w:cs="Arial"/>
+                <w:b/>
+                <w:bCs/>
+                <w:color w:val="EE0000"/>
                 <w:lang w:val="es-ES_tradnl"/>
               </w:rPr>
               <w:t>PREGUNTADO, DIGA: ¿</w:t>
@@ -6623,7 +6650,7 @@
               <w:rPr>
                 <w:rFonts w:ascii="Arial" w:hAnsi="Arial" w:cs="Arial"/>
                 <w:b/>
-                <w:color w:val="000000" w:themeColor="text1"/>
+                <w:color w:val="EE0000"/>
                 <w:lang w:val="es-ES_tradnl"/>
               </w:rPr>
               <w:t xml:space="preserve">Si al momento </w:t>
@@ -6632,7 +6659,7 @@
               <w:rPr>
                 <w:rFonts w:ascii="Arial" w:hAnsi="Arial" w:cs="Arial"/>
                 <w:b/>
-                <w:color w:val="000000" w:themeColor="text1"/>
+                <w:color w:val="EE0000"/>
                 <w:lang w:val="es-ES_tradnl"/>
               </w:rPr>
               <w:t xml:space="preserve">que se entrevista con la persona lesionada, quien indicaba ser ocupante del vehículo </w:t>
@@ -6641,7 +6668,7 @@
               <w:rPr>
                 <w:rFonts w:ascii="Arial" w:hAnsi="Arial" w:cs="Arial"/>
                 <w:b/>
-                <w:color w:val="000000" w:themeColor="text1"/>
+                <w:color w:val="EE0000"/>
                 <w:lang w:val="es-ES_tradnl"/>
               </w:rPr>
               <w:t>CCO-653</w:t>
@@ -6650,7 +6677,7 @@
               <w:rPr>
                 <w:rFonts w:ascii="Arial" w:hAnsi="Arial" w:cs="Arial"/>
                 <w:b/>
-                <w:color w:val="000000" w:themeColor="text1"/>
+                <w:color w:val="EE0000"/>
                 <w:lang w:val="es-ES_tradnl"/>
               </w:rPr>
               <w:t>, pudo percibir si presentaba síntomas de haber consumido bebidas alcohólicas</w:t>
@@ -6660,6 +6687,7 @@
                 <w:rFonts w:ascii="Arial" w:hAnsi="Arial" w:cs="Arial"/>
                 <w:b/>
                 <w:bCs/>
+                <w:color w:val="EE0000"/>
                 <w:lang w:val="es-ES_tradnl"/>
               </w:rPr>
               <w:t>? Dijo:</w:t>
@@ -6669,6 +6697,7 @@
                 <w:rFonts w:ascii="Arial" w:hAnsi="Arial" w:cs="Arial"/>
                 <w:b/>
                 <w:bCs/>
+                <w:color w:val="EE0000"/>
                 <w:lang w:val="es-ES_tradnl"/>
               </w:rPr>
               <w:t xml:space="preserve"> ---------------------------------------------------------------------- ----</w:t>
@@ -6686,6 +6715,7 @@
               <w:jc w:val="center"/>
               <w:rPr>
                 <w:rFonts w:ascii="Arial" w:hAnsi="Arial" w:cs="Arial"/>
+                <w:color w:val="EE0000"/>
                 <w:lang w:val="es-ES_tradnl"/>
               </w:rPr>
             </w:pPr>
@@ -6701,29 +6731,17 @@
               <w:jc w:val="both"/>
               <w:rPr>
                 <w:rFonts w:ascii="Arial" w:hAnsi="Arial" w:cs="Arial"/>
-                <w:lang w:val="es-ES_tradnl"/>
-              </w:rPr>
-            </w:pPr>
-            <w:r>
-              <w:rPr>
-                <w:rFonts w:ascii="Arial" w:hAnsi="Arial" w:cs="Arial"/>
-                <w:lang w:val="es-ES_tradnl"/>
-              </w:rPr>
-              <w:t>---Que,</w:t>
-            </w:r>
-            <w:r>
-              <w:rPr>
-                <w:rFonts w:ascii="Arial" w:hAnsi="Arial" w:cs="Arial"/>
-                <w:lang w:val="es-ES_tradnl"/>
-              </w:rPr>
-              <w:t xml:space="preserve"> si presentaba aliento alcohólico, asimismo que dicha persona reconocía que tanto el conductor, el fallecido y él, momentos previos al accidente de tránsito se encontraba libando bebidas alcohólicas en el distrito de Santa Rosa, siendo que se encontraban regresando con dirección hacia su domicilio a la altura de Villa Estela</w:t>
-            </w:r>
-            <w:r>
-              <w:rPr>
-                <w:rFonts w:ascii="Arial" w:hAnsi="Arial" w:cs="Arial"/>
-                <w:lang w:val="es-ES_tradnl"/>
-              </w:rPr>
-              <w:t>. --------------------------------------------------</w:t>
+                <w:color w:val="EE0000"/>
+                <w:lang w:val="es-ES_tradnl"/>
+              </w:rPr>
+            </w:pPr>
+            <w:r>
+              <w:rPr>
+                <w:rFonts w:ascii="Arial" w:hAnsi="Arial" w:cs="Arial"/>
+                <w:color w:val="EE0000"/>
+                <w:lang w:val="es-ES_tradnl"/>
+              </w:rPr>
+              <w:t>---Que,. --------------------------------------------------</w:t>
             </w:r>
           </w:p>
         </w:tc>
@@ -6738,6 +6756,7 @@
               <w:jc w:val="center"/>
               <w:rPr>
                 <w:rFonts w:ascii="Arial" w:hAnsi="Arial" w:cs="Arial"/>
+                <w:color w:val="EE0000"/>
                 <w:lang w:val="es-ES_tradnl"/>
               </w:rPr>
             </w:pPr>
@@ -6754,6 +6773,7 @@
               <w:jc w:val="both"/>
               <w:rPr>
                 <w:rFonts w:ascii="Arial" w:hAnsi="Arial" w:cs="Arial"/>
+                <w:color w:val="EE0000"/>
                 <w:lang w:val="es-ES_tradnl"/>
               </w:rPr>
             </w:pPr>
@@ -6772,14 +6792,16 @@
                 <w:rFonts w:ascii="Arial" w:hAnsi="Arial" w:cs="Arial"/>
                 <w:b/>
                 <w:bCs/>
-                <w:lang w:val="es-ES_tradnl"/>
-              </w:rPr>
-            </w:pPr>
-            <w:r>
-              <w:rPr>
-                <w:rFonts w:ascii="Arial" w:hAnsi="Arial" w:cs="Arial"/>
-                <w:b/>
-                <w:bCs/>
+                <w:color w:val="EE0000"/>
+                <w:lang w:val="es-ES_tradnl"/>
+              </w:rPr>
+            </w:pPr>
+            <w:r>
+              <w:rPr>
+                <w:rFonts w:ascii="Arial" w:hAnsi="Arial" w:cs="Arial"/>
+                <w:b/>
+                <w:bCs/>
+                <w:color w:val="EE0000"/>
                 <w:lang w:val="es-ES_tradnl"/>
               </w:rPr>
               <w:t>16.</w:t>
@@ -6798,14 +6820,16 @@
                 <w:rFonts w:ascii="Arial" w:hAnsi="Arial" w:cs="Arial"/>
                 <w:b/>
                 <w:bCs/>
-                <w:lang w:val="es-ES_tradnl"/>
-              </w:rPr>
-            </w:pPr>
-            <w:r>
-              <w:rPr>
-                <w:rFonts w:ascii="Arial" w:hAnsi="Arial" w:cs="Arial"/>
-                <w:b/>
-                <w:bCs/>
+                <w:color w:val="EE0000"/>
+                <w:lang w:val="es-ES_tradnl"/>
+              </w:rPr>
+            </w:pPr>
+            <w:r>
+              <w:rPr>
+                <w:rFonts w:ascii="Arial" w:hAnsi="Arial" w:cs="Arial"/>
+                <w:b/>
+                <w:bCs/>
+                <w:color w:val="EE0000"/>
                 <w:lang w:val="es-ES_tradnl"/>
               </w:rPr>
               <w:t>PREGUNTADO, DIGA: ¿</w:t>
@@ -6814,7 +6838,7 @@
               <w:rPr>
                 <w:rFonts w:ascii="Arial" w:hAnsi="Arial" w:cs="Arial"/>
                 <w:b/>
-                <w:color w:val="000000" w:themeColor="text1"/>
+                <w:color w:val="EE0000"/>
                 <w:lang w:val="es-ES_tradnl"/>
               </w:rPr>
               <w:t>Si alguna de las personas, pudo precisar los rasgos o descripción física de la persona que se encontraría conduciendo el automóvil de placa CCO-663, momentos previos al accidente de tránsito</w:t>
@@ -6824,6 +6848,7 @@
                 <w:rFonts w:ascii="Arial" w:hAnsi="Arial" w:cs="Arial"/>
                 <w:b/>
                 <w:bCs/>
+                <w:color w:val="EE0000"/>
                 <w:lang w:val="es-ES_tradnl"/>
               </w:rPr>
               <w:t>? Dijo:</w:t>
@@ -6841,6 +6866,7 @@
               <w:jc w:val="center"/>
               <w:rPr>
                 <w:rFonts w:ascii="Arial" w:hAnsi="Arial" w:cs="Arial"/>
+                <w:color w:val="EE0000"/>
                 <w:lang w:val="es-ES_tradnl"/>
               </w:rPr>
             </w:pPr>
@@ -6856,36 +6882,17 @@
               <w:jc w:val="both"/>
               <w:rPr>
                 <w:rFonts w:ascii="Arial" w:hAnsi="Arial" w:cs="Arial"/>
-                <w:lang w:val="es-ES_tradnl"/>
-              </w:rPr>
-            </w:pPr>
-            <w:r>
-              <w:rPr>
-                <w:rFonts w:ascii="Arial" w:hAnsi="Arial" w:cs="Arial"/>
-                <w:lang w:val="es-ES_tradnl"/>
-              </w:rPr>
-              <w:t>---Que,</w:t>
-            </w:r>
-            <w:r>
-              <w:rPr>
-                <w:rFonts w:ascii="Arial" w:hAnsi="Arial" w:cs="Arial"/>
-                <w:lang w:val="es-ES_tradnl"/>
-              </w:rPr>
-              <w:t xml:space="preserve"> </w:t>
-            </w:r>
-            <w:r>
-              <w:rPr>
-                <w:rFonts w:ascii="Arial" w:hAnsi="Arial" w:cs="Arial"/>
-                <w:lang w:val="es-ES_tradnl"/>
-              </w:rPr>
-              <w:t>referían que es de contextura gruesa, asimismo la persona lesionada indico que Vivian por Villa Estela</w:t>
-            </w:r>
-            <w:r>
-              <w:rPr>
-                <w:rFonts w:ascii="Arial" w:hAnsi="Arial" w:cs="Arial"/>
-                <w:lang w:val="es-ES_tradnl"/>
-              </w:rPr>
-              <w:t>. --------------------------------------------------------</w:t>
+                <w:color w:val="EE0000"/>
+                <w:lang w:val="es-ES_tradnl"/>
+              </w:rPr>
+            </w:pPr>
+            <w:r>
+              <w:rPr>
+                <w:rFonts w:ascii="Arial" w:hAnsi="Arial" w:cs="Arial"/>
+                <w:color w:val="EE0000"/>
+                <w:lang w:val="es-ES_tradnl"/>
+              </w:rPr>
+              <w:t>---Que,. --------------------------------------------------------</w:t>
             </w:r>
           </w:p>
         </w:tc>
@@ -6900,6 +6907,7 @@
               <w:jc w:val="center"/>
               <w:rPr>
                 <w:rFonts w:ascii="Arial" w:hAnsi="Arial" w:cs="Arial"/>
+                <w:color w:val="EE0000"/>
                 <w:lang w:val="es-ES_tradnl"/>
               </w:rPr>
             </w:pPr>
@@ -6915,6 +6923,7 @@
               <w:jc w:val="both"/>
               <w:rPr>
                 <w:rFonts w:ascii="Arial" w:hAnsi="Arial" w:cs="Arial"/>
+                <w:color w:val="EE0000"/>
                 <w:lang w:val="es-ES_tradnl"/>
               </w:rPr>
             </w:pPr>
@@ -6934,35 +6943,19 @@
                 <w:rFonts w:ascii="Arial" w:hAnsi="Arial" w:cs="Arial"/>
                 <w:b/>
                 <w:bCs/>
-                <w:lang w:val="es-ES_tradnl"/>
-              </w:rPr>
-            </w:pPr>
-            <w:r>
-              <w:rPr>
-                <w:rFonts w:ascii="Arial" w:hAnsi="Arial" w:cs="Arial"/>
-                <w:b/>
-                <w:bCs/>
-                <w:lang w:val="es-ES_tradnl"/>
-              </w:rPr>
-              <w:t>1</w:t>
-            </w:r>
-            <w:r>
-              <w:rPr>
-                <w:rFonts w:ascii="Arial" w:hAnsi="Arial" w:cs="Arial"/>
-                <w:b/>
-                <w:bCs/>
-                <w:lang w:val="es-ES_tradnl"/>
-              </w:rPr>
-              <w:t>7</w:t>
-            </w:r>
-            <w:r>
-              <w:rPr>
-                <w:rFonts w:ascii="Arial" w:hAnsi="Arial" w:cs="Arial"/>
-                <w:b/>
-                <w:bCs/>
-                <w:lang w:val="es-ES_tradnl"/>
-              </w:rPr>
-              <w:t>.</w:t>
+                <w:color w:val="EE0000"/>
+                <w:lang w:val="es-ES_tradnl"/>
+              </w:rPr>
+            </w:pPr>
+            <w:r>
+              <w:rPr>
+                <w:rFonts w:ascii="Arial" w:hAnsi="Arial" w:cs="Arial"/>
+                <w:b/>
+                <w:bCs/>
+                <w:color w:val="EE0000"/>
+                <w:lang w:val="es-ES_tradnl"/>
+              </w:rPr>
+              <w:t>17.</w:t>
             </w:r>
           </w:p>
         </w:tc>
@@ -6978,14 +6971,16 @@
                 <w:rFonts w:ascii="Arial" w:hAnsi="Arial" w:cs="Arial"/>
                 <w:b/>
                 <w:bCs/>
-                <w:lang w:val="es-ES_tradnl"/>
-              </w:rPr>
-            </w:pPr>
-            <w:r>
-              <w:rPr>
-                <w:rFonts w:ascii="Arial" w:hAnsi="Arial" w:cs="Arial"/>
-                <w:b/>
-                <w:bCs/>
+                <w:color w:val="EE0000"/>
+                <w:lang w:val="es-ES_tradnl"/>
+              </w:rPr>
+            </w:pPr>
+            <w:r>
+              <w:rPr>
+                <w:rFonts w:ascii="Arial" w:hAnsi="Arial" w:cs="Arial"/>
+                <w:b/>
+                <w:bCs/>
+                <w:color w:val="EE0000"/>
                 <w:lang w:val="es-ES_tradnl"/>
               </w:rPr>
               <w:t>PREGUNTADO, DIGA: ¿</w:t>
@@ -6994,7 +6989,7 @@
               <w:rPr>
                 <w:rFonts w:ascii="Arial" w:hAnsi="Arial" w:cs="Arial"/>
                 <w:b/>
-                <w:color w:val="000000" w:themeColor="text1"/>
+                <w:color w:val="EE0000"/>
                 <w:lang w:val="es-ES_tradnl"/>
               </w:rPr>
               <w:t>Si podría precisar con exactitud el lugar donde se produjo el accidente</w:t>
@@ -7004,6 +6999,7 @@
                 <w:rFonts w:ascii="Arial" w:hAnsi="Arial" w:cs="Arial"/>
                 <w:b/>
                 <w:bCs/>
+                <w:color w:val="EE0000"/>
                 <w:lang w:val="es-ES_tradnl"/>
               </w:rPr>
               <w:t>? Dijo:</w:t>
@@ -7021,6 +7017,7 @@
               <w:jc w:val="center"/>
               <w:rPr>
                 <w:rFonts w:ascii="Arial" w:hAnsi="Arial" w:cs="Arial"/>
+                <w:color w:val="EE0000"/>
                 <w:lang w:val="es-ES_tradnl"/>
               </w:rPr>
             </w:pPr>
@@ -7036,40 +7033,22 @@
               <w:jc w:val="both"/>
               <w:rPr>
                 <w:rFonts w:ascii="Arial" w:hAnsi="Arial" w:cs="Arial"/>
-                <w:lang w:val="es-ES_tradnl"/>
-              </w:rPr>
-            </w:pPr>
-            <w:r>
-              <w:rPr>
-                <w:rFonts w:ascii="Arial" w:hAnsi="Arial" w:cs="Arial"/>
-                <w:lang w:val="es-ES_tradnl"/>
-              </w:rPr>
-              <w:t>---Que,</w:t>
-            </w:r>
-            <w:r>
-              <w:rPr>
-                <w:rFonts w:ascii="Arial" w:hAnsi="Arial" w:cs="Arial"/>
-                <w:lang w:val="es-ES_tradnl"/>
-              </w:rPr>
-              <w:t xml:space="preserve"> </w:t>
-            </w:r>
-            <w:r>
-              <w:rPr>
-                <w:rFonts w:ascii="Arial" w:hAnsi="Arial" w:cs="Arial"/>
-                <w:lang w:val="es-ES_tradnl"/>
-              </w:rPr>
-              <w:t>a 20 metros aproximadamente hacia el norte de la Garita de control de la SUNAT</w:t>
-            </w:r>
-            <w:r>
-              <w:rPr>
-                <w:rFonts w:ascii="Arial" w:hAnsi="Arial" w:cs="Arial"/>
-                <w:lang w:val="es-ES_tradnl"/>
-              </w:rPr>
-              <w:t>. -</w:t>
-            </w:r>
-            <w:r>
-              <w:rPr>
-                <w:rFonts w:ascii="Arial" w:hAnsi="Arial" w:cs="Arial"/>
+                <w:color w:val="EE0000"/>
+                <w:lang w:val="es-ES_tradnl"/>
+              </w:rPr>
+            </w:pPr>
+            <w:r>
+              <w:rPr>
+                <w:rFonts w:ascii="Arial" w:hAnsi="Arial" w:cs="Arial"/>
+                <w:color w:val="EE0000"/>
+                <w:lang w:val="es-ES_tradnl"/>
+              </w:rPr>
+              <w:t>---Que,. -</w:t>
+            </w:r>
+            <w:r>
+              <w:rPr>
+                <w:rFonts w:ascii="Arial" w:hAnsi="Arial" w:cs="Arial"/>
+                <w:color w:val="EE0000"/>
                 <w:lang w:val="es-ES_tradnl"/>
               </w:rPr>
               <w:t>--------------------------------------------------------------------------------</w:t>
@@ -7087,6 +7066,7 @@
               <w:jc w:val="center"/>
               <w:rPr>
                 <w:rFonts w:ascii="Arial" w:hAnsi="Arial" w:cs="Arial"/>
+                <w:color w:val="EE0000"/>
                 <w:lang w:val="es-ES_tradnl"/>
               </w:rPr>
             </w:pPr>
@@ -7103,6 +7083,7 @@
               <w:jc w:val="both"/>
               <w:rPr>
                 <w:rFonts w:ascii="Arial" w:hAnsi="Arial" w:cs="Arial"/>
+                <w:color w:val="EE0000"/>
                 <w:lang w:val="es-ES_tradnl"/>
               </w:rPr>
             </w:pPr>
@@ -7121,35 +7102,19 @@
                 <w:rFonts w:ascii="Arial" w:hAnsi="Arial" w:cs="Arial"/>
                 <w:b/>
                 <w:bCs/>
-                <w:lang w:val="es-ES_tradnl"/>
-              </w:rPr>
-            </w:pPr>
-            <w:r>
-              <w:rPr>
-                <w:rFonts w:ascii="Arial" w:hAnsi="Arial" w:cs="Arial"/>
-                <w:b/>
-                <w:bCs/>
-                <w:lang w:val="es-ES_tradnl"/>
-              </w:rPr>
-              <w:t>1</w:t>
-            </w:r>
-            <w:r>
-              <w:rPr>
-                <w:rFonts w:ascii="Arial" w:hAnsi="Arial" w:cs="Arial"/>
-                <w:b/>
-                <w:bCs/>
-                <w:lang w:val="es-ES_tradnl"/>
-              </w:rPr>
-              <w:t>8</w:t>
-            </w:r>
-            <w:r>
-              <w:rPr>
-                <w:rFonts w:ascii="Arial" w:hAnsi="Arial" w:cs="Arial"/>
-                <w:b/>
-                <w:bCs/>
-                <w:lang w:val="es-ES_tradnl"/>
-              </w:rPr>
-              <w:t>.</w:t>
+                <w:color w:val="EE0000"/>
+                <w:lang w:val="es-ES_tradnl"/>
+              </w:rPr>
+            </w:pPr>
+            <w:r>
+              <w:rPr>
+                <w:rFonts w:ascii="Arial" w:hAnsi="Arial" w:cs="Arial"/>
+                <w:b/>
+                <w:bCs/>
+                <w:color w:val="EE0000"/>
+                <w:lang w:val="es-ES_tradnl"/>
+              </w:rPr>
+              <w:t>18.</w:t>
             </w:r>
           </w:p>
         </w:tc>
@@ -7165,14 +7130,16 @@
                 <w:rFonts w:ascii="Arial" w:hAnsi="Arial" w:cs="Arial"/>
                 <w:b/>
                 <w:bCs/>
-                <w:lang w:val="es-ES_tradnl"/>
-              </w:rPr>
-            </w:pPr>
-            <w:r>
-              <w:rPr>
-                <w:rFonts w:ascii="Arial" w:hAnsi="Arial" w:cs="Arial"/>
-                <w:b/>
-                <w:bCs/>
+                <w:color w:val="EE0000"/>
+                <w:lang w:val="es-ES_tradnl"/>
+              </w:rPr>
+            </w:pPr>
+            <w:r>
+              <w:rPr>
+                <w:rFonts w:ascii="Arial" w:hAnsi="Arial" w:cs="Arial"/>
+                <w:b/>
+                <w:bCs/>
+                <w:color w:val="EE0000"/>
                 <w:lang w:val="es-ES_tradnl"/>
               </w:rPr>
               <w:t>PREGUNTADO, DIGA: ¿</w:t>
@@ -7181,7 +7148,7 @@
               <w:rPr>
                 <w:rFonts w:ascii="Arial" w:hAnsi="Arial" w:cs="Arial"/>
                 <w:b/>
-                <w:color w:val="000000" w:themeColor="text1"/>
+                <w:color w:val="EE0000"/>
                 <w:lang w:val="es-ES_tradnl"/>
               </w:rPr>
               <w:t xml:space="preserve">Si al momento en que identifica e interviene al conductor del vehículo de placa </w:t>
@@ -7190,7 +7157,7 @@
               <w:rPr>
                 <w:rFonts w:ascii="Arial" w:hAnsi="Arial" w:cs="Arial"/>
                 <w:b/>
-                <w:color w:val="000000" w:themeColor="text1"/>
+                <w:color w:val="EE0000"/>
                 <w:lang w:val="es-ES_tradnl"/>
               </w:rPr>
               <w:t>CCO-663</w:t>
@@ -7199,7 +7166,7 @@
               <w:rPr>
                 <w:rFonts w:ascii="Arial" w:hAnsi="Arial" w:cs="Arial"/>
                 <w:b/>
-                <w:color w:val="000000" w:themeColor="text1"/>
+                <w:color w:val="EE0000"/>
                 <w:lang w:val="es-ES_tradnl"/>
               </w:rPr>
               <w:t>, se encontraba acompañado de otras personas</w:t>
@@ -7209,6 +7176,7 @@
                 <w:rFonts w:ascii="Arial" w:hAnsi="Arial" w:cs="Arial"/>
                 <w:b/>
                 <w:bCs/>
+                <w:color w:val="EE0000"/>
                 <w:lang w:val="es-ES_tradnl"/>
               </w:rPr>
               <w:t>? Dijo:</w:t>
@@ -7226,6 +7194,7 @@
               <w:jc w:val="center"/>
               <w:rPr>
                 <w:rFonts w:ascii="Arial" w:hAnsi="Arial" w:cs="Arial"/>
+                <w:color w:val="EE0000"/>
                 <w:lang w:val="es-ES_tradnl"/>
               </w:rPr>
             </w:pPr>
@@ -7241,12 +7210,14 @@
               <w:jc w:val="both"/>
               <w:rPr>
                 <w:rFonts w:ascii="Arial" w:hAnsi="Arial" w:cs="Arial"/>
-                <w:lang w:val="es-ES_tradnl"/>
-              </w:rPr>
-            </w:pPr>
-            <w:r>
-              <w:rPr>
-                <w:rFonts w:ascii="Arial" w:hAnsi="Arial" w:cs="Arial"/>
+                <w:color w:val="EE0000"/>
+                <w:lang w:val="es-ES_tradnl"/>
+              </w:rPr>
+            </w:pPr>
+            <w:r>
+              <w:rPr>
+                <w:rFonts w:ascii="Arial" w:hAnsi="Arial" w:cs="Arial"/>
+                <w:color w:val="EE0000"/>
                 <w:lang w:val="es-ES_tradnl"/>
               </w:rPr>
               <w:t>---Que,</w:t>
@@ -7254,6 +7225,7 @@
             <w:r>
               <w:rPr>
                 <w:rFonts w:ascii="Arial" w:hAnsi="Arial" w:cs="Arial"/>
+                <w:color w:val="EE0000"/>
                 <w:lang w:val="es-ES_tradnl"/>
               </w:rPr>
               <w:t xml:space="preserve"> </w:t>
@@ -7261,13 +7233,7 @@
             <w:r>
               <w:rPr>
                 <w:rFonts w:ascii="Arial" w:hAnsi="Arial" w:cs="Arial"/>
-                <w:lang w:val="es-ES_tradnl"/>
-              </w:rPr>
-              <w:t>el conductor no estaba, solo en el lugar se encontraba la persona lesionada Sergio BERROCAL PALACIOS y la persona fallecida no identificada</w:t>
-            </w:r>
-            <w:r>
-              <w:rPr>
-                <w:rFonts w:ascii="Arial" w:hAnsi="Arial" w:cs="Arial"/>
+                <w:color w:val="EE0000"/>
                 <w:lang w:val="es-ES_tradnl"/>
               </w:rPr>
               <w:t>. --</w:t>
@@ -7275,6 +7241,7 @@
             <w:r>
               <w:rPr>
                 <w:rFonts w:ascii="Arial" w:hAnsi="Arial" w:cs="Arial"/>
+                <w:color w:val="EE0000"/>
                 <w:lang w:val="es-ES_tradnl"/>
               </w:rPr>
               <w:t>-------------------------------</w:t>
@@ -7282,6 +7249,7 @@
             <w:r>
               <w:rPr>
                 <w:rFonts w:ascii="Arial" w:hAnsi="Arial" w:cs="Arial"/>
+                <w:color w:val="EE0000"/>
                 <w:lang w:val="es-ES_tradnl"/>
               </w:rPr>
               <w:t>---------------------------------------------------</w:t>
@@ -7301,6 +7269,7 @@
                 <w:rFonts w:ascii="Arial" w:hAnsi="Arial" w:cs="Arial"/>
                 <w:b/>
                 <w:bCs/>
+                <w:color w:val="EE0000"/>
                 <w:lang w:val="es-ES_tradnl"/>
               </w:rPr>
             </w:pPr>
@@ -7318,6 +7287,7 @@
                 <w:rFonts w:ascii="Arial" w:hAnsi="Arial" w:cs="Arial"/>
                 <w:b/>
                 <w:bCs/>
+                <w:color w:val="EE0000"/>
                 <w:lang w:val="es-ES_tradnl"/>
               </w:rPr>
             </w:pPr>
@@ -7337,35 +7307,19 @@
                 <w:rFonts w:ascii="Arial" w:hAnsi="Arial" w:cs="Arial"/>
                 <w:b/>
                 <w:bCs/>
-                <w:lang w:val="es-ES_tradnl"/>
-              </w:rPr>
-            </w:pPr>
-            <w:r>
-              <w:rPr>
-                <w:rFonts w:ascii="Arial" w:hAnsi="Arial" w:cs="Arial"/>
-                <w:b/>
-                <w:bCs/>
-                <w:lang w:val="es-ES_tradnl"/>
-              </w:rPr>
-              <w:t>1</w:t>
-            </w:r>
-            <w:r>
-              <w:rPr>
-                <w:rFonts w:ascii="Arial" w:hAnsi="Arial" w:cs="Arial"/>
-                <w:b/>
-                <w:bCs/>
-                <w:lang w:val="es-ES_tradnl"/>
-              </w:rPr>
-              <w:t>9</w:t>
-            </w:r>
-            <w:r>
-              <w:rPr>
-                <w:rFonts w:ascii="Arial" w:hAnsi="Arial" w:cs="Arial"/>
-                <w:b/>
-                <w:bCs/>
-                <w:lang w:val="es-ES_tradnl"/>
-              </w:rPr>
-              <w:t>.</w:t>
+                <w:color w:val="EE0000"/>
+                <w:lang w:val="es-ES_tradnl"/>
+              </w:rPr>
+            </w:pPr>
+            <w:r>
+              <w:rPr>
+                <w:rFonts w:ascii="Arial" w:hAnsi="Arial" w:cs="Arial"/>
+                <w:b/>
+                <w:bCs/>
+                <w:color w:val="EE0000"/>
+                <w:lang w:val="es-ES_tradnl"/>
+              </w:rPr>
+              <w:t>19.</w:t>
             </w:r>
           </w:p>
         </w:tc>
@@ -7381,41 +7335,26 @@
                 <w:rFonts w:ascii="Arial" w:hAnsi="Arial" w:cs="Arial"/>
                 <w:b/>
                 <w:bCs/>
-                <w:lang w:val="es-ES_tradnl"/>
-              </w:rPr>
-            </w:pPr>
-            <w:r>
-              <w:rPr>
-                <w:rFonts w:ascii="Arial" w:hAnsi="Arial" w:cs="Arial"/>
-                <w:b/>
-                <w:bCs/>
-                <w:lang w:val="es-ES_tradnl"/>
-              </w:rPr>
-              <w:t>PARA QUE</w:t>
-            </w:r>
-            <w:r>
-              <w:rPr>
-                <w:rFonts w:ascii="Arial" w:hAnsi="Arial" w:cs="Arial"/>
-                <w:b/>
-                <w:bCs/>
-                <w:lang w:val="es-ES_tradnl"/>
-              </w:rPr>
-              <w:t xml:space="preserve"> DIGA: ¿</w:t>
-            </w:r>
-            <w:r>
-              <w:rPr>
-                <w:rFonts w:ascii="Arial" w:hAnsi="Arial" w:cs="Arial"/>
-                <w:b/>
-                <w:bCs/>
-                <w:lang w:val="es-ES_tradnl"/>
-              </w:rPr>
-              <w:t xml:space="preserve">Si cuando llego al lugar </w:t>
-            </w:r>
-            <w:r>
-              <w:rPr>
-                <w:rFonts w:ascii="Arial" w:hAnsi="Arial" w:cs="Arial"/>
-                <w:b/>
-                <w:bCs/>
+                <w:color w:val="EE0000"/>
+                <w:lang w:val="es-ES_tradnl"/>
+              </w:rPr>
+            </w:pPr>
+            <w:r>
+              <w:rPr>
+                <w:rFonts w:ascii="Arial" w:hAnsi="Arial" w:cs="Arial"/>
+                <w:b/>
+                <w:bCs/>
+                <w:color w:val="EE0000"/>
+                <w:lang w:val="es-ES_tradnl"/>
+              </w:rPr>
+              <w:t xml:space="preserve">PARA QUE DIGA: ¿Si cuando llego al lugar </w:t>
+            </w:r>
+            <w:r>
+              <w:rPr>
+                <w:rFonts w:ascii="Arial" w:hAnsi="Arial" w:cs="Arial"/>
+                <w:b/>
+                <w:bCs/>
+                <w:color w:val="EE0000"/>
                 <w:lang w:val="es-ES_tradnl"/>
               </w:rPr>
               <w:t>pudo observar en que parte del camión se encontraban los daños materiales</w:t>
@@ -7425,6 +7364,7 @@
                 <w:rFonts w:ascii="Arial" w:hAnsi="Arial" w:cs="Arial"/>
                 <w:b/>
                 <w:bCs/>
+                <w:color w:val="EE0000"/>
                 <w:lang w:val="es-ES_tradnl"/>
               </w:rPr>
               <w:t>? Dijo:</w:t>
@@ -7442,6 +7382,7 @@
               <w:jc w:val="center"/>
               <w:rPr>
                 <w:rFonts w:ascii="Arial" w:hAnsi="Arial" w:cs="Arial"/>
+                <w:color w:val="EE0000"/>
                 <w:lang w:val="es-ES_tradnl"/>
               </w:rPr>
             </w:pPr>
@@ -7457,43 +7398,17 @@
               <w:jc w:val="both"/>
               <w:rPr>
                 <w:rFonts w:ascii="Arial" w:hAnsi="Arial" w:cs="Arial"/>
-                <w:lang w:val="es-ES_tradnl"/>
-              </w:rPr>
-            </w:pPr>
-            <w:r>
-              <w:rPr>
-                <w:rFonts w:ascii="Arial" w:hAnsi="Arial" w:cs="Arial"/>
-                <w:lang w:val="es-ES_tradnl"/>
-              </w:rPr>
-              <w:t>---Que,</w:t>
-            </w:r>
-            <w:r>
-              <w:rPr>
-                <w:rFonts w:ascii="Arial" w:hAnsi="Arial" w:cs="Arial"/>
-                <w:lang w:val="es-ES_tradnl"/>
-              </w:rPr>
-              <w:t xml:space="preserve"> </w:t>
-            </w:r>
-            <w:r>
-              <w:rPr>
-                <w:rFonts w:ascii="Arial" w:hAnsi="Arial" w:cs="Arial"/>
-                <w:lang w:val="es-ES_tradnl"/>
-              </w:rPr>
-              <w:t>en la parte posterior lado izquierdo, en la barra de empotramiento y  el faro del lado izquierdo</w:t>
-            </w:r>
-            <w:r>
-              <w:rPr>
-                <w:rFonts w:ascii="Arial" w:hAnsi="Arial" w:cs="Arial"/>
-                <w:lang w:val="es-ES_tradnl"/>
-              </w:rPr>
-              <w:t>. --------</w:t>
-            </w:r>
-            <w:r>
-              <w:rPr>
-                <w:rFonts w:ascii="Arial" w:hAnsi="Arial" w:cs="Arial"/>
-                <w:lang w:val="es-ES_tradnl"/>
-              </w:rPr>
-              <w:t>--------------------------------------------------------</w:t>
+                <w:color w:val="EE0000"/>
+                <w:lang w:val="es-ES_tradnl"/>
+              </w:rPr>
+            </w:pPr>
+            <w:r>
+              <w:rPr>
+                <w:rFonts w:ascii="Arial" w:hAnsi="Arial" w:cs="Arial"/>
+                <w:color w:val="EE0000"/>
+                <w:lang w:val="es-ES_tradnl"/>
+              </w:rPr>
+              <w:t>---Que,. ----------------------------------------------------------------</w:t>
             </w:r>
           </w:p>
         </w:tc>
@@ -7508,6 +7423,7 @@
               <w:jc w:val="center"/>
               <w:rPr>
                 <w:rFonts w:ascii="Arial" w:hAnsi="Arial" w:cs="Arial"/>
+                <w:color w:val="EE0000"/>
                 <w:lang w:val="es-ES_tradnl"/>
               </w:rPr>
             </w:pPr>
@@ -7523,6 +7439,7 @@
               <w:jc w:val="both"/>
               <w:rPr>
                 <w:rFonts w:ascii="Arial" w:hAnsi="Arial" w:cs="Arial"/>
+                <w:color w:val="EE0000"/>
                 <w:lang w:val="es-ES_tradnl"/>
               </w:rPr>
             </w:pPr>
@@ -7541,6 +7458,7 @@
                 <w:rFonts w:ascii="Arial" w:hAnsi="Arial" w:cs="Arial"/>
                 <w:b/>
                 <w:bCs/>
+                <w:color w:val="EE0000"/>
                 <w:lang w:val="es-ES_tradnl"/>
               </w:rPr>
             </w:pPr>
@@ -7550,19 +7468,10 @@
                 <w:rFonts w:ascii="Arial" w:hAnsi="Arial" w:cs="Arial"/>
                 <w:b/>
                 <w:bCs/>
-                <w:lang w:val="es-ES_tradnl"/>
-              </w:rPr>
-              <w:lastRenderedPageBreak/>
-              <w:t>21</w:t>
-            </w:r>
-            <w:r>
-              <w:rPr>
-                <w:rFonts w:ascii="Arial" w:hAnsi="Arial" w:cs="Arial"/>
-                <w:b/>
-                <w:bCs/>
-                <w:lang w:val="es-ES_tradnl"/>
-              </w:rPr>
-              <w:t>.</w:t>
+                <w:color w:val="EE0000"/>
+                <w:lang w:val="es-ES_tradnl"/>
+              </w:rPr>
+              <w:t>21.</w:t>
             </w:r>
           </w:p>
         </w:tc>
@@ -7578,14 +7487,16 @@
                 <w:rFonts w:ascii="Arial" w:hAnsi="Arial" w:cs="Arial"/>
                 <w:b/>
                 <w:bCs/>
-                <w:lang w:val="es-ES_tradnl"/>
-              </w:rPr>
-            </w:pPr>
-            <w:r>
-              <w:rPr>
-                <w:rFonts w:ascii="Arial" w:hAnsi="Arial" w:cs="Arial"/>
-                <w:b/>
-                <w:bCs/>
+                <w:color w:val="EE0000"/>
+                <w:lang w:val="es-ES_tradnl"/>
+              </w:rPr>
+            </w:pPr>
+            <w:r>
+              <w:rPr>
+                <w:rFonts w:ascii="Arial" w:hAnsi="Arial" w:cs="Arial"/>
+                <w:b/>
+                <w:bCs/>
+                <w:color w:val="EE0000"/>
                 <w:lang w:val="es-ES_tradnl"/>
               </w:rPr>
               <w:t>PREGUNTADO, DIGA: ¿</w:t>
@@ -7595,6 +7506,7 @@
                 <w:rFonts w:ascii="Arial" w:hAnsi="Arial" w:cs="Arial"/>
                 <w:b/>
                 <w:bCs/>
+                <w:color w:val="EE0000"/>
                 <w:lang w:val="es-ES_tradnl"/>
               </w:rPr>
               <w:t xml:space="preserve">Si pudo observar si el </w:t>
@@ -7604,6 +7516,7 @@
                 <w:rFonts w:ascii="Arial" w:hAnsi="Arial" w:cs="Arial"/>
                 <w:b/>
                 <w:bCs/>
+                <w:color w:val="EE0000"/>
                 <w:lang w:val="es-ES_tradnl"/>
               </w:rPr>
               <w:t>camión</w:t>
@@ -7613,6 +7526,7 @@
                 <w:rFonts w:ascii="Arial" w:hAnsi="Arial" w:cs="Arial"/>
                 <w:b/>
                 <w:bCs/>
+                <w:color w:val="EE0000"/>
                 <w:lang w:val="es-ES_tradnl"/>
               </w:rPr>
               <w:t xml:space="preserve"> de placa BWC-778</w:t>
@@ -7622,6 +7536,7 @@
                 <w:rFonts w:ascii="Arial" w:hAnsi="Arial" w:cs="Arial"/>
                 <w:b/>
                 <w:bCs/>
+                <w:color w:val="EE0000"/>
                 <w:lang w:val="es-ES_tradnl"/>
               </w:rPr>
               <w:t>, se encontraba ocupando parte de la calzada, o podría precisar en qué parte se encontraba detenido</w:t>
@@ -7631,6 +7546,7 @@
                 <w:rFonts w:ascii="Arial" w:hAnsi="Arial" w:cs="Arial"/>
                 <w:b/>
                 <w:bCs/>
+                <w:color w:val="EE0000"/>
                 <w:lang w:val="es-ES_tradnl"/>
               </w:rPr>
               <w:t>? Dijo:</w:t>
@@ -7640,6 +7556,7 @@
                 <w:rFonts w:ascii="Arial" w:hAnsi="Arial" w:cs="Arial"/>
                 <w:b/>
                 <w:bCs/>
+                <w:color w:val="EE0000"/>
                 <w:lang w:val="es-ES_tradnl"/>
               </w:rPr>
               <w:t xml:space="preserve"> -------------------------------------------</w:t>
@@ -7657,6 +7574,7 @@
               <w:jc w:val="center"/>
               <w:rPr>
                 <w:rFonts w:ascii="Arial" w:hAnsi="Arial" w:cs="Arial"/>
+                <w:color w:val="EE0000"/>
                 <w:lang w:val="es-ES_tradnl"/>
               </w:rPr>
             </w:pPr>
@@ -7672,29 +7590,17 @@
               <w:jc w:val="both"/>
               <w:rPr>
                 <w:rFonts w:ascii="Arial" w:hAnsi="Arial" w:cs="Arial"/>
-                <w:lang w:val="es-ES_tradnl"/>
-              </w:rPr>
-            </w:pPr>
-            <w:r>
-              <w:rPr>
-                <w:rFonts w:ascii="Arial" w:hAnsi="Arial" w:cs="Arial"/>
-                <w:lang w:val="es-ES_tradnl"/>
-              </w:rPr>
-              <w:t xml:space="preserve">---Que, </w:t>
-            </w:r>
-            <w:r>
-              <w:rPr>
-                <w:rFonts w:ascii="Arial" w:hAnsi="Arial" w:cs="Arial"/>
-                <w:lang w:val="es-ES_tradnl"/>
-              </w:rPr>
-              <w:t>fuera de la porción circulable, a tres o cuatro metros de la línea borde de la calzada, ocupando la zona de tierra del lado derecho de la vía</w:t>
-            </w:r>
-            <w:r>
-              <w:rPr>
-                <w:rFonts w:ascii="Arial" w:hAnsi="Arial" w:cs="Arial"/>
-                <w:lang w:val="es-ES_tradnl"/>
-              </w:rPr>
-              <w:t>. ----------</w:t>
+                <w:color w:val="EE0000"/>
+                <w:lang w:val="es-ES_tradnl"/>
+              </w:rPr>
+            </w:pPr>
+            <w:r>
+              <w:rPr>
+                <w:rFonts w:ascii="Arial" w:hAnsi="Arial" w:cs="Arial"/>
+                <w:color w:val="EE0000"/>
+                <w:lang w:val="es-ES_tradnl"/>
+              </w:rPr>
+              <w:t>---Que, . ----------</w:t>
             </w:r>
           </w:p>
         </w:tc>
@@ -7710,6 +7616,7 @@
               <w:jc w:val="center"/>
               <w:rPr>
                 <w:rFonts w:ascii="Arial" w:hAnsi="Arial" w:cs="Arial"/>
+                <w:color w:val="EE0000"/>
                 <w:lang w:val="es-ES_tradnl"/>
               </w:rPr>
             </w:pPr>
@@ -7723,6 +7630,7 @@
             <w:pPr>
               <w:rPr>
                 <w:rFonts w:ascii="Arial" w:hAnsi="Arial" w:cs="Arial"/>
+                <w:color w:val="EE0000"/>
                 <w:lang w:val="es-ES_tradnl"/>
               </w:rPr>
             </w:pPr>
@@ -7736,6 +7644,7 @@
             <w:pPr>
               <w:rPr>
                 <w:rFonts w:ascii="Arial" w:hAnsi="Arial" w:cs="Arial"/>
+                <w:color w:val="EE0000"/>
                 <w:lang w:val="es-ES_tradnl"/>
               </w:rPr>
             </w:pPr>
@@ -7749,6 +7658,7 @@
             <w:pPr>
               <w:rPr>
                 <w:rFonts w:ascii="Arial" w:hAnsi="Arial" w:cs="Arial"/>
+                <w:color w:val="EE0000"/>
                 <w:lang w:val="es-ES_tradnl"/>
               </w:rPr>
             </w:pPr>
@@ -7762,6 +7672,7 @@
             <w:pPr>
               <w:rPr>
                 <w:rFonts w:ascii="Arial" w:hAnsi="Arial" w:cs="Arial"/>
+                <w:color w:val="EE0000"/>
                 <w:lang w:val="es-ES_tradnl"/>
               </w:rPr>
             </w:pPr>
@@ -7775,6 +7686,7 @@
             <w:pPr>
               <w:rPr>
                 <w:rFonts w:ascii="Arial" w:hAnsi="Arial" w:cs="Arial"/>
+                <w:color w:val="EE0000"/>
                 <w:lang w:val="es-ES_tradnl"/>
               </w:rPr>
             </w:pPr>
@@ -7788,6 +7700,7 @@
             <w:pPr>
               <w:rPr>
                 <w:rFonts w:ascii="Arial" w:hAnsi="Arial" w:cs="Arial"/>
+                <w:color w:val="EE0000"/>
                 <w:lang w:val="es-ES_tradnl"/>
               </w:rPr>
             </w:pPr>
@@ -7801,6 +7714,7 @@
             <w:pPr>
               <w:rPr>
                 <w:rFonts w:ascii="Arial" w:hAnsi="Arial" w:cs="Arial"/>
+                <w:color w:val="EE0000"/>
                 <w:lang w:val="es-ES_tradnl"/>
               </w:rPr>
             </w:pPr>
@@ -7814,6 +7728,7 @@
             <w:pPr>
               <w:rPr>
                 <w:rFonts w:ascii="Arial" w:hAnsi="Arial" w:cs="Arial"/>
+                <w:color w:val="EE0000"/>
                 <w:lang w:val="es-ES_tradnl"/>
               </w:rPr>
             </w:pPr>
@@ -7827,6 +7742,7 @@
             <w:pPr>
               <w:rPr>
                 <w:rFonts w:ascii="Arial" w:hAnsi="Arial" w:cs="Arial"/>
+                <w:color w:val="EE0000"/>
                 <w:lang w:val="es-ES_tradnl"/>
               </w:rPr>
             </w:pPr>
@@ -7845,26 +7761,20 @@
                 <w:rFonts w:ascii="Arial" w:hAnsi="Arial" w:cs="Arial"/>
                 <w:b/>
                 <w:bCs/>
-                <w:lang w:val="es-ES_tradnl"/>
-              </w:rPr>
-            </w:pPr>
-            <w:r>
-              <w:rPr>
-                <w:rFonts w:ascii="Arial" w:hAnsi="Arial" w:cs="Arial"/>
-                <w:b/>
-                <w:bCs/>
-                <w:lang w:val="es-ES_tradnl"/>
-              </w:rPr>
-              <w:t>21</w:t>
-            </w:r>
-            <w:r>
-              <w:rPr>
-                <w:rFonts w:ascii="Arial" w:hAnsi="Arial" w:cs="Arial"/>
-                <w:b/>
-                <w:bCs/>
-                <w:lang w:val="es-ES_tradnl"/>
-              </w:rPr>
-              <w:t>.</w:t>
+                <w:color w:val="EE0000"/>
+                <w:lang w:val="es-ES_tradnl"/>
+              </w:rPr>
+            </w:pPr>
+            <w:r>
+              <w:rPr>
+                <w:rFonts w:ascii="Arial" w:hAnsi="Arial" w:cs="Arial"/>
+                <w:b/>
+                <w:bCs/>
+                <w:color w:val="EE0000"/>
+                <w:lang w:val="es-ES_tradnl"/>
+              </w:rPr>
+              <w:lastRenderedPageBreak/>
+              <w:t>21.</w:t>
             </w:r>
           </w:p>
         </w:tc>
@@ -7880,14 +7790,16 @@
                 <w:rFonts w:ascii="Arial" w:hAnsi="Arial" w:cs="Arial"/>
                 <w:b/>
                 <w:bCs/>
-                <w:lang w:val="es-ES_tradnl"/>
-              </w:rPr>
-            </w:pPr>
-            <w:r>
-              <w:rPr>
-                <w:rFonts w:ascii="Arial" w:hAnsi="Arial" w:cs="Arial"/>
-                <w:b/>
-                <w:bCs/>
+                <w:color w:val="EE0000"/>
+                <w:lang w:val="es-ES_tradnl"/>
+              </w:rPr>
+            </w:pPr>
+            <w:r>
+              <w:rPr>
+                <w:rFonts w:ascii="Arial" w:hAnsi="Arial" w:cs="Arial"/>
+                <w:b/>
+                <w:bCs/>
+                <w:color w:val="EE0000"/>
                 <w:lang w:val="es-ES_tradnl"/>
               </w:rPr>
               <w:t>PREGUNTADO, DIGA: ¿Tiene algo más que agregar o modificar a lo manifestado? Dijo:</w:t>
@@ -7905,6 +7817,7 @@
               <w:jc w:val="center"/>
               <w:rPr>
                 <w:rFonts w:ascii="Arial" w:hAnsi="Arial" w:cs="Arial"/>
+                <w:color w:val="EE0000"/>
                 <w:lang w:val="es-ES_tradnl"/>
               </w:rPr>
             </w:pPr>
@@ -7920,12 +7833,14 @@
               <w:jc w:val="both"/>
               <w:rPr>
                 <w:rFonts w:ascii="Arial" w:hAnsi="Arial" w:cs="Arial"/>
-                <w:lang w:val="es-ES_tradnl"/>
-              </w:rPr>
-            </w:pPr>
-            <w:r>
-              <w:rPr>
-                <w:rFonts w:ascii="Arial" w:hAnsi="Arial" w:cs="Arial"/>
+                <w:color w:val="EE0000"/>
+                <w:lang w:val="es-ES_tradnl"/>
+              </w:rPr>
+            </w:pPr>
+            <w:r>
+              <w:rPr>
+                <w:rFonts w:ascii="Arial" w:hAnsi="Arial" w:cs="Arial"/>
+                <w:color w:val="EE0000"/>
                 <w:lang w:val="es-ES_tradnl"/>
               </w:rPr>
               <w:t>---Que, no. --------------------------------------------------------------------------------------</w:t>
@@ -7943,6 +7858,7 @@
               <w:jc w:val="center"/>
               <w:rPr>
                 <w:rFonts w:ascii="Arial" w:hAnsi="Arial" w:cs="Arial"/>
+                <w:color w:val="EE0000"/>
                 <w:lang w:val="es-ES_tradnl"/>
               </w:rPr>
             </w:pPr>
@@ -7958,6 +7874,7 @@
               <w:jc w:val="both"/>
               <w:rPr>
                 <w:rFonts w:ascii="Arial" w:hAnsi="Arial" w:cs="Arial"/>
+                <w:color w:val="EE0000"/>
                 <w:lang w:val="es-ES_tradnl"/>
               </w:rPr>
             </w:pPr>
@@ -7976,12 +7893,14 @@
               <w:jc w:val="both"/>
               <w:rPr>
                 <w:rFonts w:ascii="Arial" w:hAnsi="Arial" w:cs="Arial"/>
-                <w:lang w:val="es-ES_tradnl"/>
-              </w:rPr>
-            </w:pPr>
-            <w:r>
-              <w:rPr>
-                <w:rFonts w:ascii="Arial" w:hAnsi="Arial" w:cs="Arial"/>
+                <w:color w:val="EE0000"/>
+                <w:lang w:val="es-ES_tradnl"/>
+              </w:rPr>
+            </w:pPr>
+            <w:r>
+              <w:rPr>
+                <w:rFonts w:ascii="Arial" w:hAnsi="Arial" w:cs="Arial"/>
+                <w:color w:val="EE0000"/>
                 <w:lang w:val="es-ES_tradnl"/>
               </w:rPr>
               <w:t xml:space="preserve">Con lo que se concluyó siendo las </w:t>
@@ -7989,13 +7908,15 @@
             <w:r>
               <w:rPr>
                 <w:rFonts w:ascii="Arial" w:hAnsi="Arial" w:cs="Arial"/>
-                <w:lang w:val="es-ES_tradnl"/>
-              </w:rPr>
-              <w:t>15:45</w:t>
-            </w:r>
-            <w:r>
-              <w:rPr>
-                <w:rFonts w:ascii="Arial" w:hAnsi="Arial" w:cs="Arial"/>
+                <w:color w:val="EE0000"/>
+                <w:lang w:val="es-ES_tradnl"/>
+              </w:rPr>
+              <w:t>XX:XX</w:t>
+            </w:r>
+            <w:r>
+              <w:rPr>
+                <w:rFonts w:ascii="Arial" w:hAnsi="Arial" w:cs="Arial"/>
+                <w:color w:val="EE0000"/>
                 <w:lang w:val="es-ES_tradnl"/>
               </w:rPr>
               <w:t xml:space="preserve"> horas del mismo día y una vez leída, que fue mi presente manifestación, la firmo e imprimo mi índice derecho en señal de conformidad, en presencia del Representante del Ministerio Público. -----------------</w:t>
@@ -8014,6 +7935,7 @@
               <w:jc w:val="center"/>
               <w:rPr>
                 <w:rFonts w:ascii="Arial" w:hAnsi="Arial" w:cs="Arial"/>
+                <w:color w:val="EE0000"/>
                 <w:lang w:val="es-ES_tradnl"/>
               </w:rPr>
             </w:pPr>
@@ -8027,6 +7949,7 @@
             <w:pPr>
               <w:rPr>
                 <w:rFonts w:ascii="Arial" w:hAnsi="Arial" w:cs="Arial"/>
+                <w:color w:val="EE0000"/>
                 <w:lang w:val="es-ES_tradnl"/>
               </w:rPr>
             </w:pPr>
@@ -8040,6 +7963,7 @@
             <w:pPr>
               <w:rPr>
                 <w:rFonts w:ascii="Arial" w:hAnsi="Arial" w:cs="Arial"/>
+                <w:color w:val="EE0000"/>
                 <w:lang w:val="es-ES_tradnl"/>
               </w:rPr>
             </w:pPr>
@@ -8053,6 +7977,7 @@
             <w:pPr>
               <w:rPr>
                 <w:rFonts w:ascii="Arial" w:hAnsi="Arial" w:cs="Arial"/>
+                <w:color w:val="EE0000"/>
                 <w:lang w:val="es-ES_tradnl"/>
               </w:rPr>
             </w:pPr>
@@ -8066,6 +7991,7 @@
             <w:pPr>
               <w:rPr>
                 <w:rFonts w:ascii="Arial" w:hAnsi="Arial" w:cs="Arial"/>
+                <w:color w:val="EE0000"/>
                 <w:lang w:val="es-ES_tradnl"/>
               </w:rPr>
             </w:pPr>
@@ -8079,6 +8005,7 @@
             <w:pPr>
               <w:rPr>
                 <w:rFonts w:ascii="Arial" w:hAnsi="Arial" w:cs="Arial"/>
+                <w:color w:val="EE0000"/>
                 <w:lang w:val="es-ES_tradnl"/>
               </w:rPr>
             </w:pPr>
@@ -8092,6 +8019,7 @@
             <w:pPr>
               <w:rPr>
                 <w:rFonts w:ascii="Arial" w:hAnsi="Arial" w:cs="Arial"/>
+                <w:color w:val="EE0000"/>
                 <w:lang w:val="es-ES_tradnl"/>
               </w:rPr>
             </w:pPr>
@@ -8105,6 +8033,7 @@
             <w:pPr>
               <w:rPr>
                 <w:rFonts w:ascii="Arial" w:hAnsi="Arial" w:cs="Arial"/>
+                <w:color w:val="EE0000"/>
                 <w:lang w:val="es-ES_tradnl"/>
               </w:rPr>
             </w:pPr>
@@ -8118,6 +8047,7 @@
             <w:pPr>
               <w:rPr>
                 <w:rFonts w:ascii="Arial" w:hAnsi="Arial" w:cs="Arial"/>
+                <w:color w:val="EE0000"/>
                 <w:lang w:val="es-ES_tradnl"/>
               </w:rPr>
             </w:pPr>
@@ -8131,6 +8061,7 @@
             <w:pPr>
               <w:rPr>
                 <w:rFonts w:ascii="Arial" w:hAnsi="Arial" w:cs="Arial"/>
+                <w:color w:val="EE0000"/>
                 <w:lang w:val="es-ES_tradnl"/>
               </w:rPr>
             </w:pPr>
@@ -8142,6 +8073,7 @@
       <w:pPr>
         <w:rPr>
           <w:rFonts w:ascii="Arial" w:hAnsi="Arial" w:cs="Arial"/>
+          <w:color w:val="EE0000"/>
           <w:lang w:val="es-ES_tradnl"/>
         </w:rPr>
       </w:pPr>
@@ -8151,12 +8083,14 @@
         <w:ind w:firstLine="708"/>
         <w:rPr>
           <w:rFonts w:ascii="Arial" w:hAnsi="Arial" w:cs="Arial"/>
+          <w:color w:val="EE0000"/>
           <w:lang w:val="es-ES_tradnl"/>
         </w:rPr>
       </w:pPr>
       <w:r>
         <w:rPr>
           <w:rFonts w:ascii="Arial" w:hAnsi="Arial" w:cs="Arial"/>
+          <w:color w:val="EE0000"/>
           <w:lang w:val="es-ES_tradnl"/>
         </w:rPr>
         <w:t>EL INSTRUCTOR</w:t>
@@ -8164,6 +8098,7 @@
       <w:r>
         <w:rPr>
           <w:rFonts w:ascii="Arial" w:hAnsi="Arial" w:cs="Arial"/>
+          <w:color w:val="EE0000"/>
           <w:lang w:val="es-ES_tradnl"/>
         </w:rPr>
         <w:tab/>
@@ -8171,6 +8106,7 @@
       <w:r>
         <w:rPr>
           <w:rFonts w:ascii="Arial" w:hAnsi="Arial" w:cs="Arial"/>
+          <w:color w:val="EE0000"/>
           <w:lang w:val="es-ES_tradnl"/>
         </w:rPr>
         <w:tab/>
@@ -8178,6 +8114,7 @@
       <w:r>
         <w:rPr>
           <w:rFonts w:ascii="Arial" w:hAnsi="Arial" w:cs="Arial"/>
+          <w:color w:val="EE0000"/>
           <w:lang w:val="es-ES_tradnl"/>
         </w:rPr>
         <w:tab/>
@@ -8185,6 +8122,7 @@
       <w:r>
         <w:rPr>
           <w:rFonts w:ascii="Arial" w:hAnsi="Arial" w:cs="Arial"/>
+          <w:color w:val="EE0000"/>
           <w:lang w:val="es-ES_tradnl"/>
         </w:rPr>
         <w:tab/>
@@ -8192,6 +8130,7 @@
       <w:r>
         <w:rPr>
           <w:rFonts w:ascii="Arial" w:hAnsi="Arial" w:cs="Arial"/>
+          <w:color w:val="EE0000"/>
           <w:lang w:val="es-ES_tradnl"/>
         </w:rPr>
         <w:tab/>
@@ -8199,6 +8138,7 @@
       <w:r>
         <w:rPr>
           <w:rFonts w:ascii="Arial" w:hAnsi="Arial" w:cs="Arial"/>
+          <w:color w:val="EE0000"/>
           <w:lang w:val="es-ES_tradnl"/>
         </w:rPr>
         <w:tab/>
@@ -8209,6 +8149,7 @@
       <w:pPr>
         <w:rPr>
           <w:rFonts w:ascii="Arial" w:hAnsi="Arial" w:cs="Arial"/>
+          <w:color w:val="EE0000"/>
           <w:lang w:val="es-ES_tradnl"/>
         </w:rPr>
       </w:pPr>
@@ -8217,6 +8158,7 @@
       <w:pPr>
         <w:rPr>
           <w:rFonts w:ascii="Arial" w:hAnsi="Arial" w:cs="Arial"/>
+          <w:color w:val="EE0000"/>
           <w:lang w:val="es-ES_tradnl"/>
         </w:rPr>
       </w:pPr>
@@ -8228,6 +8170,7 @@
         </w:tabs>
         <w:rPr>
           <w:rFonts w:ascii="Arial" w:hAnsi="Arial" w:cs="Arial"/>
+          <w:color w:val="EE0000"/>
           <w:lang w:val="es-ES_tradnl"/>
         </w:rPr>
       </w:pPr>
@@ -8235,6 +8178,7 @@
         <w:rPr>
           <w:rFonts w:ascii="Arial" w:hAnsi="Arial" w:cs="Arial"/>
           <w:noProof/>
+          <w:color w:val="EE0000"/>
           <w:lang w:val="es-ES_tradnl"/>
         </w:rPr>
         <mc:AlternateContent>
@@ -8531,6 +8475,7 @@
         <w:rPr>
           <w:rFonts w:ascii="Arial" w:hAnsi="Arial" w:cs="Arial"/>
           <w:noProof/>
+          <w:color w:val="EE0000"/>
           <w:lang w:val="es-ES_tradnl"/>
         </w:rPr>
         <mc:AlternateContent>
@@ -8784,6 +8729,7 @@
       <w:r>
         <w:rPr>
           <w:rFonts w:ascii="Arial" w:hAnsi="Arial" w:cs="Arial"/>
+          <w:color w:val="EE0000"/>
           <w:lang w:val="es-ES_tradnl"/>
         </w:rPr>
         <w:t xml:space="preserve">                                                                                    </w:t>
@@ -8793,6 +8739,7 @@
       <w:pPr>
         <w:rPr>
           <w:rFonts w:ascii="Arial" w:hAnsi="Arial" w:cs="Arial"/>
+          <w:color w:val="EE0000"/>
           <w:lang w:val="es-ES_tradnl"/>
         </w:rPr>
       </w:pPr>
@@ -8801,6 +8748,7 @@
       <w:pPr>
         <w:rPr>
           <w:rFonts w:ascii="Arial" w:hAnsi="Arial" w:cs="Arial"/>
+          <w:color w:val="EE0000"/>
           <w:lang w:val="es-ES_tradnl"/>
         </w:rPr>
       </w:pPr>
@@ -8809,6 +8757,7 @@
       <w:pPr>
         <w:rPr>
           <w:rFonts w:ascii="Arial" w:hAnsi="Arial" w:cs="Arial"/>
+          <w:color w:val="EE0000"/>
           <w:lang w:val="es-ES_tradnl"/>
         </w:rPr>
       </w:pPr>
@@ -8817,6 +8766,7 @@
       <w:pPr>
         <w:rPr>
           <w:rFonts w:ascii="Arial" w:hAnsi="Arial" w:cs="Arial"/>
+          <w:color w:val="EE0000"/>
           <w:lang w:val="es-ES_tradnl"/>
         </w:rPr>
       </w:pPr>
@@ -8825,6 +8775,7 @@
       <w:pPr>
         <w:rPr>
           <w:rFonts w:ascii="Arial" w:hAnsi="Arial" w:cs="Arial"/>
+          <w:color w:val="EE0000"/>
           <w:lang w:val="es-ES_tradnl"/>
         </w:rPr>
       </w:pPr>
@@ -8833,6 +8784,7 @@
       <w:pPr>
         <w:rPr>
           <w:rFonts w:ascii="Arial" w:hAnsi="Arial" w:cs="Arial"/>
+          <w:color w:val="EE0000"/>
           <w:lang w:val="es-ES_tradnl"/>
         </w:rPr>
       </w:pPr>
@@ -8845,12 +8797,14 @@
         <w:jc w:val="center"/>
         <w:rPr>
           <w:rFonts w:ascii="Arial" w:hAnsi="Arial" w:cs="Arial"/>
+          <w:color w:val="EE0000"/>
           <w:lang w:val="es-ES_tradnl"/>
         </w:rPr>
       </w:pPr>
       <w:r>
         <w:rPr>
           <w:rFonts w:ascii="Arial" w:hAnsi="Arial" w:cs="Arial"/>
+          <w:color w:val="EE0000"/>
           <w:lang w:val="es-ES_tradnl"/>
         </w:rPr>
         <w:t>RR.PP.MM</w:t>
@@ -8916,7 +8870,7 @@
         <w:noProof/>
         <w:lang w:val="es-PE" w:eastAsia="es-PE"/>
       </w:rPr>
-      <w:pict w14:anchorId="189A5773">
+      <w:pict w14:anchorId="028E2E80">
         <v:shapetype id="_x0000_t75" coordsize="21600,21600" o:spt="75" o:preferrelative="t" path="m@4@5l@4@11@9@11@9@5xe" filled="f" stroked="f">
           <v:stroke joinstyle="miter"/>
           <v:formulas>
@@ -8936,7 +8890,7 @@
           <v:path o:extrusionok="f" gradientshapeok="t" o:connecttype="rect"/>
           <o:lock v:ext="edit" aspectratio="t"/>
         </v:shapetype>
-        <v:shape id="WordPictureWatermark219915877" o:spid="_x0000_s6145" type="#_x0000_t75" alt="UIAT" style="position:absolute;margin-left:0;margin-top:0;width:452.4pt;height:381.7pt;z-index:-251658752;mso-wrap-edited:f;mso-position-horizontal:center;mso-position-horizontal-relative:margin;mso-position-vertical:center;mso-position-vertical-relative:margin" o:allowincell="f">
+        <v:shape id="WordPictureWatermark219915877" o:spid="_x0000_s1025" type="#_x0000_t75" alt="UIAT" style="position:absolute;margin-left:0;margin-top:0;width:452.4pt;height:381.7pt;z-index:-251658752;mso-wrap-edited:f;mso-width-percent:0;mso-height-percent:0;mso-position-horizontal:center;mso-position-horizontal-relative:margin;mso-position-vertical:center;mso-position-vertical-relative:margin;mso-width-percent:0;mso-height-percent:0" o:allowincell="f">
           <v:imagedata r:id="rId1" o:title="UIAT" gain="19661f" blacklevel="22938f"/>
           <w10:wrap anchorx="margin" anchory="margin"/>
         </v:shape>
